--- a/docs/SYSTEM.docx
+++ b/docs/SYSTEM.docx
@@ -54,7 +54,7 @@
           <w:sz w:val="20"/>
           <w:szCs w:val="20"/>
         </w:rPr>
-        <w:t xml:space="preserve">Generated 2026-05-17 09:10:37 UTC</w:t>
+        <w:t xml:space="preserve">Generated 2026-05-17 14:51:43 UTC</w:t>
       </w:r>
     </w:p>
     <w:p>
@@ -255,7 +255,7 @@
               <w:spacing w:after="40"/>
             </w:pPr>
             <w:r>
-              <w:t xml:space="preserve">4</w:t>
+              <w:t xml:space="preserve">6</w:t>
             </w:r>
           </w:p>
         </w:tc>
@@ -299,7 +299,7 @@
               <w:spacing w:after="40"/>
             </w:pPr>
             <w:r>
-              <w:t xml:space="preserve">13</w:t>
+              <w:t xml:space="preserve">15</w:t>
             </w:r>
           </w:p>
         </w:tc>
@@ -343,7 +343,7 @@
               <w:spacing w:after="40"/>
             </w:pPr>
             <w:r>
-              <w:t xml:space="preserve">1</w:t>
+              <w:t xml:space="preserve">2</w:t>
             </w:r>
           </w:p>
         </w:tc>
@@ -362,7 +362,7 @@
         <w:spacing w:after="120"/>
       </w:pPr>
       <w:r>
-        <w:t xml:space="preserve">Plus 48 explicit relationships between them, 4 named data flows, and 7 impact-analysis entries.</w:t>
+        <w:t xml:space="preserve">Plus 63 explicit relationships between them, 5 named data flows, and 10 impact-analysis entries.</w:t>
       </w:r>
     </w:p>
     <w:p>
@@ -1105,6 +1105,34 @@
           <w:sz w:val="18"/>
           <w:szCs w:val="18"/>
         </w:rPr>
+        <w:t xml:space="preserve">    vibe-fleet["vibe-fleet (cli-tool)"]</w:t>
+      </w:r>
+    </w:p>
+    <w:p>
+      <w:pPr>
+        <w:shd w:fill="F5F5F5" w:color="F5F5F5" w:val="solid"/>
+        <w:spacing w:after="0"/>
+      </w:pPr>
+      <w:r>
+        <w:rPr>
+          <w:rFonts w:ascii="Consolas" w:cs="Consolas" w:eastAsia="Consolas" w:hAnsi="Consolas"/>
+          <w:sz w:val="18"/>
+          <w:szCs w:val="18"/>
+        </w:rPr>
+        <w:t xml:space="preserve">    vibe-patterns["vibe-patterns (cli-tool)"]</w:t>
+      </w:r>
+    </w:p>
+    <w:p>
+      <w:pPr>
+        <w:shd w:fill="F5F5F5" w:color="F5F5F5" w:val="solid"/>
+        <w:spacing w:after="0"/>
+      </w:pPr>
+      <w:r>
+        <w:rPr>
+          <w:rFonts w:ascii="Consolas" w:cs="Consolas" w:eastAsia="Consolas" w:hAnsi="Consolas"/>
+          <w:sz w:val="18"/>
+          <w:szCs w:val="18"/>
+        </w:rPr>
         <w:t xml:space="preserve">    skill_migrate["skill:migrate (skill)"]</w:t>
       </w:r>
     </w:p>
@@ -1455,6 +1483,48 @@
           <w:sz w:val="18"/>
           <w:szCs w:val="18"/>
         </w:rPr>
+        <w:t xml:space="preserve">    art_fleet-config["art:fleet-config (config)"]</w:t>
+      </w:r>
+    </w:p>
+    <w:p>
+      <w:pPr>
+        <w:shd w:fill="F5F5F5" w:color="F5F5F5" w:val="solid"/>
+        <w:spacing w:after="0"/>
+      </w:pPr>
+      <w:r>
+        <w:rPr>
+          <w:rFonts w:ascii="Consolas" w:cs="Consolas" w:eastAsia="Consolas" w:hAnsi="Consolas"/>
+          <w:sz w:val="18"/>
+          <w:szCs w:val="18"/>
+        </w:rPr>
+        <w:t xml:space="preserve">    art_fleet-doc["art:fleet-doc (artifact)"]</w:t>
+      </w:r>
+    </w:p>
+    <w:p>
+      <w:pPr>
+        <w:shd w:fill="F5F5F5" w:color="F5F5F5" w:val="solid"/>
+        <w:spacing w:after="0"/>
+      </w:pPr>
+      <w:r>
+        <w:rPr>
+          <w:rFonts w:ascii="Consolas" w:cs="Consolas" w:eastAsia="Consolas" w:hAnsi="Consolas"/>
+          <w:sz w:val="18"/>
+          <w:szCs w:val="18"/>
+        </w:rPr>
+        <w:t xml:space="preserve">    art_vibe-patterns["art:vibe-patterns (artifact)"]</w:t>
+      </w:r>
+    </w:p>
+    <w:p>
+      <w:pPr>
+        <w:shd w:fill="F5F5F5" w:color="F5F5F5" w:val="solid"/>
+        <w:spacing w:after="0"/>
+      </w:pPr>
+      <w:r>
+        <w:rPr>
+          <w:rFonts w:ascii="Consolas" w:cs="Consolas" w:eastAsia="Consolas" w:hAnsi="Consolas"/>
+          <w:sz w:val="18"/>
+          <w:szCs w:val="18"/>
+        </w:rPr>
         <w:t xml:space="preserve">    developer --&gt;|invokes| vibe-extractor</w:t>
       </w:r>
     </w:p>
@@ -2114,6 +2184,216 @@
           <w:szCs w:val="18"/>
         </w:rPr>
         <w:t xml:space="preserve">    vibe-toolkit-doc --&gt;|depends-on| docx</w:t>
+      </w:r>
+    </w:p>
+    <w:p>
+      <w:pPr>
+        <w:shd w:fill="F5F5F5" w:color="F5F5F5" w:val="solid"/>
+        <w:spacing w:after="0"/>
+      </w:pPr>
+      <w:r>
+        <w:rPr>
+          <w:rFonts w:ascii="Consolas" w:cs="Consolas" w:eastAsia="Consolas" w:hAnsi="Consolas"/>
+          <w:sz w:val="18"/>
+          <w:szCs w:val="18"/>
+        </w:rPr>
+        <w:t xml:space="preserve">    developer --&gt;|invokes| vibe-fleet</w:t>
+      </w:r>
+    </w:p>
+    <w:p>
+      <w:pPr>
+        <w:shd w:fill="F5F5F5" w:color="F5F5F5" w:val="solid"/>
+        <w:spacing w:after="0"/>
+      </w:pPr>
+      <w:r>
+        <w:rPr>
+          <w:rFonts w:ascii="Consolas" w:cs="Consolas" w:eastAsia="Consolas" w:hAnsi="Consolas"/>
+          <w:sz w:val="18"/>
+          <w:szCs w:val="18"/>
+        </w:rPr>
+        <w:t xml:space="preserve">    vibe-fleet --&gt;|writes| art_fleet-config</w:t>
+      </w:r>
+    </w:p>
+    <w:p>
+      <w:pPr>
+        <w:shd w:fill="F5F5F5" w:color="F5F5F5" w:val="solid"/>
+        <w:spacing w:after="0"/>
+      </w:pPr>
+      <w:r>
+        <w:rPr>
+          <w:rFonts w:ascii="Consolas" w:cs="Consolas" w:eastAsia="Consolas" w:hAnsi="Consolas"/>
+          <w:sz w:val="18"/>
+          <w:szCs w:val="18"/>
+        </w:rPr>
+        <w:t xml:space="preserve">    vibe-fleet --&gt;|reads| art_vibe-history</w:t>
+      </w:r>
+    </w:p>
+    <w:p>
+      <w:pPr>
+        <w:shd w:fill="F5F5F5" w:color="F5F5F5" w:val="solid"/>
+        <w:spacing w:after="0"/>
+      </w:pPr>
+      <w:r>
+        <w:rPr>
+          <w:rFonts w:ascii="Consolas" w:cs="Consolas" w:eastAsia="Consolas" w:hAnsi="Consolas"/>
+          <w:sz w:val="18"/>
+          <w:szCs w:val="18"/>
+        </w:rPr>
+        <w:t xml:space="preserve">    vibe-fleet --&gt;|reads| art_vibe-pending-update</w:t>
+      </w:r>
+    </w:p>
+    <w:p>
+      <w:pPr>
+        <w:shd w:fill="F5F5F5" w:color="F5F5F5" w:val="solid"/>
+        <w:spacing w:after="0"/>
+      </w:pPr>
+      <w:r>
+        <w:rPr>
+          <w:rFonts w:ascii="Consolas" w:cs="Consolas" w:eastAsia="Consolas" w:hAnsi="Consolas"/>
+          <w:sz w:val="18"/>
+          <w:szCs w:val="18"/>
+        </w:rPr>
+        <w:t xml:space="preserve">    vibe-fleet --&gt;|reads| art_vibe-migration</w:t>
+      </w:r>
+    </w:p>
+    <w:p>
+      <w:pPr>
+        <w:shd w:fill="F5F5F5" w:color="F5F5F5" w:val="solid"/>
+        <w:spacing w:after="0"/>
+      </w:pPr>
+      <w:r>
+        <w:rPr>
+          <w:rFonts w:ascii="Consolas" w:cs="Consolas" w:eastAsia="Consolas" w:hAnsi="Consolas"/>
+          <w:sz w:val="18"/>
+          <w:szCs w:val="18"/>
+        </w:rPr>
+        <w:t xml:space="preserve">    vibe-fleet --&gt;|reads| art_power-config</w:t>
+      </w:r>
+    </w:p>
+    <w:p>
+      <w:pPr>
+        <w:shd w:fill="F5F5F5" w:color="F5F5F5" w:val="solid"/>
+        <w:spacing w:after="0"/>
+      </w:pPr>
+      <w:r>
+        <w:rPr>
+          <w:rFonts w:ascii="Consolas" w:cs="Consolas" w:eastAsia="Consolas" w:hAnsi="Consolas"/>
+          <w:sz w:val="18"/>
+          <w:szCs w:val="18"/>
+        </w:rPr>
+        <w:t xml:space="preserve">    vibe-fleet --&gt;|reads| art_context</w:t>
+      </w:r>
+    </w:p>
+    <w:p>
+      <w:pPr>
+        <w:shd w:fill="F5F5F5" w:color="F5F5F5" w:val="solid"/>
+        <w:spacing w:after="0"/>
+      </w:pPr>
+      <w:r>
+        <w:rPr>
+          <w:rFonts w:ascii="Consolas" w:cs="Consolas" w:eastAsia="Consolas" w:hAnsi="Consolas"/>
+          <w:sz w:val="18"/>
+          <w:szCs w:val="18"/>
+        </w:rPr>
+        <w:t xml:space="preserve">    vibe-fleet --&gt;|invokes| vibe-extractor</w:t>
+      </w:r>
+    </w:p>
+    <w:p>
+      <w:pPr>
+        <w:shd w:fill="F5F5F5" w:color="F5F5F5" w:val="solid"/>
+        <w:spacing w:after="0"/>
+      </w:pPr>
+      <w:r>
+        <w:rPr>
+          <w:rFonts w:ascii="Consolas" w:cs="Consolas" w:eastAsia="Consolas" w:hAnsi="Consolas"/>
+          <w:sz w:val="18"/>
+          <w:szCs w:val="18"/>
+        </w:rPr>
+        <w:t xml:space="preserve">    vibe-fleet --&gt;|invokes| vibe-verifier</w:t>
+      </w:r>
+    </w:p>
+    <w:p>
+      <w:pPr>
+        <w:shd w:fill="F5F5F5" w:color="F5F5F5" w:val="solid"/>
+        <w:spacing w:after="0"/>
+      </w:pPr>
+      <w:r>
+        <w:rPr>
+          <w:rFonts w:ascii="Consolas" w:cs="Consolas" w:eastAsia="Consolas" w:hAnsi="Consolas"/>
+          <w:sz w:val="18"/>
+          <w:szCs w:val="18"/>
+        </w:rPr>
+        <w:t xml:space="preserve">    vibe-fleet --&gt;|writes| art_fleet-doc</w:t>
+      </w:r>
+    </w:p>
+    <w:p>
+      <w:pPr>
+        <w:shd w:fill="F5F5F5" w:color="F5F5F5" w:val="solid"/>
+        <w:spacing w:after="0"/>
+      </w:pPr>
+      <w:r>
+        <w:rPr>
+          <w:rFonts w:ascii="Consolas" w:cs="Consolas" w:eastAsia="Consolas" w:hAnsi="Consolas"/>
+          <w:sz w:val="18"/>
+          <w:szCs w:val="18"/>
+        </w:rPr>
+        <w:t xml:space="preserve">    vibe-fleet --&gt;|depends-on| docx</w:t>
+      </w:r>
+    </w:p>
+    <w:p>
+      <w:pPr>
+        <w:shd w:fill="F5F5F5" w:color="F5F5F5" w:val="solid"/>
+        <w:spacing w:after="0"/>
+      </w:pPr>
+      <w:r>
+        <w:rPr>
+          <w:rFonts w:ascii="Consolas" w:cs="Consolas" w:eastAsia="Consolas" w:hAnsi="Consolas"/>
+          <w:sz w:val="18"/>
+          <w:szCs w:val="18"/>
+        </w:rPr>
+        <w:t xml:space="preserve">    developer --&gt;|invokes| vibe-patterns</w:t>
+      </w:r>
+    </w:p>
+    <w:p>
+      <w:pPr>
+        <w:shd w:fill="F5F5F5" w:color="F5F5F5" w:val="solid"/>
+        <w:spacing w:after="0"/>
+      </w:pPr>
+      <w:r>
+        <w:rPr>
+          <w:rFonts w:ascii="Consolas" w:cs="Consolas" w:eastAsia="Consolas" w:hAnsi="Consolas"/>
+          <w:sz w:val="18"/>
+          <w:szCs w:val="18"/>
+        </w:rPr>
+        <w:t xml:space="preserve">    vibe-patterns --&gt;|reads| art_vibe-patterns</w:t>
+      </w:r>
+    </w:p>
+    <w:p>
+      <w:pPr>
+        <w:shd w:fill="F5F5F5" w:color="F5F5F5" w:val="solid"/>
+        <w:spacing w:after="0"/>
+      </w:pPr>
+      <w:r>
+        <w:rPr>
+          <w:rFonts w:ascii="Consolas" w:cs="Consolas" w:eastAsia="Consolas" w:hAnsi="Consolas"/>
+          <w:sz w:val="18"/>
+          <w:szCs w:val="18"/>
+        </w:rPr>
+        <w:t xml:space="preserve">    vibe-patterns --&gt;|writes| art_adrs</w:t>
+      </w:r>
+    </w:p>
+    <w:p>
+      <w:pPr>
+        <w:shd w:fill="F5F5F5" w:color="F5F5F5" w:val="solid"/>
+        <w:spacing w:after="0"/>
+      </w:pPr>
+      <w:r>
+        <w:rPr>
+          <w:rFonts w:ascii="Consolas" w:cs="Consolas" w:eastAsia="Consolas" w:hAnsi="Consolas"/>
+          <w:sz w:val="18"/>
+          <w:szCs w:val="18"/>
+        </w:rPr>
+        <w:t xml:space="preserve">    skill_migrate --&gt;|reads| art_vibe-patterns</w:t>
       </w:r>
     </w:p>
     <w:p>
@@ -3530,6 +3810,230 @@
           <w:sz w:val="18"/>
           <w:szCs w:val="18"/>
         </w:rPr>
+        <w:t xml:space="preserve">      "id": "vibe-fleet",</w:t>
+      </w:r>
+    </w:p>
+    <w:p>
+      <w:pPr>
+        <w:shd w:fill="F5F5F5" w:color="F5F5F5" w:val="solid"/>
+        <w:spacing w:after="0"/>
+      </w:pPr>
+      <w:r>
+        <w:rPr>
+          <w:rFonts w:ascii="Consolas" w:cs="Consolas" w:eastAsia="Consolas" w:hAnsi="Consolas"/>
+          <w:sz w:val="18"/>
+          <w:szCs w:val="18"/>
+        </w:rPr>
+        <w:t xml:space="preserve">      "type": "cli-tool",</w:t>
+      </w:r>
+    </w:p>
+    <w:p>
+      <w:pPr>
+        <w:shd w:fill="F5F5F5" w:color="F5F5F5" w:val="solid"/>
+        <w:spacing w:after="0"/>
+      </w:pPr>
+      <w:r>
+        <w:rPr>
+          <w:rFonts w:ascii="Consolas" w:cs="Consolas" w:eastAsia="Consolas" w:hAnsi="Consolas"/>
+          <w:sz w:val="18"/>
+          <w:szCs w:val="18"/>
+        </w:rPr>
+        <w:t xml:space="preserve">      "location": "vibe-fleet/",</w:t>
+      </w:r>
+    </w:p>
+    <w:p>
+      <w:pPr>
+        <w:shd w:fill="F5F5F5" w:color="F5F5F5" w:val="solid"/>
+        <w:spacing w:after="0"/>
+      </w:pPr>
+      <w:r>
+        <w:rPr>
+          <w:rFonts w:ascii="Consolas" w:cs="Consolas" w:eastAsia="Consolas" w:hAnsi="Consolas"/>
+          <w:sz w:val="18"/>
+          <w:szCs w:val="18"/>
+        </w:rPr>
+        <w:t xml:space="preserve">      "entrypoint": "node vibe-fleet/index.js",</w:t>
+      </w:r>
+    </w:p>
+    <w:p>
+      <w:pPr>
+        <w:shd w:fill="F5F5F5" w:color="F5F5F5" w:val="solid"/>
+        <w:spacing w:after="0"/>
+      </w:pPr>
+      <w:r>
+        <w:rPr>
+          <w:rFonts w:ascii="Consolas" w:cs="Consolas" w:eastAsia="Consolas" w:hAnsi="Consolas"/>
+          <w:sz w:val="18"/>
+          <w:szCs w:val="18"/>
+        </w:rPr>
+        <w:t xml:space="preserve">      "invokedAs": null,</w:t>
+      </w:r>
+    </w:p>
+    <w:p>
+      <w:pPr>
+        <w:shd w:fill="F5F5F5" w:color="F5F5F5" w:val="solid"/>
+        <w:spacing w:after="0"/>
+      </w:pPr>
+      <w:r>
+        <w:rPr>
+          <w:rFonts w:ascii="Consolas" w:cs="Consolas" w:eastAsia="Consolas" w:hAnsi="Consolas"/>
+          <w:sz w:val="18"/>
+          <w:szCs w:val="18"/>
+        </w:rPr>
+        <w:t xml:space="preserve">      "ownership": null</w:t>
+      </w:r>
+    </w:p>
+    <w:p>
+      <w:pPr>
+        <w:shd w:fill="F5F5F5" w:color="F5F5F5" w:val="solid"/>
+        <w:spacing w:after="0"/>
+      </w:pPr>
+      <w:r>
+        <w:rPr>
+          <w:rFonts w:ascii="Consolas" w:cs="Consolas" w:eastAsia="Consolas" w:hAnsi="Consolas"/>
+          <w:sz w:val="18"/>
+          <w:szCs w:val="18"/>
+        </w:rPr>
+        <w:t xml:space="preserve">    },</w:t>
+      </w:r>
+    </w:p>
+    <w:p>
+      <w:pPr>
+        <w:shd w:fill="F5F5F5" w:color="F5F5F5" w:val="solid"/>
+        <w:spacing w:after="0"/>
+      </w:pPr>
+      <w:r>
+        <w:rPr>
+          <w:rFonts w:ascii="Consolas" w:cs="Consolas" w:eastAsia="Consolas" w:hAnsi="Consolas"/>
+          <w:sz w:val="18"/>
+          <w:szCs w:val="18"/>
+        </w:rPr>
+        <w:t xml:space="preserve">    {</w:t>
+      </w:r>
+    </w:p>
+    <w:p>
+      <w:pPr>
+        <w:shd w:fill="F5F5F5" w:color="F5F5F5" w:val="solid"/>
+        <w:spacing w:after="0"/>
+      </w:pPr>
+      <w:r>
+        <w:rPr>
+          <w:rFonts w:ascii="Consolas" w:cs="Consolas" w:eastAsia="Consolas" w:hAnsi="Consolas"/>
+          <w:sz w:val="18"/>
+          <w:szCs w:val="18"/>
+        </w:rPr>
+        <w:t xml:space="preserve">      "id": "vibe-patterns",</w:t>
+      </w:r>
+    </w:p>
+    <w:p>
+      <w:pPr>
+        <w:shd w:fill="F5F5F5" w:color="F5F5F5" w:val="solid"/>
+        <w:spacing w:after="0"/>
+      </w:pPr>
+      <w:r>
+        <w:rPr>
+          <w:rFonts w:ascii="Consolas" w:cs="Consolas" w:eastAsia="Consolas" w:hAnsi="Consolas"/>
+          <w:sz w:val="18"/>
+          <w:szCs w:val="18"/>
+        </w:rPr>
+        <w:t xml:space="preserve">      "type": "cli-tool",</w:t>
+      </w:r>
+    </w:p>
+    <w:p>
+      <w:pPr>
+        <w:shd w:fill="F5F5F5" w:color="F5F5F5" w:val="solid"/>
+        <w:spacing w:after="0"/>
+      </w:pPr>
+      <w:r>
+        <w:rPr>
+          <w:rFonts w:ascii="Consolas" w:cs="Consolas" w:eastAsia="Consolas" w:hAnsi="Consolas"/>
+          <w:sz w:val="18"/>
+          <w:szCs w:val="18"/>
+        </w:rPr>
+        <w:t xml:space="preserve">      "location": "vibe-patterns/",</w:t>
+      </w:r>
+    </w:p>
+    <w:p>
+      <w:pPr>
+        <w:shd w:fill="F5F5F5" w:color="F5F5F5" w:val="solid"/>
+        <w:spacing w:after="0"/>
+      </w:pPr>
+      <w:r>
+        <w:rPr>
+          <w:rFonts w:ascii="Consolas" w:cs="Consolas" w:eastAsia="Consolas" w:hAnsi="Consolas"/>
+          <w:sz w:val="18"/>
+          <w:szCs w:val="18"/>
+        </w:rPr>
+        <w:t xml:space="preserve">      "entrypoint": "node vibe-patterns/index.js",</w:t>
+      </w:r>
+    </w:p>
+    <w:p>
+      <w:pPr>
+        <w:shd w:fill="F5F5F5" w:color="F5F5F5" w:val="solid"/>
+        <w:spacing w:after="0"/>
+      </w:pPr>
+      <w:r>
+        <w:rPr>
+          <w:rFonts w:ascii="Consolas" w:cs="Consolas" w:eastAsia="Consolas" w:hAnsi="Consolas"/>
+          <w:sz w:val="18"/>
+          <w:szCs w:val="18"/>
+        </w:rPr>
+        <w:t xml:space="preserve">      "invokedAs": null,</w:t>
+      </w:r>
+    </w:p>
+    <w:p>
+      <w:pPr>
+        <w:shd w:fill="F5F5F5" w:color="F5F5F5" w:val="solid"/>
+        <w:spacing w:after="0"/>
+      </w:pPr>
+      <w:r>
+        <w:rPr>
+          <w:rFonts w:ascii="Consolas" w:cs="Consolas" w:eastAsia="Consolas" w:hAnsi="Consolas"/>
+          <w:sz w:val="18"/>
+          <w:szCs w:val="18"/>
+        </w:rPr>
+        <w:t xml:space="preserve">      "ownership": null</w:t>
+      </w:r>
+    </w:p>
+    <w:p>
+      <w:pPr>
+        <w:shd w:fill="F5F5F5" w:color="F5F5F5" w:val="solid"/>
+        <w:spacing w:after="0"/>
+      </w:pPr>
+      <w:r>
+        <w:rPr>
+          <w:rFonts w:ascii="Consolas" w:cs="Consolas" w:eastAsia="Consolas" w:hAnsi="Consolas"/>
+          <w:sz w:val="18"/>
+          <w:szCs w:val="18"/>
+        </w:rPr>
+        <w:t xml:space="preserve">    },</w:t>
+      </w:r>
+    </w:p>
+    <w:p>
+      <w:pPr>
+        <w:shd w:fill="F5F5F5" w:color="F5F5F5" w:val="solid"/>
+        <w:spacing w:after="0"/>
+      </w:pPr>
+      <w:r>
+        <w:rPr>
+          <w:rFonts w:ascii="Consolas" w:cs="Consolas" w:eastAsia="Consolas" w:hAnsi="Consolas"/>
+          <w:sz w:val="18"/>
+          <w:szCs w:val="18"/>
+        </w:rPr>
+        <w:t xml:space="preserve">    {</w:t>
+      </w:r>
+    </w:p>
+    <w:p>
+      <w:pPr>
+        <w:shd w:fill="F5F5F5" w:color="F5F5F5" w:val="solid"/>
+        <w:spacing w:after="0"/>
+      </w:pPr>
+      <w:r>
+        <w:rPr>
+          <w:rFonts w:ascii="Consolas" w:cs="Consolas" w:eastAsia="Consolas" w:hAnsi="Consolas"/>
+          <w:sz w:val="18"/>
+          <w:szCs w:val="18"/>
+        </w:rPr>
         <w:t xml:space="preserve">      "id": "skill:migrate",</w:t>
       </w:r>
     </w:p>
@@ -6302,6 +6806,342 @@
           <w:sz w:val="18"/>
           <w:szCs w:val="18"/>
         </w:rPr>
+        <w:t xml:space="preserve">    },</w:t>
+      </w:r>
+    </w:p>
+    <w:p>
+      <w:pPr>
+        <w:shd w:fill="F5F5F5" w:color="F5F5F5" w:val="solid"/>
+        <w:spacing w:after="0"/>
+      </w:pPr>
+      <w:r>
+        <w:rPr>
+          <w:rFonts w:ascii="Consolas" w:cs="Consolas" w:eastAsia="Consolas" w:hAnsi="Consolas"/>
+          <w:sz w:val="18"/>
+          <w:szCs w:val="18"/>
+        </w:rPr>
+        <w:t xml:space="preserve">    {</w:t>
+      </w:r>
+    </w:p>
+    <w:p>
+      <w:pPr>
+        <w:shd w:fill="F5F5F5" w:color="F5F5F5" w:val="solid"/>
+        <w:spacing w:after="0"/>
+      </w:pPr>
+      <w:r>
+        <w:rPr>
+          <w:rFonts w:ascii="Consolas" w:cs="Consolas" w:eastAsia="Consolas" w:hAnsi="Consolas"/>
+          <w:sz w:val="18"/>
+          <w:szCs w:val="18"/>
+        </w:rPr>
+        <w:t xml:space="preserve">      "id": "art:fleet-config",</w:t>
+      </w:r>
+    </w:p>
+    <w:p>
+      <w:pPr>
+        <w:shd w:fill="F5F5F5" w:color="F5F5F5" w:val="solid"/>
+        <w:spacing w:after="0"/>
+      </w:pPr>
+      <w:r>
+        <w:rPr>
+          <w:rFonts w:ascii="Consolas" w:cs="Consolas" w:eastAsia="Consolas" w:hAnsi="Consolas"/>
+          <w:sz w:val="18"/>
+          <w:szCs w:val="18"/>
+        </w:rPr>
+        <w:t xml:space="preserve">      "type": "config",</w:t>
+      </w:r>
+    </w:p>
+    <w:p>
+      <w:pPr>
+        <w:shd w:fill="F5F5F5" w:color="F5F5F5" w:val="solid"/>
+        <w:spacing w:after="0"/>
+      </w:pPr>
+      <w:r>
+        <w:rPr>
+          <w:rFonts w:ascii="Consolas" w:cs="Consolas" w:eastAsia="Consolas" w:hAnsi="Consolas"/>
+          <w:sz w:val="18"/>
+          <w:szCs w:val="18"/>
+        </w:rPr>
+        <w:t xml:space="preserve">      "location": "fleet.config.json OR ~/.vibe-fleet/registry.json",</w:t>
+      </w:r>
+    </w:p>
+    <w:p>
+      <w:pPr>
+        <w:shd w:fill="F5F5F5" w:color="F5F5F5" w:val="solid"/>
+        <w:spacing w:after="0"/>
+      </w:pPr>
+      <w:r>
+        <w:rPr>
+          <w:rFonts w:ascii="Consolas" w:cs="Consolas" w:eastAsia="Consolas" w:hAnsi="Consolas"/>
+          <w:sz w:val="18"/>
+          <w:szCs w:val="18"/>
+        </w:rPr>
+        <w:t xml:space="preserve">      "entrypoint": null,</w:t>
+      </w:r>
+    </w:p>
+    <w:p>
+      <w:pPr>
+        <w:shd w:fill="F5F5F5" w:color="F5F5F5" w:val="solid"/>
+        <w:spacing w:after="0"/>
+      </w:pPr>
+      <w:r>
+        <w:rPr>
+          <w:rFonts w:ascii="Consolas" w:cs="Consolas" w:eastAsia="Consolas" w:hAnsi="Consolas"/>
+          <w:sz w:val="18"/>
+          <w:szCs w:val="18"/>
+        </w:rPr>
+        <w:t xml:space="preserve">      "invokedAs": null,</w:t>
+      </w:r>
+    </w:p>
+    <w:p>
+      <w:pPr>
+        <w:shd w:fill="F5F5F5" w:color="F5F5F5" w:val="solid"/>
+        <w:spacing w:after="0"/>
+      </w:pPr>
+      <w:r>
+        <w:rPr>
+          <w:rFonts w:ascii="Consolas" w:cs="Consolas" w:eastAsia="Consolas" w:hAnsi="Consolas"/>
+          <w:sz w:val="18"/>
+          <w:szCs w:val="18"/>
+        </w:rPr>
+        <w:t xml:space="preserve">      "ownership": "vibe-fleet (init/register/unregister write; status/doctor/report/extract/verify read)."</w:t>
+      </w:r>
+    </w:p>
+    <w:p>
+      <w:pPr>
+        <w:shd w:fill="F5F5F5" w:color="F5F5F5" w:val="solid"/>
+        <w:spacing w:after="0"/>
+      </w:pPr>
+      <w:r>
+        <w:rPr>
+          <w:rFonts w:ascii="Consolas" w:cs="Consolas" w:eastAsia="Consolas" w:hAnsi="Consolas"/>
+          <w:sz w:val="18"/>
+          <w:szCs w:val="18"/>
+        </w:rPr>
+        <w:t xml:space="preserve">    },</w:t>
+      </w:r>
+    </w:p>
+    <w:p>
+      <w:pPr>
+        <w:shd w:fill="F5F5F5" w:color="F5F5F5" w:val="solid"/>
+        <w:spacing w:after="0"/>
+      </w:pPr>
+      <w:r>
+        <w:rPr>
+          <w:rFonts w:ascii="Consolas" w:cs="Consolas" w:eastAsia="Consolas" w:hAnsi="Consolas"/>
+          <w:sz w:val="18"/>
+          <w:szCs w:val="18"/>
+        </w:rPr>
+        <w:t xml:space="preserve">    {</w:t>
+      </w:r>
+    </w:p>
+    <w:p>
+      <w:pPr>
+        <w:shd w:fill="F5F5F5" w:color="F5F5F5" w:val="solid"/>
+        <w:spacing w:after="0"/>
+      </w:pPr>
+      <w:r>
+        <w:rPr>
+          <w:rFonts w:ascii="Consolas" w:cs="Consolas" w:eastAsia="Consolas" w:hAnsi="Consolas"/>
+          <w:sz w:val="18"/>
+          <w:szCs w:val="18"/>
+        </w:rPr>
+        <w:t xml:space="preserve">      "id": "art:fleet-doc",</w:t>
+      </w:r>
+    </w:p>
+    <w:p>
+      <w:pPr>
+        <w:shd w:fill="F5F5F5" w:color="F5F5F5" w:val="solid"/>
+        <w:spacing w:after="0"/>
+      </w:pPr>
+      <w:r>
+        <w:rPr>
+          <w:rFonts w:ascii="Consolas" w:cs="Consolas" w:eastAsia="Consolas" w:hAnsi="Consolas"/>
+          <w:sz w:val="18"/>
+          <w:szCs w:val="18"/>
+        </w:rPr>
+        <w:t xml:space="preserve">      "type": "artifact",</w:t>
+      </w:r>
+    </w:p>
+    <w:p>
+      <w:pPr>
+        <w:shd w:fill="F5F5F5" w:color="F5F5F5" w:val="solid"/>
+        <w:spacing w:after="0"/>
+      </w:pPr>
+      <w:r>
+        <w:rPr>
+          <w:rFonts w:ascii="Consolas" w:cs="Consolas" w:eastAsia="Consolas" w:hAnsi="Consolas"/>
+          <w:sz w:val="18"/>
+          <w:szCs w:val="18"/>
+        </w:rPr>
+        <w:t xml:space="preserve">      "location": "FLEET.md, FLEET.docx, FLEET.html (same dir as fleet.config.json or --out)",</w:t>
+      </w:r>
+    </w:p>
+    <w:p>
+      <w:pPr>
+        <w:shd w:fill="F5F5F5" w:color="F5F5F5" w:val="solid"/>
+        <w:spacing w:after="0"/>
+      </w:pPr>
+      <w:r>
+        <w:rPr>
+          <w:rFonts w:ascii="Consolas" w:cs="Consolas" w:eastAsia="Consolas" w:hAnsi="Consolas"/>
+          <w:sz w:val="18"/>
+          <w:szCs w:val="18"/>
+        </w:rPr>
+        <w:t xml:space="preserve">      "entrypoint": null,</w:t>
+      </w:r>
+    </w:p>
+    <w:p>
+      <w:pPr>
+        <w:shd w:fill="F5F5F5" w:color="F5F5F5" w:val="solid"/>
+        <w:spacing w:after="0"/>
+      </w:pPr>
+      <w:r>
+        <w:rPr>
+          <w:rFonts w:ascii="Consolas" w:cs="Consolas" w:eastAsia="Consolas" w:hAnsi="Consolas"/>
+          <w:sz w:val="18"/>
+          <w:szCs w:val="18"/>
+        </w:rPr>
+        <w:t xml:space="preserve">      "invokedAs": null,</w:t>
+      </w:r>
+    </w:p>
+    <w:p>
+      <w:pPr>
+        <w:shd w:fill="F5F5F5" w:color="F5F5F5" w:val="solid"/>
+        <w:spacing w:after="0"/>
+      </w:pPr>
+      <w:r>
+        <w:rPr>
+          <w:rFonts w:ascii="Consolas" w:cs="Consolas" w:eastAsia="Consolas" w:hAnsi="Consolas"/>
+          <w:sz w:val="18"/>
+          <w:szCs w:val="18"/>
+        </w:rPr>
+        <w:t xml:space="preserve">      "ownership": "vibe-fleet report writes."</w:t>
+      </w:r>
+    </w:p>
+    <w:p>
+      <w:pPr>
+        <w:shd w:fill="F5F5F5" w:color="F5F5F5" w:val="solid"/>
+        <w:spacing w:after="0"/>
+      </w:pPr>
+      <w:r>
+        <w:rPr>
+          <w:rFonts w:ascii="Consolas" w:cs="Consolas" w:eastAsia="Consolas" w:hAnsi="Consolas"/>
+          <w:sz w:val="18"/>
+          <w:szCs w:val="18"/>
+        </w:rPr>
+        <w:t xml:space="preserve">    },</w:t>
+      </w:r>
+    </w:p>
+    <w:p>
+      <w:pPr>
+        <w:shd w:fill="F5F5F5" w:color="F5F5F5" w:val="solid"/>
+        <w:spacing w:after="0"/>
+      </w:pPr>
+      <w:r>
+        <w:rPr>
+          <w:rFonts w:ascii="Consolas" w:cs="Consolas" w:eastAsia="Consolas" w:hAnsi="Consolas"/>
+          <w:sz w:val="18"/>
+          <w:szCs w:val="18"/>
+        </w:rPr>
+        <w:t xml:space="preserve">    {</w:t>
+      </w:r>
+    </w:p>
+    <w:p>
+      <w:pPr>
+        <w:shd w:fill="F5F5F5" w:color="F5F5F5" w:val="solid"/>
+        <w:spacing w:after="0"/>
+      </w:pPr>
+      <w:r>
+        <w:rPr>
+          <w:rFonts w:ascii="Consolas" w:cs="Consolas" w:eastAsia="Consolas" w:hAnsi="Consolas"/>
+          <w:sz w:val="18"/>
+          <w:szCs w:val="18"/>
+        </w:rPr>
+        <w:t xml:space="preserve">      "id": "art:vibe-patterns",</w:t>
+      </w:r>
+    </w:p>
+    <w:p>
+      <w:pPr>
+        <w:shd w:fill="F5F5F5" w:color="F5F5F5" w:val="solid"/>
+        <w:spacing w:after="0"/>
+      </w:pPr>
+      <w:r>
+        <w:rPr>
+          <w:rFonts w:ascii="Consolas" w:cs="Consolas" w:eastAsia="Consolas" w:hAnsi="Consolas"/>
+          <w:sz w:val="18"/>
+          <w:szCs w:val="18"/>
+        </w:rPr>
+        <w:t xml:space="preserve">      "type": "artifact",</w:t>
+      </w:r>
+    </w:p>
+    <w:p>
+      <w:pPr>
+        <w:shd w:fill="F5F5F5" w:color="F5F5F5" w:val="solid"/>
+        <w:spacing w:after="0"/>
+      </w:pPr>
+      <w:r>
+        <w:rPr>
+          <w:rFonts w:ascii="Consolas" w:cs="Consolas" w:eastAsia="Consolas" w:hAnsi="Consolas"/>
+          <w:sz w:val="18"/>
+          <w:szCs w:val="18"/>
+        </w:rPr>
+        <w:t xml:space="preserve">      "location": "vibe-patterns/{field-mappings,connectors,adrs}/",</w:t>
+      </w:r>
+    </w:p>
+    <w:p>
+      <w:pPr>
+        <w:shd w:fill="F5F5F5" w:color="F5F5F5" w:val="solid"/>
+        <w:spacing w:after="0"/>
+      </w:pPr>
+      <w:r>
+        <w:rPr>
+          <w:rFonts w:ascii="Consolas" w:cs="Consolas" w:eastAsia="Consolas" w:hAnsi="Consolas"/>
+          <w:sz w:val="18"/>
+          <w:szCs w:val="18"/>
+        </w:rPr>
+        <w:t xml:space="preserve">      "entrypoint": null,</w:t>
+      </w:r>
+    </w:p>
+    <w:p>
+      <w:pPr>
+        <w:shd w:fill="F5F5F5" w:color="F5F5F5" w:val="solid"/>
+        <w:spacing w:after="0"/>
+      </w:pPr>
+      <w:r>
+        <w:rPr>
+          <w:rFonts w:ascii="Consolas" w:cs="Consolas" w:eastAsia="Consolas" w:hAnsi="Consolas"/>
+          <w:sz w:val="18"/>
+          <w:szCs w:val="18"/>
+        </w:rPr>
+        <w:t xml:space="preserve">      "invokedAs": null,</w:t>
+      </w:r>
+    </w:p>
+    <w:p>
+      <w:pPr>
+        <w:shd w:fill="F5F5F5" w:color="F5F5F5" w:val="solid"/>
+        <w:spacing w:after="0"/>
+      </w:pPr>
+      <w:r>
+        <w:rPr>
+          <w:rFonts w:ascii="Consolas" w:cs="Consolas" w:eastAsia="Consolas" w:hAnsi="Consolas"/>
+          <w:sz w:val="18"/>
+          <w:szCs w:val="18"/>
+        </w:rPr>
+        <w:t xml:space="preserve">      "ownership": "developer maintains; vibe-patterns CLI lists/applies; /migrate Mode A consumes."</w:t>
+      </w:r>
+    </w:p>
+    <w:p>
+      <w:pPr>
+        <w:shd w:fill="F5F5F5" w:color="F5F5F5" w:val="solid"/>
+        <w:spacing w:after="0"/>
+      </w:pPr>
+      <w:r>
+        <w:rPr>
+          <w:rFonts w:ascii="Consolas" w:cs="Consolas" w:eastAsia="Consolas" w:hAnsi="Consolas"/>
+          <w:sz w:val="18"/>
+          <w:szCs w:val="18"/>
+        </w:rPr>
         <w:t xml:space="preserve">    }</w:t>
       </w:r>
     </w:p>
@@ -9677,6 +10517,1056 @@
           <w:szCs w:val="18"/>
         </w:rPr>
         <w:t xml:space="preserve">      "type": "depends-on"</w:t>
+      </w:r>
+    </w:p>
+    <w:p>
+      <w:pPr>
+        <w:shd w:fill="F5F5F5" w:color="F5F5F5" w:val="solid"/>
+        <w:spacing w:after="0"/>
+      </w:pPr>
+      <w:r>
+        <w:rPr>
+          <w:rFonts w:ascii="Consolas" w:cs="Consolas" w:eastAsia="Consolas" w:hAnsi="Consolas"/>
+          <w:sz w:val="18"/>
+          <w:szCs w:val="18"/>
+        </w:rPr>
+        <w:t xml:space="preserve">    },</w:t>
+      </w:r>
+    </w:p>
+    <w:p>
+      <w:pPr>
+        <w:shd w:fill="F5F5F5" w:color="F5F5F5" w:val="solid"/>
+        <w:spacing w:after="0"/>
+      </w:pPr>
+      <w:r>
+        <w:rPr>
+          <w:rFonts w:ascii="Consolas" w:cs="Consolas" w:eastAsia="Consolas" w:hAnsi="Consolas"/>
+          <w:sz w:val="18"/>
+          <w:szCs w:val="18"/>
+        </w:rPr>
+        <w:t xml:space="preserve">    {</w:t>
+      </w:r>
+    </w:p>
+    <w:p>
+      <w:pPr>
+        <w:shd w:fill="F5F5F5" w:color="F5F5F5" w:val="solid"/>
+        <w:spacing w:after="0"/>
+      </w:pPr>
+      <w:r>
+        <w:rPr>
+          <w:rFonts w:ascii="Consolas" w:cs="Consolas" w:eastAsia="Consolas" w:hAnsi="Consolas"/>
+          <w:sz w:val="18"/>
+          <w:szCs w:val="18"/>
+        </w:rPr>
+        <w:t xml:space="preserve">      "from": "developer",</w:t>
+      </w:r>
+    </w:p>
+    <w:p>
+      <w:pPr>
+        <w:shd w:fill="F5F5F5" w:color="F5F5F5" w:val="solid"/>
+        <w:spacing w:after="0"/>
+      </w:pPr>
+      <w:r>
+        <w:rPr>
+          <w:rFonts w:ascii="Consolas" w:cs="Consolas" w:eastAsia="Consolas" w:hAnsi="Consolas"/>
+          <w:sz w:val="18"/>
+          <w:szCs w:val="18"/>
+        </w:rPr>
+        <w:t xml:space="preserve">      "to": "vibe-fleet",</w:t>
+      </w:r>
+    </w:p>
+    <w:p>
+      <w:pPr>
+        <w:shd w:fill="F5F5F5" w:color="F5F5F5" w:val="solid"/>
+        <w:spacing w:after="0"/>
+      </w:pPr>
+      <w:r>
+        <w:rPr>
+          <w:rFonts w:ascii="Consolas" w:cs="Consolas" w:eastAsia="Consolas" w:hAnsi="Consolas"/>
+          <w:sz w:val="18"/>
+          <w:szCs w:val="18"/>
+        </w:rPr>
+        <w:t xml:space="preserve">      "type": "invokes"</w:t>
+      </w:r>
+    </w:p>
+    <w:p>
+      <w:pPr>
+        <w:shd w:fill="F5F5F5" w:color="F5F5F5" w:val="solid"/>
+        <w:spacing w:after="0"/>
+      </w:pPr>
+      <w:r>
+        <w:rPr>
+          <w:rFonts w:ascii="Consolas" w:cs="Consolas" w:eastAsia="Consolas" w:hAnsi="Consolas"/>
+          <w:sz w:val="18"/>
+          <w:szCs w:val="18"/>
+        </w:rPr>
+        <w:t xml:space="preserve">    },</w:t>
+      </w:r>
+    </w:p>
+    <w:p>
+      <w:pPr>
+        <w:shd w:fill="F5F5F5" w:color="F5F5F5" w:val="solid"/>
+        <w:spacing w:after="0"/>
+      </w:pPr>
+      <w:r>
+        <w:rPr>
+          <w:rFonts w:ascii="Consolas" w:cs="Consolas" w:eastAsia="Consolas" w:hAnsi="Consolas"/>
+          <w:sz w:val="18"/>
+          <w:szCs w:val="18"/>
+        </w:rPr>
+        <w:t xml:space="preserve">    {</w:t>
+      </w:r>
+    </w:p>
+    <w:p>
+      <w:pPr>
+        <w:shd w:fill="F5F5F5" w:color="F5F5F5" w:val="solid"/>
+        <w:spacing w:after="0"/>
+      </w:pPr>
+      <w:r>
+        <w:rPr>
+          <w:rFonts w:ascii="Consolas" w:cs="Consolas" w:eastAsia="Consolas" w:hAnsi="Consolas"/>
+          <w:sz w:val="18"/>
+          <w:szCs w:val="18"/>
+        </w:rPr>
+        <w:t xml:space="preserve">      "from": "vibe-fleet",</w:t>
+      </w:r>
+    </w:p>
+    <w:p>
+      <w:pPr>
+        <w:shd w:fill="F5F5F5" w:color="F5F5F5" w:val="solid"/>
+        <w:spacing w:after="0"/>
+      </w:pPr>
+      <w:r>
+        <w:rPr>
+          <w:rFonts w:ascii="Consolas" w:cs="Consolas" w:eastAsia="Consolas" w:hAnsi="Consolas"/>
+          <w:sz w:val="18"/>
+          <w:szCs w:val="18"/>
+        </w:rPr>
+        <w:t xml:space="preserve">      "to": "art:fleet-config",</w:t>
+      </w:r>
+    </w:p>
+    <w:p>
+      <w:pPr>
+        <w:shd w:fill="F5F5F5" w:color="F5F5F5" w:val="solid"/>
+        <w:spacing w:after="0"/>
+      </w:pPr>
+      <w:r>
+        <w:rPr>
+          <w:rFonts w:ascii="Consolas" w:cs="Consolas" w:eastAsia="Consolas" w:hAnsi="Consolas"/>
+          <w:sz w:val="18"/>
+          <w:szCs w:val="18"/>
+        </w:rPr>
+        <w:t xml:space="preserve">      "type": "writes"</w:t>
+      </w:r>
+    </w:p>
+    <w:p>
+      <w:pPr>
+        <w:shd w:fill="F5F5F5" w:color="F5F5F5" w:val="solid"/>
+        <w:spacing w:after="0"/>
+      </w:pPr>
+      <w:r>
+        <w:rPr>
+          <w:rFonts w:ascii="Consolas" w:cs="Consolas" w:eastAsia="Consolas" w:hAnsi="Consolas"/>
+          <w:sz w:val="18"/>
+          <w:szCs w:val="18"/>
+        </w:rPr>
+        <w:t xml:space="preserve">    },</w:t>
+      </w:r>
+    </w:p>
+    <w:p>
+      <w:pPr>
+        <w:shd w:fill="F5F5F5" w:color="F5F5F5" w:val="solid"/>
+        <w:spacing w:after="0"/>
+      </w:pPr>
+      <w:r>
+        <w:rPr>
+          <w:rFonts w:ascii="Consolas" w:cs="Consolas" w:eastAsia="Consolas" w:hAnsi="Consolas"/>
+          <w:sz w:val="18"/>
+          <w:szCs w:val="18"/>
+        </w:rPr>
+        <w:t xml:space="preserve">    {</w:t>
+      </w:r>
+    </w:p>
+    <w:p>
+      <w:pPr>
+        <w:shd w:fill="F5F5F5" w:color="F5F5F5" w:val="solid"/>
+        <w:spacing w:after="0"/>
+      </w:pPr>
+      <w:r>
+        <w:rPr>
+          <w:rFonts w:ascii="Consolas" w:cs="Consolas" w:eastAsia="Consolas" w:hAnsi="Consolas"/>
+          <w:sz w:val="18"/>
+          <w:szCs w:val="18"/>
+        </w:rPr>
+        <w:t xml:space="preserve">      "from": "vibe-fleet",</w:t>
+      </w:r>
+    </w:p>
+    <w:p>
+      <w:pPr>
+        <w:shd w:fill="F5F5F5" w:color="F5F5F5" w:val="solid"/>
+        <w:spacing w:after="0"/>
+      </w:pPr>
+      <w:r>
+        <w:rPr>
+          <w:rFonts w:ascii="Consolas" w:cs="Consolas" w:eastAsia="Consolas" w:hAnsi="Consolas"/>
+          <w:sz w:val="18"/>
+          <w:szCs w:val="18"/>
+        </w:rPr>
+        <w:t xml:space="preserve">      "to": "art:vibe-history",</w:t>
+      </w:r>
+    </w:p>
+    <w:p>
+      <w:pPr>
+        <w:shd w:fill="F5F5F5" w:color="F5F5F5" w:val="solid"/>
+        <w:spacing w:after="0"/>
+      </w:pPr>
+      <w:r>
+        <w:rPr>
+          <w:rFonts w:ascii="Consolas" w:cs="Consolas" w:eastAsia="Consolas" w:hAnsi="Consolas"/>
+          <w:sz w:val="18"/>
+          <w:szCs w:val="18"/>
+        </w:rPr>
+        <w:t xml:space="preserve">      "type": "reads"</w:t>
+      </w:r>
+    </w:p>
+    <w:p>
+      <w:pPr>
+        <w:shd w:fill="F5F5F5" w:color="F5F5F5" w:val="solid"/>
+        <w:spacing w:after="0"/>
+      </w:pPr>
+      <w:r>
+        <w:rPr>
+          <w:rFonts w:ascii="Consolas" w:cs="Consolas" w:eastAsia="Consolas" w:hAnsi="Consolas"/>
+          <w:sz w:val="18"/>
+          <w:szCs w:val="18"/>
+        </w:rPr>
+        <w:t xml:space="preserve">    },</w:t>
+      </w:r>
+    </w:p>
+    <w:p>
+      <w:pPr>
+        <w:shd w:fill="F5F5F5" w:color="F5F5F5" w:val="solid"/>
+        <w:spacing w:after="0"/>
+      </w:pPr>
+      <w:r>
+        <w:rPr>
+          <w:rFonts w:ascii="Consolas" w:cs="Consolas" w:eastAsia="Consolas" w:hAnsi="Consolas"/>
+          <w:sz w:val="18"/>
+          <w:szCs w:val="18"/>
+        </w:rPr>
+        <w:t xml:space="preserve">    {</w:t>
+      </w:r>
+    </w:p>
+    <w:p>
+      <w:pPr>
+        <w:shd w:fill="F5F5F5" w:color="F5F5F5" w:val="solid"/>
+        <w:spacing w:after="0"/>
+      </w:pPr>
+      <w:r>
+        <w:rPr>
+          <w:rFonts w:ascii="Consolas" w:cs="Consolas" w:eastAsia="Consolas" w:hAnsi="Consolas"/>
+          <w:sz w:val="18"/>
+          <w:szCs w:val="18"/>
+        </w:rPr>
+        <w:t xml:space="preserve">      "from": "vibe-fleet",</w:t>
+      </w:r>
+    </w:p>
+    <w:p>
+      <w:pPr>
+        <w:shd w:fill="F5F5F5" w:color="F5F5F5" w:val="solid"/>
+        <w:spacing w:after="0"/>
+      </w:pPr>
+      <w:r>
+        <w:rPr>
+          <w:rFonts w:ascii="Consolas" w:cs="Consolas" w:eastAsia="Consolas" w:hAnsi="Consolas"/>
+          <w:sz w:val="18"/>
+          <w:szCs w:val="18"/>
+        </w:rPr>
+        <w:t xml:space="preserve">      "to": "art:vibe-pending-update",</w:t>
+      </w:r>
+    </w:p>
+    <w:p>
+      <w:pPr>
+        <w:shd w:fill="F5F5F5" w:color="F5F5F5" w:val="solid"/>
+        <w:spacing w:after="0"/>
+      </w:pPr>
+      <w:r>
+        <w:rPr>
+          <w:rFonts w:ascii="Consolas" w:cs="Consolas" w:eastAsia="Consolas" w:hAnsi="Consolas"/>
+          <w:sz w:val="18"/>
+          <w:szCs w:val="18"/>
+        </w:rPr>
+        <w:t xml:space="preserve">      "type": "reads"</w:t>
+      </w:r>
+    </w:p>
+    <w:p>
+      <w:pPr>
+        <w:shd w:fill="F5F5F5" w:color="F5F5F5" w:val="solid"/>
+        <w:spacing w:after="0"/>
+      </w:pPr>
+      <w:r>
+        <w:rPr>
+          <w:rFonts w:ascii="Consolas" w:cs="Consolas" w:eastAsia="Consolas" w:hAnsi="Consolas"/>
+          <w:sz w:val="18"/>
+          <w:szCs w:val="18"/>
+        </w:rPr>
+        <w:t xml:space="preserve">    },</w:t>
+      </w:r>
+    </w:p>
+    <w:p>
+      <w:pPr>
+        <w:shd w:fill="F5F5F5" w:color="F5F5F5" w:val="solid"/>
+        <w:spacing w:after="0"/>
+      </w:pPr>
+      <w:r>
+        <w:rPr>
+          <w:rFonts w:ascii="Consolas" w:cs="Consolas" w:eastAsia="Consolas" w:hAnsi="Consolas"/>
+          <w:sz w:val="18"/>
+          <w:szCs w:val="18"/>
+        </w:rPr>
+        <w:t xml:space="preserve">    {</w:t>
+      </w:r>
+    </w:p>
+    <w:p>
+      <w:pPr>
+        <w:shd w:fill="F5F5F5" w:color="F5F5F5" w:val="solid"/>
+        <w:spacing w:after="0"/>
+      </w:pPr>
+      <w:r>
+        <w:rPr>
+          <w:rFonts w:ascii="Consolas" w:cs="Consolas" w:eastAsia="Consolas" w:hAnsi="Consolas"/>
+          <w:sz w:val="18"/>
+          <w:szCs w:val="18"/>
+        </w:rPr>
+        <w:t xml:space="preserve">      "from": "vibe-fleet",</w:t>
+      </w:r>
+    </w:p>
+    <w:p>
+      <w:pPr>
+        <w:shd w:fill="F5F5F5" w:color="F5F5F5" w:val="solid"/>
+        <w:spacing w:after="0"/>
+      </w:pPr>
+      <w:r>
+        <w:rPr>
+          <w:rFonts w:ascii="Consolas" w:cs="Consolas" w:eastAsia="Consolas" w:hAnsi="Consolas"/>
+          <w:sz w:val="18"/>
+          <w:szCs w:val="18"/>
+        </w:rPr>
+        <w:t xml:space="preserve">      "to": "art:vibe-migration",</w:t>
+      </w:r>
+    </w:p>
+    <w:p>
+      <w:pPr>
+        <w:shd w:fill="F5F5F5" w:color="F5F5F5" w:val="solid"/>
+        <w:spacing w:after="0"/>
+      </w:pPr>
+      <w:r>
+        <w:rPr>
+          <w:rFonts w:ascii="Consolas" w:cs="Consolas" w:eastAsia="Consolas" w:hAnsi="Consolas"/>
+          <w:sz w:val="18"/>
+          <w:szCs w:val="18"/>
+        </w:rPr>
+        <w:t xml:space="preserve">      "type": "reads"</w:t>
+      </w:r>
+    </w:p>
+    <w:p>
+      <w:pPr>
+        <w:shd w:fill="F5F5F5" w:color="F5F5F5" w:val="solid"/>
+        <w:spacing w:after="0"/>
+      </w:pPr>
+      <w:r>
+        <w:rPr>
+          <w:rFonts w:ascii="Consolas" w:cs="Consolas" w:eastAsia="Consolas" w:hAnsi="Consolas"/>
+          <w:sz w:val="18"/>
+          <w:szCs w:val="18"/>
+        </w:rPr>
+        <w:t xml:space="preserve">    },</w:t>
+      </w:r>
+    </w:p>
+    <w:p>
+      <w:pPr>
+        <w:shd w:fill="F5F5F5" w:color="F5F5F5" w:val="solid"/>
+        <w:spacing w:after="0"/>
+      </w:pPr>
+      <w:r>
+        <w:rPr>
+          <w:rFonts w:ascii="Consolas" w:cs="Consolas" w:eastAsia="Consolas" w:hAnsi="Consolas"/>
+          <w:sz w:val="18"/>
+          <w:szCs w:val="18"/>
+        </w:rPr>
+        <w:t xml:space="preserve">    {</w:t>
+      </w:r>
+    </w:p>
+    <w:p>
+      <w:pPr>
+        <w:shd w:fill="F5F5F5" w:color="F5F5F5" w:val="solid"/>
+        <w:spacing w:after="0"/>
+      </w:pPr>
+      <w:r>
+        <w:rPr>
+          <w:rFonts w:ascii="Consolas" w:cs="Consolas" w:eastAsia="Consolas" w:hAnsi="Consolas"/>
+          <w:sz w:val="18"/>
+          <w:szCs w:val="18"/>
+        </w:rPr>
+        <w:t xml:space="preserve">      "from": "vibe-fleet",</w:t>
+      </w:r>
+    </w:p>
+    <w:p>
+      <w:pPr>
+        <w:shd w:fill="F5F5F5" w:color="F5F5F5" w:val="solid"/>
+        <w:spacing w:after="0"/>
+      </w:pPr>
+      <w:r>
+        <w:rPr>
+          <w:rFonts w:ascii="Consolas" w:cs="Consolas" w:eastAsia="Consolas" w:hAnsi="Consolas"/>
+          <w:sz w:val="18"/>
+          <w:szCs w:val="18"/>
+        </w:rPr>
+        <w:t xml:space="preserve">      "to": "art:power-config",</w:t>
+      </w:r>
+    </w:p>
+    <w:p>
+      <w:pPr>
+        <w:shd w:fill="F5F5F5" w:color="F5F5F5" w:val="solid"/>
+        <w:spacing w:after="0"/>
+      </w:pPr>
+      <w:r>
+        <w:rPr>
+          <w:rFonts w:ascii="Consolas" w:cs="Consolas" w:eastAsia="Consolas" w:hAnsi="Consolas"/>
+          <w:sz w:val="18"/>
+          <w:szCs w:val="18"/>
+        </w:rPr>
+        <w:t xml:space="preserve">      "type": "reads"</w:t>
+      </w:r>
+    </w:p>
+    <w:p>
+      <w:pPr>
+        <w:shd w:fill="F5F5F5" w:color="F5F5F5" w:val="solid"/>
+        <w:spacing w:after="0"/>
+      </w:pPr>
+      <w:r>
+        <w:rPr>
+          <w:rFonts w:ascii="Consolas" w:cs="Consolas" w:eastAsia="Consolas" w:hAnsi="Consolas"/>
+          <w:sz w:val="18"/>
+          <w:szCs w:val="18"/>
+        </w:rPr>
+        <w:t xml:space="preserve">    },</w:t>
+      </w:r>
+    </w:p>
+    <w:p>
+      <w:pPr>
+        <w:shd w:fill="F5F5F5" w:color="F5F5F5" w:val="solid"/>
+        <w:spacing w:after="0"/>
+      </w:pPr>
+      <w:r>
+        <w:rPr>
+          <w:rFonts w:ascii="Consolas" w:cs="Consolas" w:eastAsia="Consolas" w:hAnsi="Consolas"/>
+          <w:sz w:val="18"/>
+          <w:szCs w:val="18"/>
+        </w:rPr>
+        <w:t xml:space="preserve">    {</w:t>
+      </w:r>
+    </w:p>
+    <w:p>
+      <w:pPr>
+        <w:shd w:fill="F5F5F5" w:color="F5F5F5" w:val="solid"/>
+        <w:spacing w:after="0"/>
+      </w:pPr>
+      <w:r>
+        <w:rPr>
+          <w:rFonts w:ascii="Consolas" w:cs="Consolas" w:eastAsia="Consolas" w:hAnsi="Consolas"/>
+          <w:sz w:val="18"/>
+          <w:szCs w:val="18"/>
+        </w:rPr>
+        <w:t xml:space="preserve">      "from": "vibe-fleet",</w:t>
+      </w:r>
+    </w:p>
+    <w:p>
+      <w:pPr>
+        <w:shd w:fill="F5F5F5" w:color="F5F5F5" w:val="solid"/>
+        <w:spacing w:after="0"/>
+      </w:pPr>
+      <w:r>
+        <w:rPr>
+          <w:rFonts w:ascii="Consolas" w:cs="Consolas" w:eastAsia="Consolas" w:hAnsi="Consolas"/>
+          <w:sz w:val="18"/>
+          <w:szCs w:val="18"/>
+        </w:rPr>
+        <w:t xml:space="preserve">      "to": "art:context",</w:t>
+      </w:r>
+    </w:p>
+    <w:p>
+      <w:pPr>
+        <w:shd w:fill="F5F5F5" w:color="F5F5F5" w:val="solid"/>
+        <w:spacing w:after="0"/>
+      </w:pPr>
+      <w:r>
+        <w:rPr>
+          <w:rFonts w:ascii="Consolas" w:cs="Consolas" w:eastAsia="Consolas" w:hAnsi="Consolas"/>
+          <w:sz w:val="18"/>
+          <w:szCs w:val="18"/>
+        </w:rPr>
+        <w:t xml:space="preserve">      "type": "reads"</w:t>
+      </w:r>
+    </w:p>
+    <w:p>
+      <w:pPr>
+        <w:shd w:fill="F5F5F5" w:color="F5F5F5" w:val="solid"/>
+        <w:spacing w:after="0"/>
+      </w:pPr>
+      <w:r>
+        <w:rPr>
+          <w:rFonts w:ascii="Consolas" w:cs="Consolas" w:eastAsia="Consolas" w:hAnsi="Consolas"/>
+          <w:sz w:val="18"/>
+          <w:szCs w:val="18"/>
+        </w:rPr>
+        <w:t xml:space="preserve">    },</w:t>
+      </w:r>
+    </w:p>
+    <w:p>
+      <w:pPr>
+        <w:shd w:fill="F5F5F5" w:color="F5F5F5" w:val="solid"/>
+        <w:spacing w:after="0"/>
+      </w:pPr>
+      <w:r>
+        <w:rPr>
+          <w:rFonts w:ascii="Consolas" w:cs="Consolas" w:eastAsia="Consolas" w:hAnsi="Consolas"/>
+          <w:sz w:val="18"/>
+          <w:szCs w:val="18"/>
+        </w:rPr>
+        <w:t xml:space="preserve">    {</w:t>
+      </w:r>
+    </w:p>
+    <w:p>
+      <w:pPr>
+        <w:shd w:fill="F5F5F5" w:color="F5F5F5" w:val="solid"/>
+        <w:spacing w:after="0"/>
+      </w:pPr>
+      <w:r>
+        <w:rPr>
+          <w:rFonts w:ascii="Consolas" w:cs="Consolas" w:eastAsia="Consolas" w:hAnsi="Consolas"/>
+          <w:sz w:val="18"/>
+          <w:szCs w:val="18"/>
+        </w:rPr>
+        <w:t xml:space="preserve">      "from": "vibe-fleet",</w:t>
+      </w:r>
+    </w:p>
+    <w:p>
+      <w:pPr>
+        <w:shd w:fill="F5F5F5" w:color="F5F5F5" w:val="solid"/>
+        <w:spacing w:after="0"/>
+      </w:pPr>
+      <w:r>
+        <w:rPr>
+          <w:rFonts w:ascii="Consolas" w:cs="Consolas" w:eastAsia="Consolas" w:hAnsi="Consolas"/>
+          <w:sz w:val="18"/>
+          <w:szCs w:val="18"/>
+        </w:rPr>
+        <w:t xml:space="preserve">      "to": "vibe-extractor",</w:t>
+      </w:r>
+    </w:p>
+    <w:p>
+      <w:pPr>
+        <w:shd w:fill="F5F5F5" w:color="F5F5F5" w:val="solid"/>
+        <w:spacing w:after="0"/>
+      </w:pPr>
+      <w:r>
+        <w:rPr>
+          <w:rFonts w:ascii="Consolas" w:cs="Consolas" w:eastAsia="Consolas" w:hAnsi="Consolas"/>
+          <w:sz w:val="18"/>
+          <w:szCs w:val="18"/>
+        </w:rPr>
+        <w:t xml:space="preserve">      "type": "invokes"</w:t>
+      </w:r>
+    </w:p>
+    <w:p>
+      <w:pPr>
+        <w:shd w:fill="F5F5F5" w:color="F5F5F5" w:val="solid"/>
+        <w:spacing w:after="0"/>
+      </w:pPr>
+      <w:r>
+        <w:rPr>
+          <w:rFonts w:ascii="Consolas" w:cs="Consolas" w:eastAsia="Consolas" w:hAnsi="Consolas"/>
+          <w:sz w:val="18"/>
+          <w:szCs w:val="18"/>
+        </w:rPr>
+        <w:t xml:space="preserve">    },</w:t>
+      </w:r>
+    </w:p>
+    <w:p>
+      <w:pPr>
+        <w:shd w:fill="F5F5F5" w:color="F5F5F5" w:val="solid"/>
+        <w:spacing w:after="0"/>
+      </w:pPr>
+      <w:r>
+        <w:rPr>
+          <w:rFonts w:ascii="Consolas" w:cs="Consolas" w:eastAsia="Consolas" w:hAnsi="Consolas"/>
+          <w:sz w:val="18"/>
+          <w:szCs w:val="18"/>
+        </w:rPr>
+        <w:t xml:space="preserve">    {</w:t>
+      </w:r>
+    </w:p>
+    <w:p>
+      <w:pPr>
+        <w:shd w:fill="F5F5F5" w:color="F5F5F5" w:val="solid"/>
+        <w:spacing w:after="0"/>
+      </w:pPr>
+      <w:r>
+        <w:rPr>
+          <w:rFonts w:ascii="Consolas" w:cs="Consolas" w:eastAsia="Consolas" w:hAnsi="Consolas"/>
+          <w:sz w:val="18"/>
+          <w:szCs w:val="18"/>
+        </w:rPr>
+        <w:t xml:space="preserve">      "from": "vibe-fleet",</w:t>
+      </w:r>
+    </w:p>
+    <w:p>
+      <w:pPr>
+        <w:shd w:fill="F5F5F5" w:color="F5F5F5" w:val="solid"/>
+        <w:spacing w:after="0"/>
+      </w:pPr>
+      <w:r>
+        <w:rPr>
+          <w:rFonts w:ascii="Consolas" w:cs="Consolas" w:eastAsia="Consolas" w:hAnsi="Consolas"/>
+          <w:sz w:val="18"/>
+          <w:szCs w:val="18"/>
+        </w:rPr>
+        <w:t xml:space="preserve">      "to": "vibe-verifier",</w:t>
+      </w:r>
+    </w:p>
+    <w:p>
+      <w:pPr>
+        <w:shd w:fill="F5F5F5" w:color="F5F5F5" w:val="solid"/>
+        <w:spacing w:after="0"/>
+      </w:pPr>
+      <w:r>
+        <w:rPr>
+          <w:rFonts w:ascii="Consolas" w:cs="Consolas" w:eastAsia="Consolas" w:hAnsi="Consolas"/>
+          <w:sz w:val="18"/>
+          <w:szCs w:val="18"/>
+        </w:rPr>
+        <w:t xml:space="preserve">      "type": "invokes"</w:t>
+      </w:r>
+    </w:p>
+    <w:p>
+      <w:pPr>
+        <w:shd w:fill="F5F5F5" w:color="F5F5F5" w:val="solid"/>
+        <w:spacing w:after="0"/>
+      </w:pPr>
+      <w:r>
+        <w:rPr>
+          <w:rFonts w:ascii="Consolas" w:cs="Consolas" w:eastAsia="Consolas" w:hAnsi="Consolas"/>
+          <w:sz w:val="18"/>
+          <w:szCs w:val="18"/>
+        </w:rPr>
+        <w:t xml:space="preserve">    },</w:t>
+      </w:r>
+    </w:p>
+    <w:p>
+      <w:pPr>
+        <w:shd w:fill="F5F5F5" w:color="F5F5F5" w:val="solid"/>
+        <w:spacing w:after="0"/>
+      </w:pPr>
+      <w:r>
+        <w:rPr>
+          <w:rFonts w:ascii="Consolas" w:cs="Consolas" w:eastAsia="Consolas" w:hAnsi="Consolas"/>
+          <w:sz w:val="18"/>
+          <w:szCs w:val="18"/>
+        </w:rPr>
+        <w:t xml:space="preserve">    {</w:t>
+      </w:r>
+    </w:p>
+    <w:p>
+      <w:pPr>
+        <w:shd w:fill="F5F5F5" w:color="F5F5F5" w:val="solid"/>
+        <w:spacing w:after="0"/>
+      </w:pPr>
+      <w:r>
+        <w:rPr>
+          <w:rFonts w:ascii="Consolas" w:cs="Consolas" w:eastAsia="Consolas" w:hAnsi="Consolas"/>
+          <w:sz w:val="18"/>
+          <w:szCs w:val="18"/>
+        </w:rPr>
+        <w:t xml:space="preserve">      "from": "vibe-fleet",</w:t>
+      </w:r>
+    </w:p>
+    <w:p>
+      <w:pPr>
+        <w:shd w:fill="F5F5F5" w:color="F5F5F5" w:val="solid"/>
+        <w:spacing w:after="0"/>
+      </w:pPr>
+      <w:r>
+        <w:rPr>
+          <w:rFonts w:ascii="Consolas" w:cs="Consolas" w:eastAsia="Consolas" w:hAnsi="Consolas"/>
+          <w:sz w:val="18"/>
+          <w:szCs w:val="18"/>
+        </w:rPr>
+        <w:t xml:space="preserve">      "to": "art:fleet-doc",</w:t>
+      </w:r>
+    </w:p>
+    <w:p>
+      <w:pPr>
+        <w:shd w:fill="F5F5F5" w:color="F5F5F5" w:val="solid"/>
+        <w:spacing w:after="0"/>
+      </w:pPr>
+      <w:r>
+        <w:rPr>
+          <w:rFonts w:ascii="Consolas" w:cs="Consolas" w:eastAsia="Consolas" w:hAnsi="Consolas"/>
+          <w:sz w:val="18"/>
+          <w:szCs w:val="18"/>
+        </w:rPr>
+        <w:t xml:space="preserve">      "type": "writes"</w:t>
+      </w:r>
+    </w:p>
+    <w:p>
+      <w:pPr>
+        <w:shd w:fill="F5F5F5" w:color="F5F5F5" w:val="solid"/>
+        <w:spacing w:after="0"/>
+      </w:pPr>
+      <w:r>
+        <w:rPr>
+          <w:rFonts w:ascii="Consolas" w:cs="Consolas" w:eastAsia="Consolas" w:hAnsi="Consolas"/>
+          <w:sz w:val="18"/>
+          <w:szCs w:val="18"/>
+        </w:rPr>
+        <w:t xml:space="preserve">    },</w:t>
+      </w:r>
+    </w:p>
+    <w:p>
+      <w:pPr>
+        <w:shd w:fill="F5F5F5" w:color="F5F5F5" w:val="solid"/>
+        <w:spacing w:after="0"/>
+      </w:pPr>
+      <w:r>
+        <w:rPr>
+          <w:rFonts w:ascii="Consolas" w:cs="Consolas" w:eastAsia="Consolas" w:hAnsi="Consolas"/>
+          <w:sz w:val="18"/>
+          <w:szCs w:val="18"/>
+        </w:rPr>
+        <w:t xml:space="preserve">    {</w:t>
+      </w:r>
+    </w:p>
+    <w:p>
+      <w:pPr>
+        <w:shd w:fill="F5F5F5" w:color="F5F5F5" w:val="solid"/>
+        <w:spacing w:after="0"/>
+      </w:pPr>
+      <w:r>
+        <w:rPr>
+          <w:rFonts w:ascii="Consolas" w:cs="Consolas" w:eastAsia="Consolas" w:hAnsi="Consolas"/>
+          <w:sz w:val="18"/>
+          <w:szCs w:val="18"/>
+        </w:rPr>
+        <w:t xml:space="preserve">      "from": "vibe-fleet",</w:t>
+      </w:r>
+    </w:p>
+    <w:p>
+      <w:pPr>
+        <w:shd w:fill="F5F5F5" w:color="F5F5F5" w:val="solid"/>
+        <w:spacing w:after="0"/>
+      </w:pPr>
+      <w:r>
+        <w:rPr>
+          <w:rFonts w:ascii="Consolas" w:cs="Consolas" w:eastAsia="Consolas" w:hAnsi="Consolas"/>
+          <w:sz w:val="18"/>
+          <w:szCs w:val="18"/>
+        </w:rPr>
+        <w:t xml:space="preserve">      "to": "docx",</w:t>
+      </w:r>
+    </w:p>
+    <w:p>
+      <w:pPr>
+        <w:shd w:fill="F5F5F5" w:color="F5F5F5" w:val="solid"/>
+        <w:spacing w:after="0"/>
+      </w:pPr>
+      <w:r>
+        <w:rPr>
+          <w:rFonts w:ascii="Consolas" w:cs="Consolas" w:eastAsia="Consolas" w:hAnsi="Consolas"/>
+          <w:sz w:val="18"/>
+          <w:szCs w:val="18"/>
+        </w:rPr>
+        <w:t xml:space="preserve">      "type": "depends-on"</w:t>
+      </w:r>
+    </w:p>
+    <w:p>
+      <w:pPr>
+        <w:shd w:fill="F5F5F5" w:color="F5F5F5" w:val="solid"/>
+        <w:spacing w:after="0"/>
+      </w:pPr>
+      <w:r>
+        <w:rPr>
+          <w:rFonts w:ascii="Consolas" w:cs="Consolas" w:eastAsia="Consolas" w:hAnsi="Consolas"/>
+          <w:sz w:val="18"/>
+          <w:szCs w:val="18"/>
+        </w:rPr>
+        <w:t xml:space="preserve">    },</w:t>
+      </w:r>
+    </w:p>
+    <w:p>
+      <w:pPr>
+        <w:shd w:fill="F5F5F5" w:color="F5F5F5" w:val="solid"/>
+        <w:spacing w:after="0"/>
+      </w:pPr>
+      <w:r>
+        <w:rPr>
+          <w:rFonts w:ascii="Consolas" w:cs="Consolas" w:eastAsia="Consolas" w:hAnsi="Consolas"/>
+          <w:sz w:val="18"/>
+          <w:szCs w:val="18"/>
+        </w:rPr>
+        <w:t xml:space="preserve">    {</w:t>
+      </w:r>
+    </w:p>
+    <w:p>
+      <w:pPr>
+        <w:shd w:fill="F5F5F5" w:color="F5F5F5" w:val="solid"/>
+        <w:spacing w:after="0"/>
+      </w:pPr>
+      <w:r>
+        <w:rPr>
+          <w:rFonts w:ascii="Consolas" w:cs="Consolas" w:eastAsia="Consolas" w:hAnsi="Consolas"/>
+          <w:sz w:val="18"/>
+          <w:szCs w:val="18"/>
+        </w:rPr>
+        <w:t xml:space="preserve">      "from": "developer",</w:t>
+      </w:r>
+    </w:p>
+    <w:p>
+      <w:pPr>
+        <w:shd w:fill="F5F5F5" w:color="F5F5F5" w:val="solid"/>
+        <w:spacing w:after="0"/>
+      </w:pPr>
+      <w:r>
+        <w:rPr>
+          <w:rFonts w:ascii="Consolas" w:cs="Consolas" w:eastAsia="Consolas" w:hAnsi="Consolas"/>
+          <w:sz w:val="18"/>
+          <w:szCs w:val="18"/>
+        </w:rPr>
+        <w:t xml:space="preserve">      "to": "vibe-patterns",</w:t>
+      </w:r>
+    </w:p>
+    <w:p>
+      <w:pPr>
+        <w:shd w:fill="F5F5F5" w:color="F5F5F5" w:val="solid"/>
+        <w:spacing w:after="0"/>
+      </w:pPr>
+      <w:r>
+        <w:rPr>
+          <w:rFonts w:ascii="Consolas" w:cs="Consolas" w:eastAsia="Consolas" w:hAnsi="Consolas"/>
+          <w:sz w:val="18"/>
+          <w:szCs w:val="18"/>
+        </w:rPr>
+        <w:t xml:space="preserve">      "type": "invokes"</w:t>
+      </w:r>
+    </w:p>
+    <w:p>
+      <w:pPr>
+        <w:shd w:fill="F5F5F5" w:color="F5F5F5" w:val="solid"/>
+        <w:spacing w:after="0"/>
+      </w:pPr>
+      <w:r>
+        <w:rPr>
+          <w:rFonts w:ascii="Consolas" w:cs="Consolas" w:eastAsia="Consolas" w:hAnsi="Consolas"/>
+          <w:sz w:val="18"/>
+          <w:szCs w:val="18"/>
+        </w:rPr>
+        <w:t xml:space="preserve">    },</w:t>
+      </w:r>
+    </w:p>
+    <w:p>
+      <w:pPr>
+        <w:shd w:fill="F5F5F5" w:color="F5F5F5" w:val="solid"/>
+        <w:spacing w:after="0"/>
+      </w:pPr>
+      <w:r>
+        <w:rPr>
+          <w:rFonts w:ascii="Consolas" w:cs="Consolas" w:eastAsia="Consolas" w:hAnsi="Consolas"/>
+          <w:sz w:val="18"/>
+          <w:szCs w:val="18"/>
+        </w:rPr>
+        <w:t xml:space="preserve">    {</w:t>
+      </w:r>
+    </w:p>
+    <w:p>
+      <w:pPr>
+        <w:shd w:fill="F5F5F5" w:color="F5F5F5" w:val="solid"/>
+        <w:spacing w:after="0"/>
+      </w:pPr>
+      <w:r>
+        <w:rPr>
+          <w:rFonts w:ascii="Consolas" w:cs="Consolas" w:eastAsia="Consolas" w:hAnsi="Consolas"/>
+          <w:sz w:val="18"/>
+          <w:szCs w:val="18"/>
+        </w:rPr>
+        <w:t xml:space="preserve">      "from": "vibe-patterns",</w:t>
+      </w:r>
+    </w:p>
+    <w:p>
+      <w:pPr>
+        <w:shd w:fill="F5F5F5" w:color="F5F5F5" w:val="solid"/>
+        <w:spacing w:after="0"/>
+      </w:pPr>
+      <w:r>
+        <w:rPr>
+          <w:rFonts w:ascii="Consolas" w:cs="Consolas" w:eastAsia="Consolas" w:hAnsi="Consolas"/>
+          <w:sz w:val="18"/>
+          <w:szCs w:val="18"/>
+        </w:rPr>
+        <w:t xml:space="preserve">      "to": "art:vibe-patterns",</w:t>
+      </w:r>
+    </w:p>
+    <w:p>
+      <w:pPr>
+        <w:shd w:fill="F5F5F5" w:color="F5F5F5" w:val="solid"/>
+        <w:spacing w:after="0"/>
+      </w:pPr>
+      <w:r>
+        <w:rPr>
+          <w:rFonts w:ascii="Consolas" w:cs="Consolas" w:eastAsia="Consolas" w:hAnsi="Consolas"/>
+          <w:sz w:val="18"/>
+          <w:szCs w:val="18"/>
+        </w:rPr>
+        <w:t xml:space="preserve">      "type": "reads"</w:t>
+      </w:r>
+    </w:p>
+    <w:p>
+      <w:pPr>
+        <w:shd w:fill="F5F5F5" w:color="F5F5F5" w:val="solid"/>
+        <w:spacing w:after="0"/>
+      </w:pPr>
+      <w:r>
+        <w:rPr>
+          <w:rFonts w:ascii="Consolas" w:cs="Consolas" w:eastAsia="Consolas" w:hAnsi="Consolas"/>
+          <w:sz w:val="18"/>
+          <w:szCs w:val="18"/>
+        </w:rPr>
+        <w:t xml:space="preserve">    },</w:t>
+      </w:r>
+    </w:p>
+    <w:p>
+      <w:pPr>
+        <w:shd w:fill="F5F5F5" w:color="F5F5F5" w:val="solid"/>
+        <w:spacing w:after="0"/>
+      </w:pPr>
+      <w:r>
+        <w:rPr>
+          <w:rFonts w:ascii="Consolas" w:cs="Consolas" w:eastAsia="Consolas" w:hAnsi="Consolas"/>
+          <w:sz w:val="18"/>
+          <w:szCs w:val="18"/>
+        </w:rPr>
+        <w:t xml:space="preserve">    {</w:t>
+      </w:r>
+    </w:p>
+    <w:p>
+      <w:pPr>
+        <w:shd w:fill="F5F5F5" w:color="F5F5F5" w:val="solid"/>
+        <w:spacing w:after="0"/>
+      </w:pPr>
+      <w:r>
+        <w:rPr>
+          <w:rFonts w:ascii="Consolas" w:cs="Consolas" w:eastAsia="Consolas" w:hAnsi="Consolas"/>
+          <w:sz w:val="18"/>
+          <w:szCs w:val="18"/>
+        </w:rPr>
+        <w:t xml:space="preserve">      "from": "vibe-patterns",</w:t>
+      </w:r>
+    </w:p>
+    <w:p>
+      <w:pPr>
+        <w:shd w:fill="F5F5F5" w:color="F5F5F5" w:val="solid"/>
+        <w:spacing w:after="0"/>
+      </w:pPr>
+      <w:r>
+        <w:rPr>
+          <w:rFonts w:ascii="Consolas" w:cs="Consolas" w:eastAsia="Consolas" w:hAnsi="Consolas"/>
+          <w:sz w:val="18"/>
+          <w:szCs w:val="18"/>
+        </w:rPr>
+        <w:t xml:space="preserve">      "to": "art:adrs",</w:t>
+      </w:r>
+    </w:p>
+    <w:p>
+      <w:pPr>
+        <w:shd w:fill="F5F5F5" w:color="F5F5F5" w:val="solid"/>
+        <w:spacing w:after="0"/>
+      </w:pPr>
+      <w:r>
+        <w:rPr>
+          <w:rFonts w:ascii="Consolas" w:cs="Consolas" w:eastAsia="Consolas" w:hAnsi="Consolas"/>
+          <w:sz w:val="18"/>
+          <w:szCs w:val="18"/>
+        </w:rPr>
+        <w:t xml:space="preserve">      "type": "writes"</w:t>
+      </w:r>
+    </w:p>
+    <w:p>
+      <w:pPr>
+        <w:shd w:fill="F5F5F5" w:color="F5F5F5" w:val="solid"/>
+        <w:spacing w:after="0"/>
+      </w:pPr>
+      <w:r>
+        <w:rPr>
+          <w:rFonts w:ascii="Consolas" w:cs="Consolas" w:eastAsia="Consolas" w:hAnsi="Consolas"/>
+          <w:sz w:val="18"/>
+          <w:szCs w:val="18"/>
+        </w:rPr>
+        <w:t xml:space="preserve">    },</w:t>
+      </w:r>
+    </w:p>
+    <w:p>
+      <w:pPr>
+        <w:shd w:fill="F5F5F5" w:color="F5F5F5" w:val="solid"/>
+        <w:spacing w:after="0"/>
+      </w:pPr>
+      <w:r>
+        <w:rPr>
+          <w:rFonts w:ascii="Consolas" w:cs="Consolas" w:eastAsia="Consolas" w:hAnsi="Consolas"/>
+          <w:sz w:val="18"/>
+          <w:szCs w:val="18"/>
+        </w:rPr>
+        <w:t xml:space="preserve">    {</w:t>
+      </w:r>
+    </w:p>
+    <w:p>
+      <w:pPr>
+        <w:shd w:fill="F5F5F5" w:color="F5F5F5" w:val="solid"/>
+        <w:spacing w:after="0"/>
+      </w:pPr>
+      <w:r>
+        <w:rPr>
+          <w:rFonts w:ascii="Consolas" w:cs="Consolas" w:eastAsia="Consolas" w:hAnsi="Consolas"/>
+          <w:sz w:val="18"/>
+          <w:szCs w:val="18"/>
+        </w:rPr>
+        <w:t xml:space="preserve">      "from": "skill:migrate",</w:t>
+      </w:r>
+    </w:p>
+    <w:p>
+      <w:pPr>
+        <w:shd w:fill="F5F5F5" w:color="F5F5F5" w:val="solid"/>
+        <w:spacing w:after="0"/>
+      </w:pPr>
+      <w:r>
+        <w:rPr>
+          <w:rFonts w:ascii="Consolas" w:cs="Consolas" w:eastAsia="Consolas" w:hAnsi="Consolas"/>
+          <w:sz w:val="18"/>
+          <w:szCs w:val="18"/>
+        </w:rPr>
+        <w:t xml:space="preserve">      "to": "art:vibe-patterns",</w:t>
+      </w:r>
+    </w:p>
+    <w:p>
+      <w:pPr>
+        <w:shd w:fill="F5F5F5" w:color="F5F5F5" w:val="solid"/>
+        <w:spacing w:after="0"/>
+      </w:pPr>
+      <w:r>
+        <w:rPr>
+          <w:rFonts w:ascii="Consolas" w:cs="Consolas" w:eastAsia="Consolas" w:hAnsi="Consolas"/>
+          <w:sz w:val="18"/>
+          <w:szCs w:val="18"/>
+        </w:rPr>
+        <w:t xml:space="preserve">      "type": "reads"</w:t>
       </w:r>
     </w:p>
     <w:p>
@@ -10045,7 +11935,7 @@
         <w:spacing w:after="120" w:before="240"/>
       </w:pPr>
       <w:r>
-        <w:t xml:space="preserve">Type: cli-tool (4)</w:t>
+        <w:t xml:space="preserve">Type: cli-tool (6)</w:t>
       </w:r>
     </w:p>
     <w:p>
@@ -10660,20 +12550,11 @@
     </w:tbl>
     <w:p>
       <w:pPr>
-        <w:pStyle w:val="Heading2"/>
-        <w:spacing w:after="120" w:before="240"/>
-      </w:pPr>
-      <w:r>
-        <w:t xml:space="preserve">Type: skill (10)</w:t>
-      </w:r>
-    </w:p>
-    <w:p>
-      <w:pPr>
         <w:pStyle w:val="Heading3"/>
         <w:spacing w:after="120" w:before="240"/>
       </w:pPr>
       <w:r>
-        <w:t xml:space="preserve">skill:migrate</w:t>
+        <w:t xml:space="preserve">vibe-fleet</w:t>
       </w:r>
     </w:p>
     <w:p>
@@ -10681,7 +12562,7 @@
         <w:spacing w:after="120"/>
       </w:pPr>
       <w:r>
-        <w:t xml:space="preserve">Single entry point for migration. Dispatches to Mode A (first-run), Mode B (incremental apply), or Mode C (up-to-date) based on project state.</w:t>
+        <w:t xml:space="preserve">Multi-project orchestration. Maintains a registry of migrated projects (`fleet.config.json` or `~/.vibe-fleet/registry.json`) and shows their state on one screen. Drives batch extract/verify across the whole fleet and generates aggregated reports (FLEET.md/docx/html).</w:t>
       </w:r>
     </w:p>
     <w:tbl>
@@ -10753,7 +12634,7 @@
               <w:spacing w:after="40"/>
             </w:pPr>
             <w:r>
-              <w:t xml:space="preserve">skills/migrate.md</w:t>
+              <w:t xml:space="preserve">vibe-fleet/</w:t>
             </w:r>
           </w:p>
         </w:tc>
@@ -10765,17 +12646,61 @@
               <w:spacing w:after="40"/>
             </w:pPr>
             <w:r>
-              <w:t xml:space="preserve">Invoked as</w:t>
-            </w:r>
-          </w:p>
-        </w:tc>
-        <w:tc>
-          <w:p>
-            <w:pPr>
-              <w:spacing w:after="40"/>
-            </w:pPr>
-            <w:r>
-              <w:t xml:space="preserve">/migrate</w:t>
+              <w:t xml:space="preserve">Entrypoint</w:t>
+            </w:r>
+          </w:p>
+        </w:tc>
+        <w:tc>
+          <w:p>
+            <w:pPr>
+              <w:spacing w:after="40"/>
+            </w:pPr>
+            <w:r>
+              <w:t xml:space="preserve">node vibe-fleet/index.js</w:t>
+            </w:r>
+          </w:p>
+        </w:tc>
+      </w:tr>
+      <w:tr>
+        <w:tc>
+          <w:p>
+            <w:pPr>
+              <w:spacing w:after="40"/>
+            </w:pPr>
+            <w:r>
+              <w:t xml:space="preserve">Flags</w:t>
+            </w:r>
+          </w:p>
+        </w:tc>
+        <w:tc>
+          <w:p>
+            <w:pPr>
+              <w:spacing w:after="40"/>
+            </w:pPr>
+            <w:r>
+              <w:t xml:space="preserve">init, register, unregister, list, status, doctor, extract, verify, report, --config, --alias, --tag, --global, --since, --headless, --no-report, --md-only, --html, --out, --stop-on-failure</w:t>
+            </w:r>
+          </w:p>
+        </w:tc>
+      </w:tr>
+      <w:tr>
+        <w:tc>
+          <w:p>
+            <w:pPr>
+              <w:spacing w:after="40"/>
+            </w:pPr>
+            <w:r>
+              <w:t xml:space="preserve">Dependencies</w:t>
+            </w:r>
+          </w:p>
+        </w:tc>
+        <w:tc>
+          <w:p>
+            <w:pPr>
+              <w:spacing w:after="40"/>
+            </w:pPr>
+            <w:r>
+              <w:t xml:space="preserve">zod, docx</w:t>
             </w:r>
           </w:p>
         </w:tc>
@@ -10787,7 +12712,7 @@
         <w:spacing w:after="120" w:before="240"/>
       </w:pPr>
       <w:r>
-        <w:t xml:space="preserve">skill:verify-migration</w:t>
+        <w:t xml:space="preserve">vibe-patterns</w:t>
       </w:r>
     </w:p>
     <w:p>
@@ -10795,7 +12720,7 @@
         <w:spacing w:after="120"/>
       </w:pPr>
       <w:r>
-        <w:t xml:space="preserve">Generate Playwright tests, run them against the deployed app, diagnose failures, surface GitHub issues. Triggered at end of /migrate or invoked standalone.</w:t>
+        <w:t xml:space="preserve">Shared knowledge base of reusable migration patterns: per-environment field mappings, connector configs, common ADR templates. New migrations inherit instead of re-discovering. Thin CLI; most use is by /migrate consuming patterns inline.</w:t>
       </w:r>
     </w:p>
     <w:tbl>
@@ -10867,7 +12792,7 @@
               <w:spacing w:after="40"/>
             </w:pPr>
             <w:r>
-              <w:t xml:space="preserve">skills/verify-migration.md</w:t>
+              <w:t xml:space="preserve">vibe-patterns/</w:t>
             </w:r>
           </w:p>
         </w:tc>
@@ -10879,17 +12804,61 @@
               <w:spacing w:after="40"/>
             </w:pPr>
             <w:r>
-              <w:t xml:space="preserve">Invoked as</w:t>
-            </w:r>
-          </w:p>
-        </w:tc>
-        <w:tc>
-          <w:p>
-            <w:pPr>
-              <w:spacing w:after="40"/>
-            </w:pPr>
-            <w:r>
-              <w:t xml:space="preserve">/verify-migration</w:t>
+              <w:t xml:space="preserve">Entrypoint</w:t>
+            </w:r>
+          </w:p>
+        </w:tc>
+        <w:tc>
+          <w:p>
+            <w:pPr>
+              <w:spacing w:after="40"/>
+            </w:pPr>
+            <w:r>
+              <w:t xml:space="preserve">node vibe-patterns/index.js</w:t>
+            </w:r>
+          </w:p>
+        </w:tc>
+      </w:tr>
+      <w:tr>
+        <w:tc>
+          <w:p>
+            <w:pPr>
+              <w:spacing w:after="40"/>
+            </w:pPr>
+            <w:r>
+              <w:t xml:space="preserve">Flags</w:t>
+            </w:r>
+          </w:p>
+        </w:tc>
+        <w:tc>
+          <w:p>
+            <w:pPr>
+              <w:spacing w:after="40"/>
+            </w:pPr>
+            <w:r>
+              <w:t xml:space="preserve">list, show, apply, --to</w:t>
+            </w:r>
+          </w:p>
+        </w:tc>
+      </w:tr>
+      <w:tr>
+        <w:tc>
+          <w:p>
+            <w:pPr>
+              <w:spacing w:after="40"/>
+            </w:pPr>
+            <w:r>
+              <w:t xml:space="preserve">Dependencies</w:t>
+            </w:r>
+          </w:p>
+        </w:tc>
+        <w:tc>
+          <w:p>
+            <w:pPr>
+              <w:spacing w:after="40"/>
+            </w:pPr>
+            <w:r>
+              <w:t xml:space="preserve"/>
             </w:r>
           </w:p>
         </w:tc>
@@ -10897,11 +12866,20 @@
     </w:tbl>
     <w:p>
       <w:pPr>
+        <w:pStyle w:val="Heading2"/>
+        <w:spacing w:after="120" w:before="240"/>
+      </w:pPr>
+      <w:r>
+        <w:t xml:space="preserve">Type: skill (10)</w:t>
+      </w:r>
+    </w:p>
+    <w:p>
+      <w:pPr>
         <w:pStyle w:val="Heading3"/>
         <w:spacing w:after="120" w:before="240"/>
       </w:pPr>
       <w:r>
-        <w:t xml:space="preserve">skill:migration-report</w:t>
+        <w:t xml:space="preserve">skill:migrate</w:t>
       </w:r>
     </w:p>
     <w:p>
@@ -10909,7 +12887,7 @@
         <w:spacing w:after="120"/>
       </w:pPr>
       <w:r>
-        <w:t xml:space="preserve">Run vibe-reporter to produce PROJECT.md and PROJECT.docx. Triggered at end of /migrate or invoked standalone.</w:t>
+        <w:t xml:space="preserve">Single entry point for migration. Dispatches to Mode A (first-run), Mode B (incremental apply), or Mode C (up-to-date) based on project state.</w:t>
       </w:r>
     </w:p>
     <w:tbl>
@@ -10981,7 +12959,7 @@
               <w:spacing w:after="40"/>
             </w:pPr>
             <w:r>
-              <w:t xml:space="preserve">skills/migration-report.md</w:t>
+              <w:t xml:space="preserve">skills/migrate.md</w:t>
             </w:r>
           </w:p>
         </w:tc>
@@ -11003,7 +12981,7 @@
               <w:spacing w:after="40"/>
             </w:pPr>
             <w:r>
-              <w:t xml:space="preserve">/migration-report</w:t>
+              <w:t xml:space="preserve">/migrate</w:t>
             </w:r>
           </w:p>
         </w:tc>
@@ -11015,7 +12993,7 @@
         <w:spacing w:after="120" w:before="240"/>
       </w:pPr>
       <w:r>
-        <w:t xml:space="preserve">skill:map-fields</w:t>
+        <w:t xml:space="preserve">skill:verify-migration</w:t>
       </w:r>
     </w:p>
     <w:p>
@@ -11023,7 +13001,7 @@
         <w:spacing w:after="120"/>
       </w:pPr>
       <w:r>
-        <w:t xml:space="preserve">Discover and document field-name mappings between Vibe friendly names and Dataverse raw names. Called inline by /migrate when needed.</w:t>
+        <w:t xml:space="preserve">Generate Playwright tests, run them against the deployed app, diagnose failures, surface GitHub issues. Triggered at end of /migrate or invoked standalone.</w:t>
       </w:r>
     </w:p>
     <w:tbl>
@@ -11095,7 +13073,7 @@
               <w:spacing w:after="40"/>
             </w:pPr>
             <w:r>
-              <w:t xml:space="preserve">skills/map-fields.md</w:t>
+              <w:t xml:space="preserve">skills/verify-migration.md</w:t>
             </w:r>
           </w:p>
         </w:tc>
@@ -11117,7 +13095,7 @@
               <w:spacing w:after="40"/>
             </w:pPr>
             <w:r>
-              <w:t xml:space="preserve">/map-fields</w:t>
+              <w:t xml:space="preserve">/verify-migration</w:t>
             </w:r>
           </w:p>
         </w:tc>
@@ -11129,7 +13107,7 @@
         <w:spacing w:after="120" w:before="240"/>
       </w:pPr>
       <w:r>
-        <w:t xml:space="preserve">skill:add-connector</w:t>
+        <w:t xml:space="preserve">skill:migration-report</w:t>
       </w:r>
     </w:p>
     <w:p>
@@ -11137,7 +13115,7 @@
         <w:spacing w:after="120"/>
       </w:pPr>
       <w:r>
-        <w:t xml:space="preserve">Guide the developer through `npx power-apps add-data-source` for Office 365, SharePoint, etc.</w:t>
+        <w:t xml:space="preserve">Run vibe-reporter to produce PROJECT.md and PROJECT.docx. Triggered at end of /migrate or invoked standalone.</w:t>
       </w:r>
     </w:p>
     <w:tbl>
@@ -11209,7 +13187,7 @@
               <w:spacing w:after="40"/>
             </w:pPr>
             <w:r>
-              <w:t xml:space="preserve">skills/add-connector.md</w:t>
+              <w:t xml:space="preserve">skills/migration-report.md</w:t>
             </w:r>
           </w:p>
         </w:tc>
@@ -11231,7 +13209,7 @@
               <w:spacing w:after="40"/>
             </w:pPr>
             <w:r>
-              <w:t xml:space="preserve">/add-connector</w:t>
+              <w:t xml:space="preserve">/migration-report</w:t>
             </w:r>
           </w:p>
         </w:tc>
@@ -11243,7 +13221,7 @@
         <w:spacing w:after="120" w:before="240"/>
       </w:pPr>
       <w:r>
-        <w:t xml:space="preserve">skill:grill-with-docs</w:t>
+        <w:t xml:space="preserve">skill:map-fields</w:t>
       </w:r>
     </w:p>
     <w:p>
@@ -11251,7 +13229,7 @@
         <w:spacing w:after="120"/>
       </w:pPr>
       <w:r>
-        <w:t xml:space="preserve">Interview protocol: ask one question at a time, enforce terminology, probe edge cases, capture resolved terms in CONTEXT.md.</w:t>
+        <w:t xml:space="preserve">Discover and document field-name mappings between Vibe friendly names and Dataverse raw names. Called inline by /migrate when needed.</w:t>
       </w:r>
     </w:p>
     <w:tbl>
@@ -11323,7 +13301,7 @@
               <w:spacing w:after="40"/>
             </w:pPr>
             <w:r>
-              <w:t xml:space="preserve">skills/grill-with-docs.md</w:t>
+              <w:t xml:space="preserve">skills/map-fields.md</w:t>
             </w:r>
           </w:p>
         </w:tc>
@@ -11345,7 +13323,7 @@
               <w:spacing w:after="40"/>
             </w:pPr>
             <w:r>
-              <w:t xml:space="preserve">/grill-with-docs</w:t>
+              <w:t xml:space="preserve">/map-fields</w:t>
             </w:r>
           </w:p>
         </w:tc>
@@ -11357,7 +13335,7 @@
         <w:spacing w:after="120" w:before="240"/>
       </w:pPr>
       <w:r>
-        <w:t xml:space="preserve">skill:diagnose</w:t>
+        <w:t xml:space="preserve">skill:add-connector</w:t>
       </w:r>
     </w:p>
     <w:p>
@@ -11365,7 +13343,7 @@
         <w:spacing w:after="120"/>
       </w:pPr>
       <w:r>
-        <w:t xml:space="preserve">Disciplined diagnosis loop for hard bugs: reproduce → minimise → hypothesise → instrument → fix → regression test.</w:t>
+        <w:t xml:space="preserve">Guide the developer through `npx power-apps add-data-source` for Office 365, SharePoint, etc.</w:t>
       </w:r>
     </w:p>
     <w:tbl>
@@ -11437,7 +13415,7 @@
               <w:spacing w:after="40"/>
             </w:pPr>
             <w:r>
-              <w:t xml:space="preserve">skills/diagnose.md</w:t>
+              <w:t xml:space="preserve">skills/add-connector.md</w:t>
             </w:r>
           </w:p>
         </w:tc>
@@ -11459,7 +13437,7 @@
               <w:spacing w:after="40"/>
             </w:pPr>
             <w:r>
-              <w:t xml:space="preserve">/diagnose</w:t>
+              <w:t xml:space="preserve">/add-connector</w:t>
             </w:r>
           </w:p>
         </w:tc>
@@ -11471,7 +13449,7 @@
         <w:spacing w:after="120" w:before="240"/>
       </w:pPr>
       <w:r>
-        <w:t xml:space="preserve">skill:handoff</w:t>
+        <w:t xml:space="preserve">skill:grill-with-docs</w:t>
       </w:r>
     </w:p>
     <w:p>
@@ -11479,7 +13457,7 @@
         <w:spacing w:after="120"/>
       </w:pPr>
       <w:r>
-        <w:t xml:space="preserve">Compact the current conversation into a handoff document for the next agent or session.</w:t>
+        <w:t xml:space="preserve">Interview protocol: ask one question at a time, enforce terminology, probe edge cases, capture resolved terms in CONTEXT.md.</w:t>
       </w:r>
     </w:p>
     <w:tbl>
@@ -11551,7 +13529,7 @@
               <w:spacing w:after="40"/>
             </w:pPr>
             <w:r>
-              <w:t xml:space="preserve">skills/handoff.md</w:t>
+              <w:t xml:space="preserve">skills/grill-with-docs.md</w:t>
             </w:r>
           </w:p>
         </w:tc>
@@ -11573,7 +13551,7 @@
               <w:spacing w:after="40"/>
             </w:pPr>
             <w:r>
-              <w:t xml:space="preserve">/handoff</w:t>
+              <w:t xml:space="preserve">/grill-with-docs</w:t>
             </w:r>
           </w:p>
         </w:tc>
@@ -11585,7 +13563,7 @@
         <w:spacing w:after="120" w:before="240"/>
       </w:pPr>
       <w:r>
-        <w:t xml:space="preserve">skill:karpathy-guidelines</w:t>
+        <w:t xml:space="preserve">skill:diagnose</w:t>
       </w:r>
     </w:p>
     <w:p>
@@ -11593,7 +13571,7 @@
         <w:spacing w:after="120"/>
       </w:pPr>
       <w:r>
-        <w:t xml:space="preserve">Behavioural rules: think before coding, simplicity first, surgical changes, goal-driven execution.</w:t>
+        <w:t xml:space="preserve">Disciplined diagnosis loop for hard bugs: reproduce → minimise → hypothesise → instrument → fix → regression test.</w:t>
       </w:r>
     </w:p>
     <w:tbl>
@@ -11665,7 +13643,7 @@
               <w:spacing w:after="40"/>
             </w:pPr>
             <w:r>
-              <w:t xml:space="preserve">skills/karpathy-guidelines.md</w:t>
+              <w:t xml:space="preserve">skills/diagnose.md</w:t>
             </w:r>
           </w:p>
         </w:tc>
@@ -11687,7 +13665,7 @@
               <w:spacing w:after="40"/>
             </w:pPr>
             <w:r>
-              <w:t xml:space="preserve">/karpathy-guidelines</w:t>
+              <w:t xml:space="preserve">/diagnose</w:t>
             </w:r>
           </w:p>
         </w:tc>
@@ -11699,7 +13677,7 @@
         <w:spacing w:after="120" w:before="240"/>
       </w:pPr>
       <w:r>
-        <w:t xml:space="preserve">doc:version-control</w:t>
+        <w:t xml:space="preserve">skill:handoff</w:t>
       </w:r>
     </w:p>
     <w:p>
@@ -11707,7 +13685,7 @@
         <w:spacing w:after="120"/>
       </w:pPr>
       <w:r>
-        <w:t xml:space="preserve">Reference doc (not a slash command) describing the versioning policy: file ownership, manifest schemas, snapshot rotation, semver rules.</w:t>
+        <w:t xml:space="preserve">Compact the current conversation into a handoff document for the next agent or session.</w:t>
       </w:r>
     </w:p>
     <w:tbl>
@@ -11779,7 +13757,29 @@
               <w:spacing w:after="40"/>
             </w:pPr>
             <w:r>
-              <w:t xml:space="preserve">skills/version-control.md</w:t>
+              <w:t xml:space="preserve">skills/handoff.md</w:t>
+            </w:r>
+          </w:p>
+        </w:tc>
+      </w:tr>
+      <w:tr>
+        <w:tc>
+          <w:p>
+            <w:pPr>
+              <w:spacing w:after="40"/>
+            </w:pPr>
+            <w:r>
+              <w:t xml:space="preserve">Invoked as</w:t>
+            </w:r>
+          </w:p>
+        </w:tc>
+        <w:tc>
+          <w:p>
+            <w:pPr>
+              <w:spacing w:after="40"/>
+            </w:pPr>
+            <w:r>
+              <w:t xml:space="preserve">/handoff</w:t>
             </w:r>
           </w:p>
         </w:tc>
@@ -11787,20 +13787,11 @@
     </w:tbl>
     <w:p>
       <w:pPr>
-        <w:pStyle w:val="Heading2"/>
-        <w:spacing w:after="120" w:before="240"/>
-      </w:pPr>
-      <w:r>
-        <w:t xml:space="preserve">Type: artifact (13)</w:t>
-      </w:r>
-    </w:p>
-    <w:p>
-      <w:pPr>
         <w:pStyle w:val="Heading3"/>
         <w:spacing w:after="120" w:before="240"/>
       </w:pPr>
       <w:r>
-        <w:t xml:space="preserve">art:vibe-source</w:t>
+        <w:t xml:space="preserve">skill:karpathy-guidelines</w:t>
       </w:r>
     </w:p>
     <w:p>
@@ -11808,7 +13799,7 @@
         <w:spacing w:after="120"/>
       </w:pPr>
       <w:r>
-        <w:t xml:space="preserve">Cleaned TypeScript source extracted from Vibe (source maps decoded). Refreshed by every vibe-extractor run.</w:t>
+        <w:t xml:space="preserve">Behavioural rules: think before coding, simplicity first, surgical changes, goal-driven execution.</w:t>
       </w:r>
     </w:p>
     <w:tbl>
@@ -11880,7 +13871,7 @@
               <w:spacing w:after="40"/>
             </w:pPr>
             <w:r>
-              <w:t xml:space="preserve">vibe-source/</w:t>
+              <w:t xml:space="preserve">skills/karpathy-guidelines.md</w:t>
             </w:r>
           </w:p>
         </w:tc>
@@ -11892,39 +13883,17 @@
               <w:spacing w:after="40"/>
             </w:pPr>
             <w:r>
-              <w:t xml:space="preserve">Schema</w:t>
-            </w:r>
-          </w:p>
-        </w:tc>
-        <w:tc>
-          <w:p>
-            <w:pPr>
-              <w:spacing w:after="40"/>
-            </w:pPr>
-            <w:r>
-              <w:t xml:space="preserve">Tree of .ts/.tsx/.css files mirroring src/ of the Vibe app.</w:t>
-            </w:r>
-          </w:p>
-        </w:tc>
-      </w:tr>
-      <w:tr>
-        <w:tc>
-          <w:p>
-            <w:pPr>
-              <w:spacing w:after="40"/>
-            </w:pPr>
-            <w:r>
-              <w:t xml:space="preserve">Ownership</w:t>
-            </w:r>
-          </w:p>
-        </w:tc>
-        <w:tc>
-          <w:p>
-            <w:pPr>
-              <w:spacing w:after="40"/>
-            </w:pPr>
-            <w:r>
-              <w:t xml:space="preserve">vibe-extractor writes; /migrate reads.</w:t>
+              <w:t xml:space="preserve">Invoked as</w:t>
+            </w:r>
+          </w:p>
+        </w:tc>
+        <w:tc>
+          <w:p>
+            <w:pPr>
+              <w:spacing w:after="40"/>
+            </w:pPr>
+            <w:r>
+              <w:t xml:space="preserve">/karpathy-guidelines</w:t>
             </w:r>
           </w:p>
         </w:tc>
@@ -11936,7 +13905,7 @@
         <w:spacing w:after="120" w:before="240"/>
       </w:pPr>
       <w:r>
-        <w:t xml:space="preserve">art:vibe-baseline</w:t>
+        <w:t xml:space="preserve">doc:version-control</w:t>
       </w:r>
     </w:p>
     <w:p>
@@ -11944,7 +13913,7 @@
         <w:spacing w:after="120"/>
       </w:pPr>
       <w:r>
-        <w:t xml:space="preserve">Live baseline — the most recent Vibe state on disk. Used as the diff reference for the next extraction.</w:t>
+        <w:t xml:space="preserve">Reference doc (not a slash command) describing the versioning policy: file ownership, manifest schemas, snapshot rotation, semver rules.</w:t>
       </w:r>
     </w:p>
     <w:tbl>
@@ -12016,51 +13985,7 @@
               <w:spacing w:after="40"/>
             </w:pPr>
             <w:r>
-              <w:t xml:space="preserve">vibe-baseline/</w:t>
-            </w:r>
-          </w:p>
-        </w:tc>
-      </w:tr>
-      <w:tr>
-        <w:tc>
-          <w:p>
-            <w:pPr>
-              <w:spacing w:after="40"/>
-            </w:pPr>
-            <w:r>
-              <w:t xml:space="preserve">Schema</w:t>
-            </w:r>
-          </w:p>
-        </w:tc>
-        <w:tc>
-          <w:p>
-            <w:pPr>
-              <w:spacing w:after="40"/>
-            </w:pPr>
-            <w:r>
-              <w:t xml:space="preserve">Same tree shape as vibe-source/ at the time of the last successful run.</w:t>
-            </w:r>
-          </w:p>
-        </w:tc>
-      </w:tr>
-      <w:tr>
-        <w:tc>
-          <w:p>
-            <w:pPr>
-              <w:spacing w:after="40"/>
-            </w:pPr>
-            <w:r>
-              <w:t xml:space="preserve">Ownership</w:t>
-            </w:r>
-          </w:p>
-        </w:tc>
-        <w:tc>
-          <w:p>
-            <w:pPr>
-              <w:spacing w:after="40"/>
-            </w:pPr>
-            <w:r>
-              <w:t xml:space="preserve">vibe-extractor writes (on diff); /migrate Mode A initialises on first run.</w:t>
+              <w:t xml:space="preserve">skills/version-control.md</w:t>
             </w:r>
           </w:p>
         </w:tc>
@@ -12068,11 +13993,20 @@
     </w:tbl>
     <w:p>
       <w:pPr>
+        <w:pStyle w:val="Heading2"/>
+        <w:spacing w:after="120" w:before="240"/>
+      </w:pPr>
+      <w:r>
+        <w:t xml:space="preserve">Type: artifact (15)</w:t>
+      </w:r>
+    </w:p>
+    <w:p>
+      <w:pPr>
         <w:pStyle w:val="Heading3"/>
         <w:spacing w:after="120" w:before="240"/>
       </w:pPr>
       <w:r>
-        <w:t xml:space="preserve">art:vibe-history</w:t>
+        <w:t xml:space="preserve">art:vibe-source</w:t>
       </w:r>
     </w:p>
     <w:p>
@@ -12080,7 +14014,7 @@
         <w:spacing w:after="120"/>
       </w:pPr>
       <w:r>
-        <w:t xml:space="preserve">Append-only audit log of every migration version. Survives snapshot rotation. The single source of truth for version history.</w:t>
+        <w:t xml:space="preserve">Cleaned TypeScript source extracted from Vibe (source maps decoded). Refreshed by every vibe-extractor run.</w:t>
       </w:r>
     </w:p>
     <w:tbl>
@@ -12152,7 +14086,7 @@
               <w:spacing w:after="40"/>
             </w:pPr>
             <w:r>
-              <w:t xml:space="preserve">vibe-history.json</w:t>
+              <w:t xml:space="preserve">vibe-source/</w:t>
             </w:r>
           </w:p>
         </w:tc>
@@ -12174,7 +14108,7 @@
               <w:spacing w:after="40"/>
             </w:pPr>
             <w:r>
-              <w:t xml:space="preserve">{ projectName, versions: [{ version, extractedAt, fileCount, treeHash, changedFiles, snapshotPath, gitTag, note, testResults? }] }</w:t>
+              <w:t xml:space="preserve">Tree of .ts/.tsx/.css files mirroring src/ of the Vibe app.</w:t>
             </w:r>
           </w:p>
         </w:tc>
@@ -12196,7 +14130,7 @@
               <w:spacing w:after="40"/>
             </w:pPr>
             <w:r>
-              <w:t xml:space="preserve">vibe-extractor appends; /migrate Mode A initialises; /migrate Mode B writes `note`; vibe-verifier writes `testResults`.</w:t>
+              <w:t xml:space="preserve">vibe-extractor writes; /migrate reads.</w:t>
             </w:r>
           </w:p>
         </w:tc>
@@ -12208,7 +14142,7 @@
         <w:spacing w:after="120" w:before="240"/>
       </w:pPr>
       <w:r>
-        <w:t xml:space="preserve">art:vibe-baselines-snapshots</w:t>
+        <w:t xml:space="preserve">art:vibe-baseline</w:t>
       </w:r>
     </w:p>
     <w:p>
@@ -12216,7 +14150,7 @@
         <w:spacing w:after="120"/>
       </w:pPr>
       <w:r>
-        <w:t xml:space="preserve">Filesystem snapshots, one per version. Last 3 kept; older auto-rotated. Git tags (vibe-baseline-vX.Y.Z) preserve them past rotation.</w:t>
+        <w:t xml:space="preserve">Live baseline — the most recent Vibe state on disk. Used as the diff reference for the next extraction.</w:t>
       </w:r>
     </w:p>
     <w:tbl>
@@ -12288,7 +14222,7 @@
               <w:spacing w:after="40"/>
             </w:pPr>
             <w:r>
-              <w:t xml:space="preserve">vibe-baselines-snapshots/v{X.Y.Z}/</w:t>
+              <w:t xml:space="preserve">vibe-baseline/</w:t>
             </w:r>
           </w:p>
         </w:tc>
@@ -12310,7 +14244,7 @@
               <w:spacing w:after="40"/>
             </w:pPr>
             <w:r>
-              <w:t xml:space="preserve">Same tree shape as vibe-baseline/ at the time of that version.</w:t>
+              <w:t xml:space="preserve">Same tree shape as vibe-source/ at the time of the last successful run.</w:t>
             </w:r>
           </w:p>
         </w:tc>
@@ -12332,7 +14266,7 @@
               <w:spacing w:after="40"/>
             </w:pPr>
             <w:r>
-              <w:t xml:space="preserve">vibe-extractor writes; rotated automatically.</w:t>
+              <w:t xml:space="preserve">vibe-extractor writes (on diff); /migrate Mode A initialises on first run.</w:t>
             </w:r>
           </w:p>
         </w:tc>
@@ -12344,7 +14278,7 @@
         <w:spacing w:after="120" w:before="240"/>
       </w:pPr>
       <w:r>
-        <w:t xml:space="preserve">art:vibe-migration</w:t>
+        <w:t xml:space="preserve">art:vibe-history</w:t>
       </w:r>
     </w:p>
     <w:p>
@@ -12352,7 +14286,7 @@
         <w:spacing w:after="120"/>
       </w:pPr>
       <w:r>
-        <w:t xml:space="preserve">File ownership manifest. Decides which files /migrate Mode B may auto-overwrite (vibeOwned) vs must ask about (migrationOwned / requiresReview).</w:t>
+        <w:t xml:space="preserve">Append-only audit log of every migration version. Survives snapshot rotation. The single source of truth for version history.</w:t>
       </w:r>
     </w:p>
     <w:tbl>
@@ -12424,7 +14358,7 @@
               <w:spacing w:after="40"/>
             </w:pPr>
             <w:r>
-              <w:t xml:space="preserve">vibe-migration.json</w:t>
+              <w:t xml:space="preserve">vibe-history.json</w:t>
             </w:r>
           </w:p>
         </w:tc>
@@ -12446,7 +14380,7 @@
               <w:spacing w:after="40"/>
             </w:pPr>
             <w:r>
-              <w:t xml:space="preserve">{ projectName, migratedAt, vibeOwned: [], migrationOwned: [], requiresReview: [] }</w:t>
+              <w:t xml:space="preserve">{ projectName, versions: [{ version, extractedAt, fileCount, treeHash, changedFiles, snapshotPath, gitTag, note, testResults? }] }</w:t>
             </w:r>
           </w:p>
         </w:tc>
@@ -12468,7 +14402,7 @@
               <w:spacing w:after="40"/>
             </w:pPr>
             <w:r>
-              <w:t xml:space="preserve">/migrate Mode A writes once; Mode B reads on every incremental run.</w:t>
+              <w:t xml:space="preserve">vibe-extractor appends; /migrate Mode A initialises; /migrate Mode B writes `note`; vibe-verifier writes `testResults`.</w:t>
             </w:r>
           </w:p>
         </w:tc>
@@ -12480,7 +14414,7 @@
         <w:spacing w:after="120" w:before="240"/>
       </w:pPr>
       <w:r>
-        <w:t xml:space="preserve">art:power-code-project</w:t>
+        <w:t xml:space="preserve">art:vibe-baselines-snapshots</w:t>
       </w:r>
     </w:p>
     <w:p>
@@ -12488,7 +14422,7 @@
         <w:spacing w:after="120"/>
       </w:pPr>
       <w:r>
-        <w:t xml:space="preserve">The migrated Power Code project — what the developer actually deploys. Lives at the project name the developer chose.</w:t>
+        <w:t xml:space="preserve">Filesystem snapshots, one per version. Last 3 kept; older auto-rotated. Git tags (vibe-baseline-vX.Y.Z) preserve them past rotation.</w:t>
       </w:r>
     </w:p>
     <w:tbl>
@@ -12560,7 +14494,7 @@
               <w:spacing w:after="40"/>
             </w:pPr>
             <w:r>
-              <w:t xml:space="preserve">[ProjectName]/</w:t>
+              <w:t xml:space="preserve">vibe-baselines-snapshots/v{X.Y.Z}/</w:t>
             </w:r>
           </w:p>
         </w:tc>
@@ -12582,7 +14516,7 @@
               <w:spacing w:after="40"/>
             </w:pPr>
             <w:r>
-              <w:t xml:space="preserve">Vite + React + TypeScript project with @microsoft/power-apps SDK.</w:t>
+              <w:t xml:space="preserve">Same tree shape as vibe-baseline/ at the time of that version.</w:t>
             </w:r>
           </w:p>
         </w:tc>
@@ -12604,7 +14538,7 @@
               <w:spacing w:after="40"/>
             </w:pPr>
             <w:r>
-              <w:t xml:space="preserve">/migrate writes; npx power-apps push deploys.</w:t>
+              <w:t xml:space="preserve">vibe-extractor writes; rotated automatically.</w:t>
             </w:r>
           </w:p>
         </w:tc>
@@ -12616,7 +14550,7 @@
         <w:spacing w:after="120" w:before="240"/>
       </w:pPr>
       <w:r>
-        <w:t xml:space="preserve">art:context</w:t>
+        <w:t xml:space="preserve">art:vibe-migration</w:t>
       </w:r>
     </w:p>
     <w:p>
@@ -12624,7 +14558,7 @@
         <w:spacing w:after="120"/>
       </w:pPr>
       <w:r>
-        <w:t xml:space="preserve">Glossary + field-mapping decisions. Append-only — grill-with-docs writes here as terms are resolved.</w:t>
+        <w:t xml:space="preserve">File ownership manifest. Decides which files /migrate Mode B may auto-overwrite (vibeOwned) vs must ask about (migrationOwned / requiresReview).</w:t>
       </w:r>
     </w:p>
     <w:tbl>
@@ -12696,7 +14630,7 @@
               <w:spacing w:after="40"/>
             </w:pPr>
             <w:r>
-              <w:t xml:space="preserve">CONTEXT.md</w:t>
+              <w:t xml:space="preserve">vibe-migration.json</w:t>
             </w:r>
           </w:p>
         </w:tc>
@@ -12708,6 +14642,28 @@
               <w:spacing w:after="40"/>
             </w:pPr>
             <w:r>
+              <w:t xml:space="preserve">Schema</w:t>
+            </w:r>
+          </w:p>
+        </w:tc>
+        <w:tc>
+          <w:p>
+            <w:pPr>
+              <w:spacing w:after="40"/>
+            </w:pPr>
+            <w:r>
+              <w:t xml:space="preserve">{ projectName, migratedAt, vibeOwned: [], migrationOwned: [], requiresReview: [] }</w:t>
+            </w:r>
+          </w:p>
+        </w:tc>
+      </w:tr>
+      <w:tr>
+        <w:tc>
+          <w:p>
+            <w:pPr>
+              <w:spacing w:after="40"/>
+            </w:pPr>
+            <w:r>
               <w:t xml:space="preserve">Ownership</w:t>
             </w:r>
           </w:p>
@@ -12718,7 +14674,7 @@
               <w:spacing w:after="40"/>
             </w:pPr>
             <w:r>
-              <w:t xml:space="preserve">developer + /migrate + /grill-with-docs.</w:t>
+              <w:t xml:space="preserve">/migrate Mode A writes once; Mode B reads on every incremental run.</w:t>
             </w:r>
           </w:p>
         </w:tc>
@@ -12730,7 +14686,7 @@
         <w:spacing w:after="120" w:before="240"/>
       </w:pPr>
       <w:r>
-        <w:t xml:space="preserve">art:adrs</w:t>
+        <w:t xml:space="preserve">art:power-code-project</w:t>
       </w:r>
     </w:p>
     <w:p>
@@ -12738,7 +14694,7 @@
         <w:spacing w:after="120"/>
       </w:pPr>
       <w:r>
-        <w:t xml:space="preserve">Architecture Decision Records. One file per significant, hard-to-reverse decision.</w:t>
+        <w:t xml:space="preserve">The migrated Power Code project — what the developer actually deploys. Lives at the project name the developer chose.</w:t>
       </w:r>
     </w:p>
     <w:tbl>
@@ -12810,7 +14766,7 @@
               <w:spacing w:after="40"/>
             </w:pPr>
             <w:r>
-              <w:t xml:space="preserve">docs/adr/*.md</w:t>
+              <w:t xml:space="preserve">[ProjectName]/</w:t>
             </w:r>
           </w:p>
         </w:tc>
@@ -12822,6 +14778,28 @@
               <w:spacing w:after="40"/>
             </w:pPr>
             <w:r>
+              <w:t xml:space="preserve">Schema</w:t>
+            </w:r>
+          </w:p>
+        </w:tc>
+        <w:tc>
+          <w:p>
+            <w:pPr>
+              <w:spacing w:after="40"/>
+            </w:pPr>
+            <w:r>
+              <w:t xml:space="preserve">Vite + React + TypeScript project with @microsoft/power-apps SDK.</w:t>
+            </w:r>
+          </w:p>
+        </w:tc>
+      </w:tr>
+      <w:tr>
+        <w:tc>
+          <w:p>
+            <w:pPr>
+              <w:spacing w:after="40"/>
+            </w:pPr>
+            <w:r>
               <w:t xml:space="preserve">Ownership</w:t>
             </w:r>
           </w:p>
@@ -12832,7 +14810,7 @@
               <w:spacing w:after="40"/>
             </w:pPr>
             <w:r>
-              <w:t xml:space="preserve">developer (created lazily when /grill-with-docs decides one is warranted).</w:t>
+              <w:t xml:space="preserve">/migrate writes; npx power-apps push deploys.</w:t>
             </w:r>
           </w:p>
         </w:tc>
@@ -12844,7 +14822,7 @@
         <w:spacing w:after="120" w:before="240"/>
       </w:pPr>
       <w:r>
-        <w:t xml:space="preserve">art:test-specs</w:t>
+        <w:t xml:space="preserve">art:context</w:t>
       </w:r>
     </w:p>
     <w:p>
@@ -12852,7 +14830,7 @@
         <w:spacing w:after="120"/>
       </w:pPr>
       <w:r>
-        <w:t xml:space="preserve">Playwright test files. One folder per migration version. AI-generated initially; human-reviewed before being trusted.</w:t>
+        <w:t xml:space="preserve">Glossary + field-mapping decisions. Append-only — grill-with-docs writes here as terms are resolved.</w:t>
       </w:r>
     </w:p>
     <w:tbl>
@@ -12924,7 +14902,7 @@
               <w:spacing w:after="40"/>
             </w:pPr>
             <w:r>
-              <w:t xml:space="preserve">tests/specs/v{X.Y.Z}/*.spec.ts</w:t>
+              <w:t xml:space="preserve">CONTEXT.md</w:t>
             </w:r>
           </w:p>
         </w:tc>
@@ -12946,7 +14924,7 @@
               <w:spacing w:after="40"/>
             </w:pPr>
             <w:r>
-              <w:t xml:space="preserve">/verify-migration writes; developer reviews and edits.</w:t>
+              <w:t xml:space="preserve">developer + /migrate + /grill-with-docs.</w:t>
             </w:r>
           </w:p>
         </w:tc>
@@ -12958,7 +14936,7 @@
         <w:spacing w:after="120" w:before="240"/>
       </w:pPr>
       <w:r>
-        <w:t xml:space="preserve">art:test-results</w:t>
+        <w:t xml:space="preserve">art:adrs</w:t>
       </w:r>
     </w:p>
     <w:p>
@@ -12966,7 +14944,7 @@
         <w:spacing w:after="120"/>
       </w:pPr>
       <w:r>
-        <w:t xml:space="preserve">Per-run Playwright artifacts: report.json, traces, screenshots, videos. Used for diagnosis.</w:t>
+        <w:t xml:space="preserve">Architecture Decision Records. One file per significant, hard-to-reverse decision.</w:t>
       </w:r>
     </w:p>
     <w:tbl>
@@ -13038,7 +15016,7 @@
               <w:spacing w:after="40"/>
             </w:pPr>
             <w:r>
-              <w:t xml:space="preserve">tests/results/v{X.Y.Z}/{YYYY-MM-DD}/</w:t>
+              <w:t xml:space="preserve">docs/adr/*.md</w:t>
             </w:r>
           </w:p>
         </w:tc>
@@ -13060,7 +15038,7 @@
               <w:spacing w:after="40"/>
             </w:pPr>
             <w:r>
-              <w:t xml:space="preserve">vibe-verifier writes.</w:t>
+              <w:t xml:space="preserve">developer (created lazily when /grill-with-docs decides one is warranted).</w:t>
             </w:r>
           </w:p>
         </w:tc>
@@ -13072,7 +15050,7 @@
         <w:spacing w:after="120" w:before="240"/>
       </w:pPr>
       <w:r>
-        <w:t xml:space="preserve">art:auth-state</w:t>
+        <w:t xml:space="preserve">art:test-specs</w:t>
       </w:r>
     </w:p>
     <w:p>
@@ -13080,7 +15058,7 @@
         <w:spacing w:after="120"/>
       </w:pPr>
       <w:r>
-        <w:t xml:space="preserve">Saved Microsoft account session for the deployed Power Apps player. Gitignored — contains auth tokens.</w:t>
+        <w:t xml:space="preserve">Playwright test files. One folder per migration version. AI-generated initially; human-reviewed before being trusted.</w:t>
       </w:r>
     </w:p>
     <w:tbl>
@@ -13152,7 +15130,7 @@
               <w:spacing w:after="40"/>
             </w:pPr>
             <w:r>
-              <w:t xml:space="preserve">vibe-verifier/.auth/state.json</w:t>
+              <w:t xml:space="preserve">tests/specs/v{X.Y.Z}/*.spec.ts</w:t>
             </w:r>
           </w:p>
         </w:tc>
@@ -13174,7 +15152,7 @@
               <w:spacing w:after="40"/>
             </w:pPr>
             <w:r>
-              <w:t xml:space="preserve">`node vibe-verifier/index.js --setup-auth` writes once; subsequent runs read.</w:t>
+              <w:t xml:space="preserve">/verify-migration writes; developer reviews and edits.</w:t>
             </w:r>
           </w:p>
         </w:tc>
@@ -13186,7 +15164,7 @@
         <w:spacing w:after="120" w:before="240"/>
       </w:pPr>
       <w:r>
-        <w:t xml:space="preserve">art:project-doc</w:t>
+        <w:t xml:space="preserve">art:test-results</w:t>
       </w:r>
     </w:p>
     <w:p>
@@ -13194,7 +15172,7 @@
         <w:spacing w:after="120"/>
       </w:pPr>
       <w:r>
-        <w:t xml:space="preserve">Project documentation for the user's migrated app. Comprehensive bundle of overview, history, mappings, ADRs, dependencies, test results.</w:t>
+        <w:t xml:space="preserve">Per-run Playwright artifacts: report.json, traces, screenshots, videos. Used for diagnosis.</w:t>
       </w:r>
     </w:p>
     <w:tbl>
@@ -13266,7 +15244,7 @@
               <w:spacing w:after="40"/>
             </w:pPr>
             <w:r>
-              <w:t xml:space="preserve">docs/PROJECT.md, docs/PROJECT.docx</w:t>
+              <w:t xml:space="preserve">tests/results/v{X.Y.Z}/{YYYY-MM-DD}/</w:t>
             </w:r>
           </w:p>
         </w:tc>
@@ -13288,7 +15266,7 @@
               <w:spacing w:after="40"/>
             </w:pPr>
             <w:r>
-              <w:t xml:space="preserve">vibe-reporter writes.</w:t>
+              <w:t xml:space="preserve">vibe-verifier writes.</w:t>
             </w:r>
           </w:p>
         </w:tc>
@@ -13300,7 +15278,7 @@
         <w:spacing w:after="120" w:before="240"/>
       </w:pPr>
       <w:r>
-        <w:t xml:space="preserve">art:system-doc</w:t>
+        <w:t xml:space="preserve">art:auth-state</w:t>
       </w:r>
     </w:p>
     <w:p>
@@ -13308,7 +15286,7 @@
         <w:spacing w:after="120"/>
       </w:pPr>
       <w:r>
-        <w:t xml:space="preserve">System documentation for the toolkit itself (this document).</w:t>
+        <w:t xml:space="preserve">Saved Microsoft account session for the deployed Power Apps player. Gitignored — contains auth tokens.</w:t>
       </w:r>
     </w:p>
     <w:tbl>
@@ -13380,7 +15358,7 @@
               <w:spacing w:after="40"/>
             </w:pPr>
             <w:r>
-              <w:t xml:space="preserve">docs/SYSTEM.md, docs/SYSTEM.docx</w:t>
+              <w:t xml:space="preserve">vibe-verifier/.auth/state.json</w:t>
             </w:r>
           </w:p>
         </w:tc>
@@ -13402,7 +15380,7 @@
               <w:spacing w:after="40"/>
             </w:pPr>
             <w:r>
-              <w:t xml:space="preserve">vibe-toolkit-doc writes.</w:t>
+              <w:t xml:space="preserve">`node vibe-verifier/index.js --setup-auth` writes once; subsequent runs read.</w:t>
             </w:r>
           </w:p>
         </w:tc>
@@ -13410,20 +15388,11 @@
     </w:tbl>
     <w:p>
       <w:pPr>
-        <w:pStyle w:val="Heading2"/>
-        <w:spacing w:after="120" w:before="240"/>
-      </w:pPr>
-      <w:r>
-        <w:t xml:space="preserve">Type: handoff (1)</w:t>
-      </w:r>
-    </w:p>
-    <w:p>
-      <w:pPr>
         <w:pStyle w:val="Heading3"/>
         <w:spacing w:after="120" w:before="240"/>
       </w:pPr>
       <w:r>
-        <w:t xml:space="preserve">art:vibe-pending-update</w:t>
+        <w:t xml:space="preserve">art:project-doc</w:t>
       </w:r>
     </w:p>
     <w:p>
@@ -13431,7 +15400,7 @@
         <w:spacing w:after="120"/>
       </w:pPr>
       <w:r>
-        <w:t xml:space="preserve">Short-lived diff manifest from extractor to /migrate. Presence triggers Mode B; absence + history present triggers Mode C.</w:t>
+        <w:t xml:space="preserve">Project documentation for the user's migrated app. Comprehensive bundle of overview, history, mappings, ADRs, dependencies, test results.</w:t>
       </w:r>
     </w:p>
     <w:tbl>
@@ -13503,7 +15472,7 @@
               <w:spacing w:after="40"/>
             </w:pPr>
             <w:r>
-              <w:t xml:space="preserve">vibe-pending-update.json</w:t>
+              <w:t xml:space="preserve">docs/PROJECT.md, docs/PROJECT.docx</w:t>
             </w:r>
           </w:p>
         </w:tc>
@@ -13515,28 +15484,6 @@
               <w:spacing w:after="40"/>
             </w:pPr>
             <w:r>
-              <w:t xml:space="preserve">Schema</w:t>
-            </w:r>
-          </w:p>
-        </w:tc>
-        <w:tc>
-          <w:p>
-            <w:pPr>
-              <w:spacing w:after="40"/>
-            </w:pPr>
-            <w:r>
-              <w:t xml:space="preserve">{ fromVersion, toVersion, extractedAt, changedFiles: { added, modified, deleted }, sourceDir, baselineDir, snapshotPath }</w:t>
-            </w:r>
-          </w:p>
-        </w:tc>
-      </w:tr>
-      <w:tr>
-        <w:tc>
-          <w:p>
-            <w:pPr>
-              <w:spacing w:after="40"/>
-            </w:pPr>
-            <w:r>
               <w:t xml:space="preserve">Ownership</w:t>
             </w:r>
           </w:p>
@@ -13547,7 +15494,7 @@
               <w:spacing w:after="40"/>
             </w:pPr>
             <w:r>
-              <w:t xml:space="preserve">vibe-extractor writes; /migrate Mode B reads then deletes.</w:t>
+              <w:t xml:space="preserve">vibe-reporter writes.</w:t>
             </w:r>
           </w:p>
         </w:tc>
@@ -13555,20 +15502,11 @@
     </w:tbl>
     <w:p>
       <w:pPr>
-        <w:pStyle w:val="Heading2"/>
-        <w:spacing w:after="120" w:before="240"/>
-      </w:pPr>
-      <w:r>
-        <w:t xml:space="preserve">Type: config (1)</w:t>
-      </w:r>
-    </w:p>
-    <w:p>
-      <w:pPr>
         <w:pStyle w:val="Heading3"/>
         <w:spacing w:after="120" w:before="240"/>
       </w:pPr>
       <w:r>
-        <w:t xml:space="preserve">art:power-config</w:t>
+        <w:t xml:space="preserve">art:system-doc</w:t>
       </w:r>
     </w:p>
     <w:p>
@@ -13576,7 +15514,7 @@
         <w:spacing w:after="120"/>
       </w:pPr>
       <w:r>
-        <w:t xml:space="preserve">Per-project config that names the Power Platform environment, region, and (once pushed) appId. Drives connector and deployment behaviour.</w:t>
+        <w:t xml:space="preserve">System documentation for the toolkit itself (this document).</w:t>
       </w:r>
     </w:p>
     <w:tbl>
@@ -13648,7 +15586,7 @@
               <w:spacing w:after="40"/>
             </w:pPr>
             <w:r>
-              <w:t xml:space="preserve">[ProjectName]/power.config.json</w:t>
+              <w:t xml:space="preserve">docs/SYSTEM.md, docs/SYSTEM.docx</w:t>
             </w:r>
           </w:p>
         </w:tc>
@@ -13660,28 +15598,6 @@
               <w:spacing w:after="40"/>
             </w:pPr>
             <w:r>
-              <w:t xml:space="preserve">Schema</w:t>
-            </w:r>
-          </w:p>
-        </w:tc>
-        <w:tc>
-          <w:p>
-            <w:pPr>
-              <w:spacing w:after="40"/>
-            </w:pPr>
-            <w:r>
-              <w:t xml:space="preserve">{ version, appDisplayName, region, environmentId, appId, localAppUrl, buildPath, buildEntryPoint }</w:t>
-            </w:r>
-          </w:p>
-        </w:tc>
-      </w:tr>
-      <w:tr>
-        <w:tc>
-          <w:p>
-            <w:pPr>
-              <w:spacing w:after="40"/>
-            </w:pPr>
-            <w:r>
               <w:t xml:space="preserve">Ownership</w:t>
             </w:r>
           </w:p>
@@ -13692,7 +15608,7 @@
               <w:spacing w:after="40"/>
             </w:pPr>
             <w:r>
-              <w:t xml:space="preserve">developer + npx power-apps push.</w:t>
+              <w:t xml:space="preserve">vibe-toolkit-doc writes.</w:t>
             </w:r>
           </w:p>
         </w:tc>
@@ -13700,844 +15616,19 @@
     </w:tbl>
     <w:p>
       <w:pPr>
-        <w:pStyle w:val="Heading1"/>
+        <w:pStyle w:val="Heading3"/>
         <w:spacing w:after="120" w:before="240"/>
       </w:pPr>
       <w:r>
-        <w:t xml:space="preserve">Data Flows</w:t>
-      </w:r>
-    </w:p>
-    <w:p>
-      <w:pPr>
-        <w:pStyle w:val="Heading2"/>
-        <w:spacing w:after="120" w:before="240"/>
-      </w:pPr>
-      <w:r>
-        <w:t xml:space="preserve">Flow: First-time migration (Mode A)</w:t>
+        <w:t xml:space="preserve">art:fleet-doc</w:t>
       </w:r>
     </w:p>
     <w:p>
       <w:pPr>
         <w:spacing w:after="120"/>
-        <w:rPr>
-          <w:b/>
-          <w:bCs/>
-        </w:rPr>
-      </w:pPr>
-      <w:r>
-        <w:rPr>
-          <w:b/>
-          <w:bCs/>
-        </w:rPr>
-        <w:t xml:space="preserve">Trigger:</w:t>
-      </w:r>
-    </w:p>
-    <w:p>
-      <w:pPr>
-        <w:spacing w:after="120"/>
-      </w:pPr>
-      <w:r>
-        <w:t xml:space="preserve">developer runs /migrate with no vibe-history.json present</w:t>
-      </w:r>
-    </w:p>
-    <w:p>
-      <w:pPr>
-        <w:spacing w:after="120"/>
-        <w:rPr>
-          <w:b/>
-          <w:bCs/>
-        </w:rPr>
-      </w:pPr>
-      <w:r>
-        <w:rPr>
-          <w:b/>
-          <w:bCs/>
-        </w:rPr>
-        <w:t xml:space="preserve">Steps:</w:t>
-      </w:r>
-    </w:p>
-    <w:p>
-      <w:pPr>
-        <w:pStyle w:val="ListParagraph"/>
-        <w:numPr>
-          <w:ilvl w:val="0"/>
-          <w:numId w:val="2"/>
-        </w:numPr>
-        <w:spacing w:after="60"/>
-      </w:pPr>
-      <w:r>
-        <w:t xml:space="preserve">developer extracts Vibe source: node vibe-extractor/index.js → writes vibe-source/, no baseline yet so no diff/pending-update</w:t>
-      </w:r>
-    </w:p>
-    <w:p>
-      <w:pPr>
-        <w:pStyle w:val="ListParagraph"/>
-        <w:numPr>
-          <w:ilvl w:val="0"/>
-          <w:numId w:val="2"/>
-        </w:numPr>
-        <w:spacing w:after="60"/>
-      </w:pPr>
-      <w:r>
-        <w:t xml:space="preserve">developer runs /migrate in Claude Code</w:t>
-      </w:r>
-    </w:p>
-    <w:p>
-      <w:pPr>
-        <w:pStyle w:val="ListParagraph"/>
-        <w:numPr>
-          <w:ilvl w:val="0"/>
-          <w:numId w:val="2"/>
-        </w:numPr>
-        <w:spacing w:after="60"/>
-      </w:pPr>
-      <w:r>
-        <w:t xml:space="preserve">claude-code reads skills/migrate.md, dispatches to Mode A (no vibe-history.json detected)</w:t>
-      </w:r>
-    </w:p>
-    <w:p>
-      <w:pPr>
-        <w:pStyle w:val="ListParagraph"/>
-        <w:numPr>
-          <w:ilvl w:val="0"/>
-          <w:numId w:val="2"/>
-        </w:numPr>
-        <w:spacing w:after="60"/>
-      </w:pPr>
-      <w:r>
-        <w:t xml:space="preserve">claude-code grills developer: project name, environment ID, connectors used</w:t>
-      </w:r>
-    </w:p>
-    <w:p>
-      <w:pPr>
-        <w:pStyle w:val="ListParagraph"/>
-        <w:numPr>
-          <w:ilvl w:val="0"/>
-          <w:numId w:val="2"/>
-        </w:numPr>
-        <w:spacing w:after="60"/>
-      </w:pPr>
-      <w:r>
-        <w:t xml:space="preserve">developer runs npx degit + npx power-apps init to scaffold [ProjectName]/</w:t>
-      </w:r>
-    </w:p>
-    <w:p>
-      <w:pPr>
-        <w:pStyle w:val="ListParagraph"/>
-        <w:numPr>
-          <w:ilvl w:val="0"/>
-          <w:numId w:val="2"/>
-        </w:numPr>
-        <w:spacing w:after="60"/>
-      </w:pPr>
-      <w:r>
-        <w:t xml:space="preserve">claude-code copies vibe-source/ → [ProjectName]/src/ (skipping generated/)</w:t>
-      </w:r>
-    </w:p>
-    <w:p>
-      <w:pPr>
-        <w:pStyle w:val="ListParagraph"/>
-        <w:numPr>
-          <w:ilvl w:val="0"/>
-          <w:numId w:val="2"/>
-        </w:numPr>
-        <w:spacing w:after="60"/>
-      </w:pPr>
-      <w:r>
-        <w:t xml:space="preserve">claude-code builds the data adapter layer (fromDataverse / toDataverse) — heaviest reasoning step</w:t>
-      </w:r>
-    </w:p>
-    <w:p>
-      <w:pPr>
-        <w:pStyle w:val="ListParagraph"/>
-        <w:numPr>
-          <w:ilvl w:val="0"/>
-          <w:numId w:val="2"/>
-        </w:numPr>
-        <w:spacing w:after="60"/>
-      </w:pPr>
-      <w:r>
-        <w:t xml:space="preserve">developer runs npx power-apps add-data-source for each connector</w:t>
-      </w:r>
-    </w:p>
-    <w:p>
-      <w:pPr>
-        <w:pStyle w:val="ListParagraph"/>
-        <w:numPr>
-          <w:ilvl w:val="0"/>
-          <w:numId w:val="2"/>
-        </w:numPr>
-        <w:spacing w:after="60"/>
-      </w:pPr>
-      <w:r>
-        <w:t xml:space="preserve">claude-code installs npm dependencies + writes vite.config.ts, tsconfig.app.json, etc.</w:t>
-      </w:r>
-    </w:p>
-    <w:p>
-      <w:pPr>
-        <w:pStyle w:val="ListParagraph"/>
-        <w:numPr>
-          <w:ilvl w:val="0"/>
-          <w:numId w:val="2"/>
-        </w:numPr>
-        <w:spacing w:after="60"/>
-      </w:pPr>
-      <w:r>
-        <w:t xml:space="preserve">claude-code runs npx tsc --noEmit and fixes errors</w:t>
-      </w:r>
-    </w:p>
-    <w:p>
-      <w:pPr>
-        <w:pStyle w:val="ListParagraph"/>
-        <w:numPr>
-          <w:ilvl w:val="0"/>
-          <w:numId w:val="2"/>
-        </w:numPr>
-        <w:spacing w:after="60"/>
-      </w:pPr>
-      <w:r>
-        <w:t xml:space="preserve">developer runs npm run build &amp;&amp; npx power-apps push</w:t>
-      </w:r>
-    </w:p>
-    <w:p>
-      <w:pPr>
-        <w:pStyle w:val="ListParagraph"/>
-        <w:numPr>
-          <w:ilvl w:val="0"/>
-          <w:numId w:val="2"/>
-        </w:numPr>
-        <w:spacing w:after="60"/>
-      </w:pPr>
-      <w:r>
-        <w:t xml:space="preserve">claude-code copies vibe-source/ → vibe-baseline/ + writes v1.0.0 snapshot + initialises vibe-history.json</w:t>
-      </w:r>
-    </w:p>
-    <w:p>
-      <w:pPr>
-        <w:pStyle w:val="ListParagraph"/>
-        <w:numPr>
-          <w:ilvl w:val="0"/>
-          <w:numId w:val="2"/>
-        </w:numPr>
-        <w:spacing w:after="60"/>
-      </w:pPr>
-      <w:r>
-        <w:t xml:space="preserve">claude-code writes vibe-migration.json ownership manifest</w:t>
-      </w:r>
-    </w:p>
-    <w:p>
-      <w:pPr>
-        <w:pStyle w:val="ListParagraph"/>
-        <w:numPr>
-          <w:ilvl w:val="0"/>
-          <w:numId w:val="2"/>
-        </w:numPr>
-        <w:spacing w:after="60"/>
-      </w:pPr>
-      <w:r>
-        <w:t xml:space="preserve">developer suggested: git tag vibe-baseline-v1.0.0</w:t>
-      </w:r>
-    </w:p>
-    <w:p>
-      <w:pPr>
-        <w:pStyle w:val="ListParagraph"/>
-        <w:numPr>
-          <w:ilvl w:val="0"/>
-          <w:numId w:val="2"/>
-        </w:numPr>
-        <w:spacing w:after="60"/>
-      </w:pPr>
-      <w:r>
-        <w:t xml:space="preserve">claude-code offers /verify-migration → /migration-report at the end</w:t>
-      </w:r>
-    </w:p>
-    <w:p>
-      <w:pPr>
-        <w:pStyle w:val="Heading2"/>
-        <w:spacing w:after="120" w:before="240"/>
-      </w:pPr>
-      <w:r>
-        <w:t xml:space="preserve">Flow: Incremental update (Mode B)</w:t>
-      </w:r>
-    </w:p>
-    <w:p>
-      <w:pPr>
-        <w:spacing w:after="120"/>
-        <w:rPr>
-          <w:b/>
-          <w:bCs/>
-        </w:rPr>
-      </w:pPr>
-      <w:r>
-        <w:rPr>
-          <w:b/>
-          <w:bCs/>
-        </w:rPr>
-        <w:t xml:space="preserve">Trigger:</w:t>
-      </w:r>
-    </w:p>
-    <w:p>
-      <w:pPr>
-        <w:spacing w:after="120"/>
-      </w:pPr>
-      <w:r>
-        <w:t xml:space="preserve">developer makes Vibe changes, re-extracts; vibe-pending-update.json now exists</w:t>
-      </w:r>
-    </w:p>
-    <w:p>
-      <w:pPr>
-        <w:spacing w:after="120"/>
-        <w:rPr>
-          <w:b/>
-          <w:bCs/>
-        </w:rPr>
-      </w:pPr>
-      <w:r>
-        <w:rPr>
-          <w:b/>
-          <w:bCs/>
-        </w:rPr>
-        <w:t xml:space="preserve">Steps:</w:t>
-      </w:r>
-    </w:p>
-    <w:p>
-      <w:pPr>
-        <w:pStyle w:val="ListParagraph"/>
-        <w:numPr>
-          <w:ilvl w:val="0"/>
-          <w:numId w:val="2"/>
-        </w:numPr>
-        <w:spacing w:after="60"/>
-      </w:pPr>
-      <w:r>
-        <w:t xml:space="preserve">developer edits app on make.powerapp.com</w:t>
-      </w:r>
-    </w:p>
-    <w:p>
-      <w:pPr>
-        <w:pStyle w:val="ListParagraph"/>
-        <w:numPr>
-          <w:ilvl w:val="0"/>
-          <w:numId w:val="2"/>
-        </w:numPr>
-        <w:spacing w:after="60"/>
-      </w:pPr>
-      <w:r>
-        <w:t xml:space="preserve">developer runs node vibe-extractor/index.js</w:t>
-      </w:r>
-    </w:p>
-    <w:p>
-      <w:pPr>
-        <w:pStyle w:val="ListParagraph"/>
-        <w:numPr>
-          <w:ilvl w:val="0"/>
-          <w:numId w:val="2"/>
-        </w:numPr>
-        <w:spacing w:after="60"/>
-      </w:pPr>
-      <w:r>
-        <w:t xml:space="preserve">extractor scrapes the new Vibe state, decodes source maps in memory</w:t>
-      </w:r>
-    </w:p>
-    <w:p>
-      <w:pPr>
-        <w:pStyle w:val="ListParagraph"/>
-        <w:numPr>
-          <w:ilvl w:val="0"/>
-          <w:numId w:val="2"/>
-        </w:numPr>
-        <w:spacing w:after="60"/>
-      </w:pPr>
-      <w:r>
-        <w:t xml:space="preserve">extractor hashes each clean file and diffs against vibe-baseline/</w:t>
-      </w:r>
-    </w:p>
-    <w:p>
-      <w:pPr>
-        <w:pStyle w:val="ListParagraph"/>
-        <w:numPr>
-          <w:ilvl w:val="0"/>
-          <w:numId w:val="2"/>
-        </w:numPr>
-        <w:spacing w:after="60"/>
-      </w:pPr>
-      <w:r>
-        <w:t xml:space="preserve">on non-empty diff: bumps minor version, snapshots new content to vibe-baselines-snapshots/vX.Y.0/, appends vibe-history.json, replaces vibe-baseline/, writes vibe-pending-update.json</w:t>
-      </w:r>
-    </w:p>
-    <w:p>
-      <w:pPr>
-        <w:pStyle w:val="ListParagraph"/>
-        <w:numPr>
-          <w:ilvl w:val="0"/>
-          <w:numId w:val="2"/>
-        </w:numPr>
-        <w:spacing w:after="60"/>
-      </w:pPr>
-      <w:r>
-        <w:t xml:space="preserve">developer runs /migrate in Claude Code</w:t>
-      </w:r>
-    </w:p>
-    <w:p>
-      <w:pPr>
-        <w:pStyle w:val="ListParagraph"/>
-        <w:numPr>
-          <w:ilvl w:val="0"/>
-          <w:numId w:val="2"/>
-        </w:numPr>
-        <w:spacing w:after="60"/>
-      </w:pPr>
-      <w:r>
-        <w:t xml:space="preserve">claude-code dispatches to Mode B (vibe-pending-update.json present)</w:t>
-      </w:r>
-    </w:p>
-    <w:p>
-      <w:pPr>
-        <w:pStyle w:val="ListParagraph"/>
-        <w:numPr>
-          <w:ilvl w:val="0"/>
-          <w:numId w:val="2"/>
-        </w:numPr>
-        <w:spacing w:after="60"/>
-      </w:pPr>
-      <w:r>
-        <w:t xml:space="preserve">claude-code reads the pending manifest — knows exactly which files changed</w:t>
-      </w:r>
-    </w:p>
-    <w:p>
-      <w:pPr>
-        <w:pStyle w:val="ListParagraph"/>
-        <w:numPr>
-          <w:ilvl w:val="0"/>
-          <w:numId w:val="2"/>
-        </w:numPr>
-        <w:spacing w:after="60"/>
-      </w:pPr>
-      <w:r>
-        <w:t xml:space="preserve">for each changed file: looks up category in vibe-migration.json</w:t>
-      </w:r>
-    </w:p>
-    <w:p>
-      <w:pPr>
-        <w:pStyle w:val="ListParagraph"/>
-        <w:numPr>
-          <w:ilvl w:val="0"/>
-          <w:numId w:val="2"/>
-        </w:numPr>
-        <w:spacing w:after="60"/>
-      </w:pPr>
-      <w:r>
-        <w:t xml:space="preserve">vibeOwned → copy from vibe-source/ to [ProjectName]/, adapt imports only</w:t>
-      </w:r>
-    </w:p>
-    <w:p>
-      <w:pPr>
-        <w:pStyle w:val="ListParagraph"/>
-        <w:numPr>
-          <w:ilvl w:val="0"/>
-          <w:numId w:val="2"/>
-        </w:numPr>
-        <w:spacing w:after="60"/>
-      </w:pPr>
-      <w:r>
-        <w:t xml:space="preserve">migrationOwned → show diff, ask developer whether to apply manually</w:t>
-      </w:r>
-    </w:p>
-    <w:p>
-      <w:pPr>
-        <w:pStyle w:val="ListParagraph"/>
-        <w:numPr>
-          <w:ilvl w:val="0"/>
-          <w:numId w:val="2"/>
-        </w:numPr>
-        <w:spacing w:after="60"/>
-      </w:pPr>
-      <w:r>
-        <w:t xml:space="preserve">requiresReview → show diff, ask before applying</w:t>
-      </w:r>
-    </w:p>
-    <w:p>
-      <w:pPr>
-        <w:pStyle w:val="ListParagraph"/>
-        <w:numPr>
-          <w:ilvl w:val="0"/>
-          <w:numId w:val="2"/>
-        </w:numPr>
-        <w:spacing w:after="60"/>
-      </w:pPr>
-      <w:r>
-        <w:t xml:space="preserve">claude-code handles new connectors (via /add-connector) and model changes (via /map-fields) if detected</w:t>
-      </w:r>
-    </w:p>
-    <w:p>
-      <w:pPr>
-        <w:pStyle w:val="ListParagraph"/>
-        <w:numPr>
-          <w:ilvl w:val="0"/>
-          <w:numId w:val="2"/>
-        </w:numPr>
-        <w:spacing w:after="60"/>
-      </w:pPr>
-      <w:r>
-        <w:t xml:space="preserve">claude-code runs npx tsc --noEmit, npm run build, npx power-apps push</w:t>
-      </w:r>
-    </w:p>
-    <w:p>
-      <w:pPr>
-        <w:pStyle w:val="ListParagraph"/>
-        <w:numPr>
-          <w:ilvl w:val="0"/>
-          <w:numId w:val="2"/>
-        </w:numPr>
-        <w:spacing w:after="60"/>
-      </w:pPr>
-      <w:r>
-        <w:t xml:space="preserve">claude-code bumps [ProjectName]/package.json version to pending.toVersion</w:t>
-      </w:r>
-    </w:p>
-    <w:p>
-      <w:pPr>
-        <w:pStyle w:val="ListParagraph"/>
-        <w:numPr>
-          <w:ilvl w:val="0"/>
-          <w:numId w:val="2"/>
-        </w:numPr>
-        <w:spacing w:after="60"/>
-      </w:pPr>
-      <w:r>
-        <w:t xml:space="preserve">claude-code deletes vibe-pending-update.json</w:t>
-      </w:r>
-    </w:p>
-    <w:p>
-      <w:pPr>
-        <w:pStyle w:val="ListParagraph"/>
-        <w:numPr>
-          <w:ilvl w:val="0"/>
-          <w:numId w:val="2"/>
-        </w:numPr>
-        <w:spacing w:after="60"/>
-      </w:pPr>
-      <w:r>
-        <w:t xml:space="preserve">claude-code offers /verify-migration → /migration-report</w:t>
-      </w:r>
-    </w:p>
-    <w:p>
-      <w:pPr>
-        <w:pStyle w:val="Heading2"/>
-        <w:spacing w:after="120" w:before="240"/>
-      </w:pPr>
-      <w:r>
-        <w:t xml:space="preserve">Flow: Verification (deployed app)</w:t>
-      </w:r>
-    </w:p>
-    <w:p>
-      <w:pPr>
-        <w:spacing w:after="120"/>
-        <w:rPr>
-          <w:b/>
-          <w:bCs/>
-        </w:rPr>
-      </w:pPr>
-      <w:r>
-        <w:rPr>
-          <w:b/>
-          <w:bCs/>
-        </w:rPr>
-        <w:t xml:space="preserve">Trigger:</w:t>
-      </w:r>
-    </w:p>
-    <w:p>
-      <w:pPr>
-        <w:spacing w:after="120"/>
-      </w:pPr>
-      <w:r>
-        <w:t xml:space="preserve">developer types /verify-migration or accepts the end-of-migrate prompt</w:t>
-      </w:r>
-    </w:p>
-    <w:p>
-      <w:pPr>
-        <w:spacing w:after="120"/>
-        <w:rPr>
-          <w:b/>
-          <w:bCs/>
-        </w:rPr>
-      </w:pPr>
-      <w:r>
-        <w:rPr>
-          <w:b/>
-          <w:bCs/>
-        </w:rPr>
-        <w:t xml:space="preserve">Steps:</w:t>
-      </w:r>
-    </w:p>
-    <w:p>
-      <w:pPr>
-        <w:pStyle w:val="ListParagraph"/>
-        <w:numPr>
-          <w:ilvl w:val="0"/>
-          <w:numId w:val="2"/>
-        </w:numPr>
-        <w:spacing w:after="60"/>
-      </w:pPr>
-      <w:r>
-        <w:t xml:space="preserve">first-time only: developer runs node vibe-verifier/index.js --setup-auth (interactive MS sign-in, saves vibe-verifier/.auth/state.json)</w:t>
-      </w:r>
-    </w:p>
-    <w:p>
-      <w:pPr>
-        <w:pStyle w:val="ListParagraph"/>
-        <w:numPr>
-          <w:ilvl w:val="0"/>
-          <w:numId w:val="2"/>
-        </w:numPr>
-        <w:spacing w:after="60"/>
-      </w:pPr>
-      <w:r>
-        <w:t xml:space="preserve">claude-code generates tests/specs/v{version}/*.spec.ts from the Power Code project source (or from changedFiles for incremental)</w:t>
-      </w:r>
-    </w:p>
-    <w:p>
-      <w:pPr>
-        <w:pStyle w:val="ListParagraph"/>
-        <w:numPr>
-          <w:ilvl w:val="0"/>
-          <w:numId w:val="2"/>
-        </w:numPr>
-        <w:spacing w:after="60"/>
-      </w:pPr>
-      <w:r>
-        <w:t xml:space="preserve">developer reviews tests (Reviewed: not yet → yes)</w:t>
-      </w:r>
-    </w:p>
-    <w:p>
-      <w:pPr>
-        <w:pStyle w:val="ListParagraph"/>
-        <w:numPr>
-          <w:ilvl w:val="0"/>
-          <w:numId w:val="2"/>
-        </w:numPr>
-        <w:spacing w:after="60"/>
-      </w:pPr>
-      <w:r>
-        <w:t xml:space="preserve">claude-code invokes node vibe-verifier/index.js (with --latest or --since vX.Y.Z)</w:t>
-      </w:r>
-    </w:p>
-    <w:p>
-      <w:pPr>
-        <w:pStyle w:val="ListParagraph"/>
-        <w:numPr>
-          <w:ilvl w:val="0"/>
-          <w:numId w:val="2"/>
-        </w:numPr>
-        <w:spacing w:after="60"/>
-      </w:pPr>
-      <w:r>
-        <w:t xml:space="preserve">verifier reads tests/specs/v{version}/, loads auth state, opens Chromium headed at the deployed URL</w:t>
-      </w:r>
-    </w:p>
-    <w:p>
-      <w:pPr>
-        <w:pStyle w:val="ListParagraph"/>
-        <w:numPr>
-          <w:ilvl w:val="0"/>
-          <w:numId w:val="2"/>
-        </w:numPr>
-        <w:spacing w:after="60"/>
-      </w:pPr>
-      <w:r>
-        <w:t xml:space="preserve">Playwright runs each test serially, captures traces + screenshots on failure</w:t>
-      </w:r>
-    </w:p>
-    <w:p>
-      <w:pPr>
-        <w:pStyle w:val="ListParagraph"/>
-        <w:numPr>
-          <w:ilvl w:val="0"/>
-          <w:numId w:val="2"/>
-        </w:numPr>
-        <w:spacing w:after="60"/>
-      </w:pPr>
-      <w:r>
-        <w:t xml:space="preserve">verifier parses report.json, identifies failures</w:t>
-      </w:r>
-    </w:p>
-    <w:p>
-      <w:pPr>
-        <w:pStyle w:val="ListParagraph"/>
-        <w:numPr>
-          <w:ilvl w:val="0"/>
-          <w:numId w:val="2"/>
-        </w:numPr>
-        <w:spacing w:after="60"/>
-      </w:pPr>
-      <w:r>
-        <w:t xml:space="preserve">for each failure: searches GitHub for matching open issue, comments if found or creates new issue via gh</w:t>
-      </w:r>
-    </w:p>
-    <w:p>
-      <w:pPr>
-        <w:pStyle w:val="ListParagraph"/>
-        <w:numPr>
-          <w:ilvl w:val="0"/>
-          <w:numId w:val="2"/>
-        </w:numPr>
-        <w:spacing w:after="60"/>
-      </w:pPr>
-      <w:r>
-        <w:t xml:space="preserve">verifier appends testResults to the matching vibe-history.json version entry</w:t>
-      </w:r>
-    </w:p>
-    <w:p>
-      <w:pPr>
-        <w:pStyle w:val="ListParagraph"/>
-        <w:numPr>
-          <w:ilvl w:val="0"/>
-          <w:numId w:val="2"/>
-        </w:numPr>
-        <w:spacing w:after="60"/>
-      </w:pPr>
-      <w:r>
-        <w:t xml:space="preserve">on failure: claude-code applies /diagnose to the trace/screenshot to draft a hypothesis</w:t>
-      </w:r>
-    </w:p>
-    <w:p>
-      <w:pPr>
-        <w:pStyle w:val="Heading2"/>
-        <w:spacing w:after="120" w:before="240"/>
-      </w:pPr>
-      <w:r>
-        <w:t xml:space="preserve">Flow: Documentation generation</w:t>
-      </w:r>
-    </w:p>
-    <w:p>
-      <w:pPr>
-        <w:spacing w:after="120"/>
-        <w:rPr>
-          <w:b/>
-          <w:bCs/>
-        </w:rPr>
-      </w:pPr>
-      <w:r>
-        <w:rPr>
-          <w:b/>
-          <w:bCs/>
-        </w:rPr>
-        <w:t xml:space="preserve">Trigger:</w:t>
-      </w:r>
-    </w:p>
-    <w:p>
-      <w:pPr>
-        <w:spacing w:after="120"/>
-      </w:pPr>
-      <w:r>
-        <w:t xml:space="preserve">developer types /migration-report or accepts the end-of-migrate prompt</w:t>
-      </w:r>
-    </w:p>
-    <w:p>
-      <w:pPr>
-        <w:spacing w:after="120"/>
-        <w:rPr>
-          <w:b/>
-          <w:bCs/>
-        </w:rPr>
-      </w:pPr>
-      <w:r>
-        <w:rPr>
-          <w:b/>
-          <w:bCs/>
-        </w:rPr>
-        <w:t xml:space="preserve">Steps:</w:t>
-      </w:r>
-    </w:p>
-    <w:p>
-      <w:pPr>
-        <w:pStyle w:val="ListParagraph"/>
-        <w:numPr>
-          <w:ilvl w:val="0"/>
-          <w:numId w:val="2"/>
-        </w:numPr>
-        <w:spacing w:after="60"/>
-      </w:pPr>
-      <w:r>
-        <w:t xml:space="preserve">claude-code invokes node vibe-reporter/index.js</w:t>
-      </w:r>
-    </w:p>
-    <w:p>
-      <w:pPr>
-        <w:pStyle w:val="ListParagraph"/>
-        <w:numPr>
-          <w:ilvl w:val="0"/>
-          <w:numId w:val="2"/>
-        </w:numPr>
-        <w:spacing w:after="60"/>
-      </w:pPr>
-      <w:r>
-        <w:t xml:space="preserve">collect.js gathers: vibe-history.json, vibe-migration.json, CONTEXT.md, docs/adr/, [ProjectName]/package.json, generated models, dataSourcesInfo.ts</w:t>
-      </w:r>
-    </w:p>
-    <w:p>
-      <w:pPr>
-        <w:pStyle w:val="ListParagraph"/>
-        <w:numPr>
-          <w:ilvl w:val="0"/>
-          <w:numId w:val="2"/>
-        </w:numPr>
-        <w:spacing w:after="60"/>
-      </w:pPr>
-      <w:r>
-        <w:t xml:space="preserve">render-markdown.js builds docs/PROJECT.md (always)</w:t>
-      </w:r>
-    </w:p>
-    <w:p>
-      <w:pPr>
-        <w:pStyle w:val="ListParagraph"/>
-        <w:numPr>
-          <w:ilvl w:val="0"/>
-          <w:numId w:val="2"/>
-        </w:numPr>
-        <w:spacing w:after="60"/>
-      </w:pPr>
-      <w:r>
-        <w:t xml:space="preserve">render-docx.js builds docs/PROJECT.docx (unless --md-only)</w:t>
-      </w:r>
-    </w:p>
-    <w:p>
-      <w:pPr>
-        <w:pStyle w:val="ListParagraph"/>
-        <w:numPr>
-          <w:ilvl w:val="0"/>
-          <w:numId w:val="2"/>
-        </w:numPr>
-        <w:spacing w:after="60"/>
-      </w:pPr>
-      <w:r>
-        <w:t xml:space="preserve">developer commits both (optional — .docx is binary, some teams gitignore it)</w:t>
-      </w:r>
-    </w:p>
-    <w:p>
-      <w:pPr>
-        <w:pStyle w:val="Heading1"/>
-        <w:spacing w:after="120" w:before="240"/>
-      </w:pPr>
-      <w:r>
-        <w:t xml:space="preserve">Relationship Matrix</w:t>
-      </w:r>
-    </w:p>
-    <w:p>
-      <w:pPr>
-        <w:spacing w:after="120"/>
-      </w:pPr>
-      <w:r>
-        <w:t xml:space="preserve">Reverse-lookup: for each target, who acts on it. AI agents can use this to answer "what breaks if I change X?" without re-traversing the edge list.</w:t>
-      </w:r>
-    </w:p>
-    <w:p>
-      <w:pPr>
-        <w:pStyle w:val="Heading2"/>
-        <w:spacing w:after="120" w:before="240"/>
-      </w:pPr>
-      <w:r>
-        <w:t xml:space="preserve">reads</w:t>
+      </w:pPr>
+      <w:r>
+        <w:t xml:space="preserve">Aggregated fleet documentation — every project on one screen. FLEET.md is git-trackable source; FLEET.docx for stakeholders; FLEET.html is a self-contained single-file dashboard with sortable tables.</w:t>
       </w:r>
     </w:p>
     <w:tbl>
@@ -14570,7 +15661,7 @@
                 <w:b/>
                 <w:bCs/>
               </w:rPr>
-              <w:t xml:space="preserve">Target</w:t>
+              <w:t xml:space="preserve">Field</w:t>
             </w:r>
           </w:p>
         </w:tc>
@@ -14587,7 +15678,7 @@
                 <w:b/>
                 <w:bCs/>
               </w:rPr>
-              <w:t xml:space="preserve">Actors</w:t>
+              <w:t xml:space="preserve">Value</w:t>
             </w:r>
           </w:p>
         </w:tc>
@@ -14599,17 +15690,17 @@
               <w:spacing w:after="40"/>
             </w:pPr>
             <w:r>
-              <w:t xml:space="preserve">art:adrs</w:t>
-            </w:r>
-          </w:p>
-        </w:tc>
-        <w:tc>
-          <w:p>
-            <w:pPr>
-              <w:spacing w:after="40"/>
-            </w:pPr>
-            <w:r>
-              <w:t xml:space="preserve">vibe-reporter</w:t>
+              <w:t xml:space="preserve">Location</w:t>
+            </w:r>
+          </w:p>
+        </w:tc>
+        <w:tc>
+          <w:p>
+            <w:pPr>
+              <w:spacing w:after="40"/>
+            </w:pPr>
+            <w:r>
+              <w:t xml:space="preserve">FLEET.md, FLEET.docx, FLEET.html (same dir as fleet.config.json or --out)</w:t>
             </w:r>
           </w:p>
         </w:tc>
@@ -14621,237 +15712,17 @@
               <w:spacing w:after="40"/>
             </w:pPr>
             <w:r>
-              <w:t xml:space="preserve">art:auth-state</w:t>
-            </w:r>
-          </w:p>
-        </w:tc>
-        <w:tc>
-          <w:p>
-            <w:pPr>
-              <w:spacing w:after="40"/>
-            </w:pPr>
-            <w:r>
-              <w:t xml:space="preserve">vibe-verifier</w:t>
-            </w:r>
-          </w:p>
-        </w:tc>
-      </w:tr>
-      <w:tr>
-        <w:tc>
-          <w:p>
-            <w:pPr>
-              <w:spacing w:after="40"/>
-            </w:pPr>
-            <w:r>
-              <w:t xml:space="preserve">art:context</w:t>
-            </w:r>
-          </w:p>
-        </w:tc>
-        <w:tc>
-          <w:p>
-            <w:pPr>
-              <w:spacing w:after="40"/>
-            </w:pPr>
-            <w:r>
-              <w:t xml:space="preserve">vibe-reporter</w:t>
-            </w:r>
-          </w:p>
-        </w:tc>
-      </w:tr>
-      <w:tr>
-        <w:tc>
-          <w:p>
-            <w:pPr>
-              <w:spacing w:after="40"/>
-            </w:pPr>
-            <w:r>
-              <w:t xml:space="preserve">art:power-code-project</w:t>
-            </w:r>
-          </w:p>
-        </w:tc>
-        <w:tc>
-          <w:p>
-            <w:pPr>
-              <w:spacing w:after="40"/>
-            </w:pPr>
-            <w:r>
-              <w:t xml:space="preserve">vibe-reporter</w:t>
-            </w:r>
-          </w:p>
-        </w:tc>
-      </w:tr>
-      <w:tr>
-        <w:tc>
-          <w:p>
-            <w:pPr>
-              <w:spacing w:after="40"/>
-            </w:pPr>
-            <w:r>
-              <w:t xml:space="preserve">art:power-config</w:t>
-            </w:r>
-          </w:p>
-        </w:tc>
-        <w:tc>
-          <w:p>
-            <w:pPr>
-              <w:spacing w:after="40"/>
-            </w:pPr>
-            <w:r>
-              <w:t xml:space="preserve">vibe-reporter</w:t>
-            </w:r>
-          </w:p>
-        </w:tc>
-      </w:tr>
-      <w:tr>
-        <w:tc>
-          <w:p>
-            <w:pPr>
-              <w:spacing w:after="40"/>
-            </w:pPr>
-            <w:r>
-              <w:t xml:space="preserve">art:test-specs</w:t>
-            </w:r>
-          </w:p>
-        </w:tc>
-        <w:tc>
-          <w:p>
-            <w:pPr>
-              <w:spacing w:after="40"/>
-            </w:pPr>
-            <w:r>
-              <w:t xml:space="preserve">vibe-verifier</w:t>
-            </w:r>
-          </w:p>
-        </w:tc>
-      </w:tr>
-      <w:tr>
-        <w:tc>
-          <w:p>
-            <w:pPr>
-              <w:spacing w:after="40"/>
-            </w:pPr>
-            <w:r>
-              <w:t xml:space="preserve">art:vibe-history</w:t>
-            </w:r>
-          </w:p>
-        </w:tc>
-        <w:tc>
-          <w:p>
-            <w:pPr>
-              <w:spacing w:after="40"/>
-            </w:pPr>
-            <w:r>
-              <w:t xml:space="preserve">vibe-reporter</w:t>
-            </w:r>
-          </w:p>
-        </w:tc>
-      </w:tr>
-      <w:tr>
-        <w:tc>
-          <w:p>
-            <w:pPr>
-              <w:spacing w:after="40"/>
-            </w:pPr>
-            <w:r>
-              <w:t xml:space="preserve">art:vibe-migration</w:t>
-            </w:r>
-          </w:p>
-        </w:tc>
-        <w:tc>
-          <w:p>
-            <w:pPr>
-              <w:spacing w:after="40"/>
-            </w:pPr>
-            <w:r>
-              <w:t xml:space="preserve">vibe-reporter</w:t>
-            </w:r>
-          </w:p>
-        </w:tc>
-      </w:tr>
-      <w:tr>
-        <w:tc>
-          <w:p>
-            <w:pPr>
-              <w:spacing w:after="40"/>
-            </w:pPr>
-            <w:r>
-              <w:t xml:space="preserve">art:vibe-pending-update</w:t>
-            </w:r>
-          </w:p>
-        </w:tc>
-        <w:tc>
-          <w:p>
-            <w:pPr>
-              <w:spacing w:after="40"/>
-            </w:pPr>
-            <w:r>
-              <w:t xml:space="preserve">skill:migrate</w:t>
-            </w:r>
-          </w:p>
-        </w:tc>
-      </w:tr>
-      <w:tr>
-        <w:tc>
-          <w:p>
-            <w:pPr>
-              <w:spacing w:after="40"/>
-            </w:pPr>
-            <w:r>
-              <w:t xml:space="preserve">art:vibe-source</w:t>
-            </w:r>
-          </w:p>
-        </w:tc>
-        <w:tc>
-          <w:p>
-            <w:pPr>
-              <w:spacing w:after="40"/>
-            </w:pPr>
-            <w:r>
-              <w:t xml:space="preserve">skill:migrate</w:t>
-            </w:r>
-          </w:p>
-        </w:tc>
-      </w:tr>
-      <w:tr>
-        <w:tc>
-          <w:p>
-            <w:pPr>
-              <w:spacing w:after="40"/>
-            </w:pPr>
-            <w:r>
-              <w:t xml:space="preserve">power-apps-player</w:t>
-            </w:r>
-          </w:p>
-        </w:tc>
-        <w:tc>
-          <w:p>
-            <w:pPr>
-              <w:spacing w:after="40"/>
-            </w:pPr>
-            <w:r>
-              <w:t xml:space="preserve">vibe-verifier</w:t>
-            </w:r>
-          </w:p>
-        </w:tc>
-      </w:tr>
-      <w:tr>
-        <w:tc>
-          <w:p>
-            <w:pPr>
-              <w:spacing w:after="40"/>
-            </w:pPr>
-            <w:r>
-              <w:t xml:space="preserve">vibe-app</w:t>
-            </w:r>
-          </w:p>
-        </w:tc>
-        <w:tc>
-          <w:p>
-            <w:pPr>
-              <w:spacing w:after="40"/>
-            </w:pPr>
-            <w:r>
-              <w:t xml:space="preserve">vibe-extractor</w:t>
+              <w:t xml:space="preserve">Ownership</w:t>
+            </w:r>
+          </w:p>
+        </w:tc>
+        <w:tc>
+          <w:p>
+            <w:pPr>
+              <w:spacing w:after="40"/>
+            </w:pPr>
+            <w:r>
+              <w:t xml:space="preserve">vibe-fleet report writes.</w:t>
             </w:r>
           </w:p>
         </w:tc>
@@ -14859,11 +15730,19 @@
     </w:tbl>
     <w:p>
       <w:pPr>
-        <w:pStyle w:val="Heading2"/>
+        <w:pStyle w:val="Heading3"/>
         <w:spacing w:after="120" w:before="240"/>
       </w:pPr>
       <w:r>
-        <w:t xml:space="preserve">writes</w:t>
+        <w:t xml:space="preserve">art:vibe-patterns</w:t>
+      </w:r>
+    </w:p>
+    <w:p>
+      <w:pPr>
+        <w:spacing w:after="120"/>
+      </w:pPr>
+      <w:r>
+        <w:t xml:space="preserve">Shared knowledge base. Reusable field mappings, connector configs, and ADR templates that new migrations inherit. Lives in the toolkit checkout, not in any individual project.</w:t>
       </w:r>
     </w:p>
     <w:tbl>
@@ -14896,7 +15775,7 @@
                 <w:b/>
                 <w:bCs/>
               </w:rPr>
-              <w:t xml:space="preserve">Target</w:t>
+              <w:t xml:space="preserve">Field</w:t>
             </w:r>
           </w:p>
         </w:tc>
@@ -14913,7 +15792,7 @@
                 <w:b/>
                 <w:bCs/>
               </w:rPr>
-              <w:t xml:space="preserve">Actors</w:t>
+              <w:t xml:space="preserve">Value</w:t>
             </w:r>
           </w:p>
         </w:tc>
@@ -14925,17 +15804,17 @@
               <w:spacing w:after="40"/>
             </w:pPr>
             <w:r>
-              <w:t xml:space="preserve">art:adrs</w:t>
-            </w:r>
-          </w:p>
-        </w:tc>
-        <w:tc>
-          <w:p>
-            <w:pPr>
-              <w:spacing w:after="40"/>
-            </w:pPr>
-            <w:r>
-              <w:t xml:space="preserve">skill:migrate</w:t>
+              <w:t xml:space="preserve">Location</w:t>
+            </w:r>
+          </w:p>
+        </w:tc>
+        <w:tc>
+          <w:p>
+            <w:pPr>
+              <w:spacing w:after="40"/>
+            </w:pPr>
+            <w:r>
+              <w:t xml:space="preserve">vibe-patterns/{field-mappings,connectors,adrs}/</w:t>
             </w:r>
           </w:p>
         </w:tc>
@@ -14947,17 +15826,17 @@
               <w:spacing w:after="40"/>
             </w:pPr>
             <w:r>
-              <w:t xml:space="preserve">art:context</w:t>
-            </w:r>
-          </w:p>
-        </w:tc>
-        <w:tc>
-          <w:p>
-            <w:pPr>
-              <w:spacing w:after="40"/>
-            </w:pPr>
-            <w:r>
-              <w:t xml:space="preserve">skill:migrate</w:t>
+              <w:t xml:space="preserve">Schema</w:t>
+            </w:r>
+          </w:p>
+        </w:tc>
+        <w:tc>
+          <w:p>
+            <w:pPr>
+              <w:spacing w:after="40"/>
+            </w:pPr>
+            <w:r>
+              <w:t xml:space="preserve">field-mappings/*.json + connectors/*.json + adrs/*.md</w:t>
             </w:r>
           </w:p>
         </w:tc>
@@ -14969,259 +15848,17 @@
               <w:spacing w:after="40"/>
             </w:pPr>
             <w:r>
-              <w:t xml:space="preserve">art:power-code-project</w:t>
-            </w:r>
-          </w:p>
-        </w:tc>
-        <w:tc>
-          <w:p>
-            <w:pPr>
-              <w:spacing w:after="40"/>
-            </w:pPr>
-            <w:r>
-              <w:t xml:space="preserve">skill:migrate</w:t>
-            </w:r>
-          </w:p>
-        </w:tc>
-      </w:tr>
-      <w:tr>
-        <w:tc>
-          <w:p>
-            <w:pPr>
-              <w:spacing w:after="40"/>
-            </w:pPr>
-            <w:r>
-              <w:t xml:space="preserve">art:project-doc</w:t>
-            </w:r>
-          </w:p>
-        </w:tc>
-        <w:tc>
-          <w:p>
-            <w:pPr>
-              <w:spacing w:after="40"/>
-            </w:pPr>
-            <w:r>
-              <w:t xml:space="preserve">vibe-reporter</w:t>
-            </w:r>
-          </w:p>
-        </w:tc>
-      </w:tr>
-      <w:tr>
-        <w:tc>
-          <w:p>
-            <w:pPr>
-              <w:spacing w:after="40"/>
-            </w:pPr>
-            <w:r>
-              <w:t xml:space="preserve">art:system-doc</w:t>
-            </w:r>
-          </w:p>
-        </w:tc>
-        <w:tc>
-          <w:p>
-            <w:pPr>
-              <w:spacing w:after="40"/>
-            </w:pPr>
-            <w:r>
-              <w:t xml:space="preserve">vibe-toolkit-doc</w:t>
-            </w:r>
-          </w:p>
-        </w:tc>
-      </w:tr>
-      <w:tr>
-        <w:tc>
-          <w:p>
-            <w:pPr>
-              <w:spacing w:after="40"/>
-            </w:pPr>
-            <w:r>
-              <w:t xml:space="preserve">art:test-results</w:t>
-            </w:r>
-          </w:p>
-        </w:tc>
-        <w:tc>
-          <w:p>
-            <w:pPr>
-              <w:spacing w:after="40"/>
-            </w:pPr>
-            <w:r>
-              <w:t xml:space="preserve">vibe-verifier</w:t>
-            </w:r>
-          </w:p>
-        </w:tc>
-      </w:tr>
-      <w:tr>
-        <w:tc>
-          <w:p>
-            <w:pPr>
-              <w:spacing w:after="40"/>
-            </w:pPr>
-            <w:r>
-              <w:t xml:space="preserve">art:test-specs</w:t>
-            </w:r>
-          </w:p>
-        </w:tc>
-        <w:tc>
-          <w:p>
-            <w:pPr>
-              <w:spacing w:after="40"/>
-            </w:pPr>
-            <w:r>
-              <w:t xml:space="preserve">skill:verify-migration</w:t>
-            </w:r>
-          </w:p>
-        </w:tc>
-      </w:tr>
-      <w:tr>
-        <w:tc>
-          <w:p>
-            <w:pPr>
-              <w:spacing w:after="40"/>
-            </w:pPr>
-            <w:r>
-              <w:t xml:space="preserve">art:vibe-baseline</w:t>
-            </w:r>
-          </w:p>
-        </w:tc>
-        <w:tc>
-          <w:p>
-            <w:pPr>
-              <w:spacing w:after="40"/>
-            </w:pPr>
-            <w:r>
-              <w:t xml:space="preserve">vibe-extractor</w:t>
-            </w:r>
-          </w:p>
-        </w:tc>
-      </w:tr>
-      <w:tr>
-        <w:tc>
-          <w:p>
-            <w:pPr>
-              <w:spacing w:after="40"/>
-            </w:pPr>
-            <w:r>
-              <w:t xml:space="preserve">art:vibe-baselines-snapshots</w:t>
-            </w:r>
-          </w:p>
-        </w:tc>
-        <w:tc>
-          <w:p>
-            <w:pPr>
-              <w:spacing w:after="40"/>
-            </w:pPr>
-            <w:r>
-              <w:t xml:space="preserve">vibe-extractor</w:t>
-            </w:r>
-          </w:p>
-        </w:tc>
-      </w:tr>
-      <w:tr>
-        <w:tc>
-          <w:p>
-            <w:pPr>
-              <w:spacing w:after="40"/>
-            </w:pPr>
-            <w:r>
-              <w:t xml:space="preserve">art:vibe-history</w:t>
-            </w:r>
-          </w:p>
-        </w:tc>
-        <w:tc>
-          <w:p>
-            <w:pPr>
-              <w:spacing w:after="40"/>
-            </w:pPr>
-            <w:r>
-              <w:t xml:space="preserve">skill:migrate</w:t>
-            </w:r>
-          </w:p>
-        </w:tc>
-      </w:tr>
-      <w:tr>
-        <w:tc>
-          <w:p>
-            <w:pPr>
-              <w:spacing w:after="40"/>
-            </w:pPr>
-            <w:r>
-              <w:t xml:space="preserve">art:vibe-migration</w:t>
-            </w:r>
-          </w:p>
-        </w:tc>
-        <w:tc>
-          <w:p>
-            <w:pPr>
-              <w:spacing w:after="40"/>
-            </w:pPr>
-            <w:r>
-              <w:t xml:space="preserve">skill:migrate</w:t>
-            </w:r>
-          </w:p>
-        </w:tc>
-      </w:tr>
-      <w:tr>
-        <w:tc>
-          <w:p>
-            <w:pPr>
-              <w:spacing w:after="40"/>
-            </w:pPr>
-            <w:r>
-              <w:t xml:space="preserve">art:vibe-pending-update</w:t>
-            </w:r>
-          </w:p>
-        </w:tc>
-        <w:tc>
-          <w:p>
-            <w:pPr>
-              <w:spacing w:after="40"/>
-            </w:pPr>
-            <w:r>
-              <w:t xml:space="preserve">vibe-extractor</w:t>
-            </w:r>
-          </w:p>
-        </w:tc>
-      </w:tr>
-      <w:tr>
-        <w:tc>
-          <w:p>
-            <w:pPr>
-              <w:spacing w:after="40"/>
-            </w:pPr>
-            <w:r>
-              <w:t xml:space="preserve">art:vibe-source</w:t>
-            </w:r>
-          </w:p>
-        </w:tc>
-        <w:tc>
-          <w:p>
-            <w:pPr>
-              <w:spacing w:after="40"/>
-            </w:pPr>
-            <w:r>
-              <w:t xml:space="preserve">vibe-extractor</w:t>
-            </w:r>
-          </w:p>
-        </w:tc>
-      </w:tr>
-      <w:tr>
-        <w:tc>
-          <w:p>
-            <w:pPr>
-              <w:spacing w:after="40"/>
-            </w:pPr>
-            <w:r>
-              <w:t xml:space="preserve">github</w:t>
-            </w:r>
-          </w:p>
-        </w:tc>
-        <w:tc>
-          <w:p>
-            <w:pPr>
-              <w:spacing w:after="40"/>
-            </w:pPr>
-            <w:r>
-              <w:t xml:space="preserve">vibe-verifier</w:t>
+              <w:t xml:space="preserve">Ownership</w:t>
+            </w:r>
+          </w:p>
+        </w:tc>
+        <w:tc>
+          <w:p>
+            <w:pPr>
+              <w:spacing w:after="40"/>
+            </w:pPr>
+            <w:r>
+              <w:t xml:space="preserve">developer maintains; vibe-patterns CLI lists/applies; /migrate Mode A consumes.</w:t>
             </w:r>
           </w:p>
         </w:tc>
@@ -15233,7 +15870,24 @@
         <w:spacing w:after="120" w:before="240"/>
       </w:pPr>
       <w:r>
-        <w:t xml:space="preserve">appends</w:t>
+        <w:t xml:space="preserve">Type: handoff (1)</w:t>
+      </w:r>
+    </w:p>
+    <w:p>
+      <w:pPr>
+        <w:pStyle w:val="Heading3"/>
+        <w:spacing w:after="120" w:before="240"/>
+      </w:pPr>
+      <w:r>
+        <w:t xml:space="preserve">art:vibe-pending-update</w:t>
+      </w:r>
+    </w:p>
+    <w:p>
+      <w:pPr>
+        <w:spacing w:after="120"/>
+      </w:pPr>
+      <w:r>
+        <w:t xml:space="preserve">Short-lived diff manifest from extractor to /migrate. Presence triggers Mode B; absence + history present triggers Mode C.</w:t>
       </w:r>
     </w:p>
     <w:tbl>
@@ -15266,7 +15920,7 @@
                 <w:b/>
                 <w:bCs/>
               </w:rPr>
-              <w:t xml:space="preserve">Target</w:t>
+              <w:t xml:space="preserve">Field</w:t>
             </w:r>
           </w:p>
         </w:tc>
@@ -15283,7 +15937,7 @@
                 <w:b/>
                 <w:bCs/>
               </w:rPr>
-              <w:t xml:space="preserve">Actors</w:t>
+              <w:t xml:space="preserve">Value</w:t>
             </w:r>
           </w:p>
         </w:tc>
@@ -15295,17 +15949,61 @@
               <w:spacing w:after="40"/>
             </w:pPr>
             <w:r>
-              <w:t xml:space="preserve">art:vibe-history</w:t>
-            </w:r>
-          </w:p>
-        </w:tc>
-        <w:tc>
-          <w:p>
-            <w:pPr>
-              <w:spacing w:after="40"/>
-            </w:pPr>
-            <w:r>
-              <w:t xml:space="preserve">vibe-extractor, vibe-verifier</w:t>
+              <w:t xml:space="preserve">Location</w:t>
+            </w:r>
+          </w:p>
+        </w:tc>
+        <w:tc>
+          <w:p>
+            <w:pPr>
+              <w:spacing w:after="40"/>
+            </w:pPr>
+            <w:r>
+              <w:t xml:space="preserve">vibe-pending-update.json</w:t>
+            </w:r>
+          </w:p>
+        </w:tc>
+      </w:tr>
+      <w:tr>
+        <w:tc>
+          <w:p>
+            <w:pPr>
+              <w:spacing w:after="40"/>
+            </w:pPr>
+            <w:r>
+              <w:t xml:space="preserve">Schema</w:t>
+            </w:r>
+          </w:p>
+        </w:tc>
+        <w:tc>
+          <w:p>
+            <w:pPr>
+              <w:spacing w:after="40"/>
+            </w:pPr>
+            <w:r>
+              <w:t xml:space="preserve">{ fromVersion, toVersion, extractedAt, changedFiles: { added, modified, deleted }, sourceDir, baselineDir, snapshotPath }</w:t>
+            </w:r>
+          </w:p>
+        </w:tc>
+      </w:tr>
+      <w:tr>
+        <w:tc>
+          <w:p>
+            <w:pPr>
+              <w:spacing w:after="40"/>
+            </w:pPr>
+            <w:r>
+              <w:t xml:space="preserve">Ownership</w:t>
+            </w:r>
+          </w:p>
+        </w:tc>
+        <w:tc>
+          <w:p>
+            <w:pPr>
+              <w:spacing w:after="40"/>
+            </w:pPr>
+            <w:r>
+              <w:t xml:space="preserve">vibe-extractor writes; /migrate Mode B reads then deletes.</w:t>
             </w:r>
           </w:p>
         </w:tc>
@@ -15317,7 +16015,24 @@
         <w:spacing w:after="120" w:before="240"/>
       </w:pPr>
       <w:r>
-        <w:t xml:space="preserve">invokes</w:t>
+        <w:t xml:space="preserve">Type: config (2)</w:t>
+      </w:r>
+    </w:p>
+    <w:p>
+      <w:pPr>
+        <w:pStyle w:val="Heading3"/>
+        <w:spacing w:after="120" w:before="240"/>
+      </w:pPr>
+      <w:r>
+        <w:t xml:space="preserve">art:power-config</w:t>
+      </w:r>
+    </w:p>
+    <w:p>
+      <w:pPr>
+        <w:spacing w:after="120"/>
+      </w:pPr>
+      <w:r>
+        <w:t xml:space="preserve">Per-project config that names the Power Platform environment, region, and (once pushed) appId. Drives connector and deployment behaviour.</w:t>
       </w:r>
     </w:p>
     <w:tbl>
@@ -15350,7 +16065,7 @@
                 <w:b/>
                 <w:bCs/>
               </w:rPr>
-              <w:t xml:space="preserve">Target</w:t>
+              <w:t xml:space="preserve">Field</w:t>
             </w:r>
           </w:p>
         </w:tc>
@@ -15367,7 +16082,7 @@
                 <w:b/>
                 <w:bCs/>
               </w:rPr>
-              <w:t xml:space="preserve">Actors</w:t>
+              <w:t xml:space="preserve">Value</w:t>
             </w:r>
           </w:p>
         </w:tc>
@@ -15379,17 +16094,17 @@
               <w:spacing w:after="40"/>
             </w:pPr>
             <w:r>
-              <w:t xml:space="preserve">claude-code</w:t>
-            </w:r>
-          </w:p>
-        </w:tc>
-        <w:tc>
-          <w:p>
-            <w:pPr>
-              <w:spacing w:after="40"/>
-            </w:pPr>
-            <w:r>
-              <w:t xml:space="preserve">developer</w:t>
+              <w:t xml:space="preserve">Location</w:t>
+            </w:r>
+          </w:p>
+        </w:tc>
+        <w:tc>
+          <w:p>
+            <w:pPr>
+              <w:spacing w:after="40"/>
+            </w:pPr>
+            <w:r>
+              <w:t xml:space="preserve">[ProjectName]/power.config.json</w:t>
             </w:r>
           </w:p>
         </w:tc>
@@ -15401,17 +16116,17 @@
               <w:spacing w:after="40"/>
             </w:pPr>
             <w:r>
-              <w:t xml:space="preserve">skill:add-connector</w:t>
-            </w:r>
-          </w:p>
-        </w:tc>
-        <w:tc>
-          <w:p>
-            <w:pPr>
-              <w:spacing w:after="40"/>
-            </w:pPr>
-            <w:r>
-              <w:t xml:space="preserve">skill:migrate</w:t>
+              <w:t xml:space="preserve">Schema</w:t>
+            </w:r>
+          </w:p>
+        </w:tc>
+        <w:tc>
+          <w:p>
+            <w:pPr>
+              <w:spacing w:after="40"/>
+            </w:pPr>
+            <w:r>
+              <w:t xml:space="preserve">{ version, appDisplayName, region, environmentId, appId, localAppUrl, buildPath, buildEntryPoint }</w:t>
             </w:r>
           </w:p>
         </w:tc>
@@ -15423,193 +16138,17 @@
               <w:spacing w:after="40"/>
             </w:pPr>
             <w:r>
-              <w:t xml:space="preserve">skill:diagnose</w:t>
-            </w:r>
-          </w:p>
-        </w:tc>
-        <w:tc>
-          <w:p>
-            <w:pPr>
-              <w:spacing w:after="40"/>
-            </w:pPr>
-            <w:r>
-              <w:t xml:space="preserve">skill:verify-migration</w:t>
-            </w:r>
-          </w:p>
-        </w:tc>
-      </w:tr>
-      <w:tr>
-        <w:tc>
-          <w:p>
-            <w:pPr>
-              <w:spacing w:after="40"/>
-            </w:pPr>
-            <w:r>
-              <w:t xml:space="preserve">skill:grill-with-docs</w:t>
-            </w:r>
-          </w:p>
-        </w:tc>
-        <w:tc>
-          <w:p>
-            <w:pPr>
-              <w:spacing w:after="40"/>
-            </w:pPr>
-            <w:r>
-              <w:t xml:space="preserve">skill:migrate</w:t>
-            </w:r>
-          </w:p>
-        </w:tc>
-      </w:tr>
-      <w:tr>
-        <w:tc>
-          <w:p>
-            <w:pPr>
-              <w:spacing w:after="40"/>
-            </w:pPr>
-            <w:r>
-              <w:t xml:space="preserve">skill:map-fields</w:t>
-            </w:r>
-          </w:p>
-        </w:tc>
-        <w:tc>
-          <w:p>
-            <w:pPr>
-              <w:spacing w:after="40"/>
-            </w:pPr>
-            <w:r>
-              <w:t xml:space="preserve">skill:migrate</w:t>
-            </w:r>
-          </w:p>
-        </w:tc>
-      </w:tr>
-      <w:tr>
-        <w:tc>
-          <w:p>
-            <w:pPr>
-              <w:spacing w:after="40"/>
-            </w:pPr>
-            <w:r>
-              <w:t xml:space="preserve">skill:migrate</w:t>
-            </w:r>
-          </w:p>
-        </w:tc>
-        <w:tc>
-          <w:p>
-            <w:pPr>
-              <w:spacing w:after="40"/>
-            </w:pPr>
-            <w:r>
-              <w:t xml:space="preserve">claude-code</w:t>
-            </w:r>
-          </w:p>
-        </w:tc>
-      </w:tr>
-      <w:tr>
-        <w:tc>
-          <w:p>
-            <w:pPr>
-              <w:spacing w:after="40"/>
-            </w:pPr>
-            <w:r>
-              <w:t xml:space="preserve">skill:migration-report</w:t>
-            </w:r>
-          </w:p>
-        </w:tc>
-        <w:tc>
-          <w:p>
-            <w:pPr>
-              <w:spacing w:after="40"/>
-            </w:pPr>
-            <w:r>
-              <w:t xml:space="preserve">claude-code</w:t>
-            </w:r>
-          </w:p>
-        </w:tc>
-      </w:tr>
-      <w:tr>
-        <w:tc>
-          <w:p>
-            <w:pPr>
-              <w:spacing w:after="40"/>
-            </w:pPr>
-            <w:r>
-              <w:t xml:space="preserve">skill:verify-migration</w:t>
-            </w:r>
-          </w:p>
-        </w:tc>
-        <w:tc>
-          <w:p>
-            <w:pPr>
-              <w:spacing w:after="40"/>
-            </w:pPr>
-            <w:r>
-              <w:t xml:space="preserve">claude-code</w:t>
-            </w:r>
-          </w:p>
-        </w:tc>
-      </w:tr>
-      <w:tr>
-        <w:tc>
-          <w:p>
-            <w:pPr>
-              <w:spacing w:after="40"/>
-            </w:pPr>
-            <w:r>
-              <w:t xml:space="preserve">vibe-extractor</w:t>
-            </w:r>
-          </w:p>
-        </w:tc>
-        <w:tc>
-          <w:p>
-            <w:pPr>
-              <w:spacing w:after="40"/>
-            </w:pPr>
-            <w:r>
-              <w:t xml:space="preserve">developer</w:t>
-            </w:r>
-          </w:p>
-        </w:tc>
-      </w:tr>
-      <w:tr>
-        <w:tc>
-          <w:p>
-            <w:pPr>
-              <w:spacing w:after="40"/>
-            </w:pPr>
-            <w:r>
-              <w:t xml:space="preserve">vibe-reporter</w:t>
-            </w:r>
-          </w:p>
-        </w:tc>
-        <w:tc>
-          <w:p>
-            <w:pPr>
-              <w:spacing w:after="40"/>
-            </w:pPr>
-            <w:r>
-              <w:t xml:space="preserve">developer, skill:migration-report</w:t>
-            </w:r>
-          </w:p>
-        </w:tc>
-      </w:tr>
-      <w:tr>
-        <w:tc>
-          <w:p>
-            <w:pPr>
-              <w:spacing w:after="40"/>
-            </w:pPr>
-            <w:r>
-              <w:t xml:space="preserve">vibe-verifier</w:t>
-            </w:r>
-          </w:p>
-        </w:tc>
-        <w:tc>
-          <w:p>
-            <w:pPr>
-              <w:spacing w:after="40"/>
-            </w:pPr>
-            <w:r>
-              <w:t xml:space="preserve">developer, skill:verify-migration</w:t>
+              <w:t xml:space="preserve">Ownership</w:t>
+            </w:r>
+          </w:p>
+        </w:tc>
+        <w:tc>
+          <w:p>
+            <w:pPr>
+              <w:spacing w:after="40"/>
+            </w:pPr>
+            <w:r>
+              <w:t xml:space="preserve">developer + npx power-apps push.</w:t>
             </w:r>
           </w:p>
         </w:tc>
@@ -15617,11 +16156,19 @@
     </w:tbl>
     <w:p>
       <w:pPr>
-        <w:pStyle w:val="Heading2"/>
+        <w:pStyle w:val="Heading3"/>
         <w:spacing w:after="120" w:before="240"/>
       </w:pPr>
       <w:r>
-        <w:t xml:space="preserve">triggers</w:t>
+        <w:t xml:space="preserve">art:fleet-config</w:t>
+      </w:r>
+    </w:p>
+    <w:p>
+      <w:pPr>
+        <w:spacing w:after="120"/>
+      </w:pPr>
+      <w:r>
+        <w:t xml:space="preserve">The fleet registry — lists every project vibe-fleet manages. Per-workspace (./fleet.config.json) or global (~/.vibe-fleet/registry.json). Stores alias, absolute path, registration date, optional tags.</w:t>
       </w:r>
     </w:p>
     <w:tbl>
@@ -15654,7 +16201,7 @@
                 <w:b/>
                 <w:bCs/>
               </w:rPr>
-              <w:t xml:space="preserve">Target</w:t>
+              <w:t xml:space="preserve">Field</w:t>
             </w:r>
           </w:p>
         </w:tc>
@@ -15671,7 +16218,7 @@
                 <w:b/>
                 <w:bCs/>
               </w:rPr>
-              <w:t xml:space="preserve">Actors</w:t>
+              <w:t xml:space="preserve">Value</w:t>
             </w:r>
           </w:p>
         </w:tc>
@@ -15683,17 +16230,17 @@
               <w:spacing w:after="40"/>
             </w:pPr>
             <w:r>
-              <w:t xml:space="preserve">skill:migration-report</w:t>
-            </w:r>
-          </w:p>
-        </w:tc>
-        <w:tc>
-          <w:p>
-            <w:pPr>
-              <w:spacing w:after="40"/>
-            </w:pPr>
-            <w:r>
-              <w:t xml:space="preserve">skill:migrate</w:t>
+              <w:t xml:space="preserve">Location</w:t>
+            </w:r>
+          </w:p>
+        </w:tc>
+        <w:tc>
+          <w:p>
+            <w:pPr>
+              <w:spacing w:after="40"/>
+            </w:pPr>
+            <w:r>
+              <w:t xml:space="preserve">fleet.config.json OR ~/.vibe-fleet/registry.json</w:t>
             </w:r>
           </w:p>
         </w:tc>
@@ -15705,17 +16252,39 @@
               <w:spacing w:after="40"/>
             </w:pPr>
             <w:r>
-              <w:t xml:space="preserve">skill:verify-migration</w:t>
-            </w:r>
-          </w:p>
-        </w:tc>
-        <w:tc>
-          <w:p>
-            <w:pPr>
-              <w:spacing w:after="40"/>
-            </w:pPr>
-            <w:r>
-              <w:t xml:space="preserve">skill:migrate</w:t>
+              <w:t xml:space="preserve">Schema</w:t>
+            </w:r>
+          </w:p>
+        </w:tc>
+        <w:tc>
+          <w:p>
+            <w:pPr>
+              <w:spacing w:after="40"/>
+            </w:pPr>
+            <w:r>
+              <w:t xml:space="preserve">{ fleetName, createdAt, projects: [{ alias, path, registeredAt, lastSeen?, tags? }] }</w:t>
+            </w:r>
+          </w:p>
+        </w:tc>
+      </w:tr>
+      <w:tr>
+        <w:tc>
+          <w:p>
+            <w:pPr>
+              <w:spacing w:after="40"/>
+            </w:pPr>
+            <w:r>
+              <w:t xml:space="preserve">Ownership</w:t>
+            </w:r>
+          </w:p>
+        </w:tc>
+        <w:tc>
+          <w:p>
+            <w:pPr>
+              <w:spacing w:after="40"/>
+            </w:pPr>
+            <w:r>
+              <w:t xml:space="preserve">vibe-fleet (init/register/unregister write; status/doctor/report/extract/verify read).</w:t>
             </w:r>
           </w:p>
         </w:tc>
@@ -15723,11 +16292,997 @@
     </w:tbl>
     <w:p>
       <w:pPr>
+        <w:pStyle w:val="Heading1"/>
+        <w:spacing w:after="120" w:before="240"/>
+      </w:pPr>
+      <w:r>
+        <w:t xml:space="preserve">Data Flows</w:t>
+      </w:r>
+    </w:p>
+    <w:p>
+      <w:pPr>
         <w:pStyle w:val="Heading2"/>
         <w:spacing w:after="120" w:before="240"/>
       </w:pPr>
       <w:r>
-        <w:t xml:space="preserve">depends-on</w:t>
+        <w:t xml:space="preserve">Flow: First-time migration (Mode A)</w:t>
+      </w:r>
+    </w:p>
+    <w:p>
+      <w:pPr>
+        <w:spacing w:after="120"/>
+        <w:rPr>
+          <w:b/>
+          <w:bCs/>
+        </w:rPr>
+      </w:pPr>
+      <w:r>
+        <w:rPr>
+          <w:b/>
+          <w:bCs/>
+        </w:rPr>
+        <w:t xml:space="preserve">Trigger:</w:t>
+      </w:r>
+    </w:p>
+    <w:p>
+      <w:pPr>
+        <w:spacing w:after="120"/>
+      </w:pPr>
+      <w:r>
+        <w:t xml:space="preserve">developer runs /migrate with no vibe-history.json present</w:t>
+      </w:r>
+    </w:p>
+    <w:p>
+      <w:pPr>
+        <w:spacing w:after="120"/>
+        <w:rPr>
+          <w:b/>
+          <w:bCs/>
+        </w:rPr>
+      </w:pPr>
+      <w:r>
+        <w:rPr>
+          <w:b/>
+          <w:bCs/>
+        </w:rPr>
+        <w:t xml:space="preserve">Steps:</w:t>
+      </w:r>
+    </w:p>
+    <w:p>
+      <w:pPr>
+        <w:pStyle w:val="ListParagraph"/>
+        <w:numPr>
+          <w:ilvl w:val="0"/>
+          <w:numId w:val="2"/>
+        </w:numPr>
+        <w:spacing w:after="60"/>
+      </w:pPr>
+      <w:r>
+        <w:t xml:space="preserve">developer extracts Vibe source: node vibe-extractor/index.js → writes vibe-source/, no baseline yet so no diff/pending-update</w:t>
+      </w:r>
+    </w:p>
+    <w:p>
+      <w:pPr>
+        <w:pStyle w:val="ListParagraph"/>
+        <w:numPr>
+          <w:ilvl w:val="0"/>
+          <w:numId w:val="2"/>
+        </w:numPr>
+        <w:spacing w:after="60"/>
+      </w:pPr>
+      <w:r>
+        <w:t xml:space="preserve">developer runs /migrate in Claude Code</w:t>
+      </w:r>
+    </w:p>
+    <w:p>
+      <w:pPr>
+        <w:pStyle w:val="ListParagraph"/>
+        <w:numPr>
+          <w:ilvl w:val="0"/>
+          <w:numId w:val="2"/>
+        </w:numPr>
+        <w:spacing w:after="60"/>
+      </w:pPr>
+      <w:r>
+        <w:t xml:space="preserve">claude-code reads skills/migrate.md, dispatches to Mode A (no vibe-history.json detected)</w:t>
+      </w:r>
+    </w:p>
+    <w:p>
+      <w:pPr>
+        <w:pStyle w:val="ListParagraph"/>
+        <w:numPr>
+          <w:ilvl w:val="0"/>
+          <w:numId w:val="2"/>
+        </w:numPr>
+        <w:spacing w:after="60"/>
+      </w:pPr>
+      <w:r>
+        <w:t xml:space="preserve">claude-code grills developer: project name, environment ID, connectors used</w:t>
+      </w:r>
+    </w:p>
+    <w:p>
+      <w:pPr>
+        <w:pStyle w:val="ListParagraph"/>
+        <w:numPr>
+          <w:ilvl w:val="0"/>
+          <w:numId w:val="2"/>
+        </w:numPr>
+        <w:spacing w:after="60"/>
+      </w:pPr>
+      <w:r>
+        <w:t xml:space="preserve">developer runs npx degit + npx power-apps init to scaffold [ProjectName]/</w:t>
+      </w:r>
+    </w:p>
+    <w:p>
+      <w:pPr>
+        <w:pStyle w:val="ListParagraph"/>
+        <w:numPr>
+          <w:ilvl w:val="0"/>
+          <w:numId w:val="2"/>
+        </w:numPr>
+        <w:spacing w:after="60"/>
+      </w:pPr>
+      <w:r>
+        <w:t xml:space="preserve">claude-code copies vibe-source/ → [ProjectName]/src/ (skipping generated/)</w:t>
+      </w:r>
+    </w:p>
+    <w:p>
+      <w:pPr>
+        <w:pStyle w:val="ListParagraph"/>
+        <w:numPr>
+          <w:ilvl w:val="0"/>
+          <w:numId w:val="2"/>
+        </w:numPr>
+        <w:spacing w:after="60"/>
+      </w:pPr>
+      <w:r>
+        <w:t xml:space="preserve">claude-code builds the data adapter layer (fromDataverse / toDataverse) — heaviest reasoning step</w:t>
+      </w:r>
+    </w:p>
+    <w:p>
+      <w:pPr>
+        <w:pStyle w:val="ListParagraph"/>
+        <w:numPr>
+          <w:ilvl w:val="0"/>
+          <w:numId w:val="2"/>
+        </w:numPr>
+        <w:spacing w:after="60"/>
+      </w:pPr>
+      <w:r>
+        <w:t xml:space="preserve">developer runs npx power-apps add-data-source for each connector</w:t>
+      </w:r>
+    </w:p>
+    <w:p>
+      <w:pPr>
+        <w:pStyle w:val="ListParagraph"/>
+        <w:numPr>
+          <w:ilvl w:val="0"/>
+          <w:numId w:val="2"/>
+        </w:numPr>
+        <w:spacing w:after="60"/>
+      </w:pPr>
+      <w:r>
+        <w:t xml:space="preserve">claude-code installs npm dependencies + writes vite.config.ts, tsconfig.app.json, etc.</w:t>
+      </w:r>
+    </w:p>
+    <w:p>
+      <w:pPr>
+        <w:pStyle w:val="ListParagraph"/>
+        <w:numPr>
+          <w:ilvl w:val="0"/>
+          <w:numId w:val="2"/>
+        </w:numPr>
+        <w:spacing w:after="60"/>
+      </w:pPr>
+      <w:r>
+        <w:t xml:space="preserve">claude-code runs npx tsc --noEmit and fixes errors</w:t>
+      </w:r>
+    </w:p>
+    <w:p>
+      <w:pPr>
+        <w:pStyle w:val="ListParagraph"/>
+        <w:numPr>
+          <w:ilvl w:val="0"/>
+          <w:numId w:val="2"/>
+        </w:numPr>
+        <w:spacing w:after="60"/>
+      </w:pPr>
+      <w:r>
+        <w:t xml:space="preserve">developer runs npm run build &amp;&amp; npx power-apps push</w:t>
+      </w:r>
+    </w:p>
+    <w:p>
+      <w:pPr>
+        <w:pStyle w:val="ListParagraph"/>
+        <w:numPr>
+          <w:ilvl w:val="0"/>
+          <w:numId w:val="2"/>
+        </w:numPr>
+        <w:spacing w:after="60"/>
+      </w:pPr>
+      <w:r>
+        <w:t xml:space="preserve">claude-code copies vibe-source/ → vibe-baseline/ + writes v1.0.0 snapshot + initialises vibe-history.json</w:t>
+      </w:r>
+    </w:p>
+    <w:p>
+      <w:pPr>
+        <w:pStyle w:val="ListParagraph"/>
+        <w:numPr>
+          <w:ilvl w:val="0"/>
+          <w:numId w:val="2"/>
+        </w:numPr>
+        <w:spacing w:after="60"/>
+      </w:pPr>
+      <w:r>
+        <w:t xml:space="preserve">claude-code writes vibe-migration.json ownership manifest</w:t>
+      </w:r>
+    </w:p>
+    <w:p>
+      <w:pPr>
+        <w:pStyle w:val="ListParagraph"/>
+        <w:numPr>
+          <w:ilvl w:val="0"/>
+          <w:numId w:val="2"/>
+        </w:numPr>
+        <w:spacing w:after="60"/>
+      </w:pPr>
+      <w:r>
+        <w:t xml:space="preserve">developer suggested: git tag vibe-baseline-v1.0.0</w:t>
+      </w:r>
+    </w:p>
+    <w:p>
+      <w:pPr>
+        <w:pStyle w:val="ListParagraph"/>
+        <w:numPr>
+          <w:ilvl w:val="0"/>
+          <w:numId w:val="2"/>
+        </w:numPr>
+        <w:spacing w:after="60"/>
+      </w:pPr>
+      <w:r>
+        <w:t xml:space="preserve">claude-code offers /verify-migration → /migration-report at the end</w:t>
+      </w:r>
+    </w:p>
+    <w:p>
+      <w:pPr>
+        <w:pStyle w:val="Heading2"/>
+        <w:spacing w:after="120" w:before="240"/>
+      </w:pPr>
+      <w:r>
+        <w:t xml:space="preserve">Flow: Incremental update (Mode B)</w:t>
+      </w:r>
+    </w:p>
+    <w:p>
+      <w:pPr>
+        <w:spacing w:after="120"/>
+        <w:rPr>
+          <w:b/>
+          <w:bCs/>
+        </w:rPr>
+      </w:pPr>
+      <w:r>
+        <w:rPr>
+          <w:b/>
+          <w:bCs/>
+        </w:rPr>
+        <w:t xml:space="preserve">Trigger:</w:t>
+      </w:r>
+    </w:p>
+    <w:p>
+      <w:pPr>
+        <w:spacing w:after="120"/>
+      </w:pPr>
+      <w:r>
+        <w:t xml:space="preserve">developer makes Vibe changes, re-extracts; vibe-pending-update.json now exists</w:t>
+      </w:r>
+    </w:p>
+    <w:p>
+      <w:pPr>
+        <w:spacing w:after="120"/>
+        <w:rPr>
+          <w:b/>
+          <w:bCs/>
+        </w:rPr>
+      </w:pPr>
+      <w:r>
+        <w:rPr>
+          <w:b/>
+          <w:bCs/>
+        </w:rPr>
+        <w:t xml:space="preserve">Steps:</w:t>
+      </w:r>
+    </w:p>
+    <w:p>
+      <w:pPr>
+        <w:pStyle w:val="ListParagraph"/>
+        <w:numPr>
+          <w:ilvl w:val="0"/>
+          <w:numId w:val="2"/>
+        </w:numPr>
+        <w:spacing w:after="60"/>
+      </w:pPr>
+      <w:r>
+        <w:t xml:space="preserve">developer edits app on make.powerapp.com</w:t>
+      </w:r>
+    </w:p>
+    <w:p>
+      <w:pPr>
+        <w:pStyle w:val="ListParagraph"/>
+        <w:numPr>
+          <w:ilvl w:val="0"/>
+          <w:numId w:val="2"/>
+        </w:numPr>
+        <w:spacing w:after="60"/>
+      </w:pPr>
+      <w:r>
+        <w:t xml:space="preserve">developer runs node vibe-extractor/index.js</w:t>
+      </w:r>
+    </w:p>
+    <w:p>
+      <w:pPr>
+        <w:pStyle w:val="ListParagraph"/>
+        <w:numPr>
+          <w:ilvl w:val="0"/>
+          <w:numId w:val="2"/>
+        </w:numPr>
+        <w:spacing w:after="60"/>
+      </w:pPr>
+      <w:r>
+        <w:t xml:space="preserve">extractor scrapes the new Vibe state, decodes source maps in memory</w:t>
+      </w:r>
+    </w:p>
+    <w:p>
+      <w:pPr>
+        <w:pStyle w:val="ListParagraph"/>
+        <w:numPr>
+          <w:ilvl w:val="0"/>
+          <w:numId w:val="2"/>
+        </w:numPr>
+        <w:spacing w:after="60"/>
+      </w:pPr>
+      <w:r>
+        <w:t xml:space="preserve">extractor hashes each clean file and diffs against vibe-baseline/</w:t>
+      </w:r>
+    </w:p>
+    <w:p>
+      <w:pPr>
+        <w:pStyle w:val="ListParagraph"/>
+        <w:numPr>
+          <w:ilvl w:val="0"/>
+          <w:numId w:val="2"/>
+        </w:numPr>
+        <w:spacing w:after="60"/>
+      </w:pPr>
+      <w:r>
+        <w:t xml:space="preserve">on non-empty diff: bumps minor version, snapshots new content to vibe-baselines-snapshots/vX.Y.0/, appends vibe-history.json, replaces vibe-baseline/, writes vibe-pending-update.json</w:t>
+      </w:r>
+    </w:p>
+    <w:p>
+      <w:pPr>
+        <w:pStyle w:val="ListParagraph"/>
+        <w:numPr>
+          <w:ilvl w:val="0"/>
+          <w:numId w:val="2"/>
+        </w:numPr>
+        <w:spacing w:after="60"/>
+      </w:pPr>
+      <w:r>
+        <w:t xml:space="preserve">developer runs /migrate in Claude Code</w:t>
+      </w:r>
+    </w:p>
+    <w:p>
+      <w:pPr>
+        <w:pStyle w:val="ListParagraph"/>
+        <w:numPr>
+          <w:ilvl w:val="0"/>
+          <w:numId w:val="2"/>
+        </w:numPr>
+        <w:spacing w:after="60"/>
+      </w:pPr>
+      <w:r>
+        <w:t xml:space="preserve">claude-code dispatches to Mode B (vibe-pending-update.json present)</w:t>
+      </w:r>
+    </w:p>
+    <w:p>
+      <w:pPr>
+        <w:pStyle w:val="ListParagraph"/>
+        <w:numPr>
+          <w:ilvl w:val="0"/>
+          <w:numId w:val="2"/>
+        </w:numPr>
+        <w:spacing w:after="60"/>
+      </w:pPr>
+      <w:r>
+        <w:t xml:space="preserve">claude-code reads the pending manifest — knows exactly which files changed</w:t>
+      </w:r>
+    </w:p>
+    <w:p>
+      <w:pPr>
+        <w:pStyle w:val="ListParagraph"/>
+        <w:numPr>
+          <w:ilvl w:val="0"/>
+          <w:numId w:val="2"/>
+        </w:numPr>
+        <w:spacing w:after="60"/>
+      </w:pPr>
+      <w:r>
+        <w:t xml:space="preserve">for each changed file: looks up category in vibe-migration.json</w:t>
+      </w:r>
+    </w:p>
+    <w:p>
+      <w:pPr>
+        <w:pStyle w:val="ListParagraph"/>
+        <w:numPr>
+          <w:ilvl w:val="0"/>
+          <w:numId w:val="2"/>
+        </w:numPr>
+        <w:spacing w:after="60"/>
+      </w:pPr>
+      <w:r>
+        <w:t xml:space="preserve">vibeOwned → copy from vibe-source/ to [ProjectName]/, adapt imports only</w:t>
+      </w:r>
+    </w:p>
+    <w:p>
+      <w:pPr>
+        <w:pStyle w:val="ListParagraph"/>
+        <w:numPr>
+          <w:ilvl w:val="0"/>
+          <w:numId w:val="2"/>
+        </w:numPr>
+        <w:spacing w:after="60"/>
+      </w:pPr>
+      <w:r>
+        <w:t xml:space="preserve">migrationOwned → show diff, ask developer whether to apply manually</w:t>
+      </w:r>
+    </w:p>
+    <w:p>
+      <w:pPr>
+        <w:pStyle w:val="ListParagraph"/>
+        <w:numPr>
+          <w:ilvl w:val="0"/>
+          <w:numId w:val="2"/>
+        </w:numPr>
+        <w:spacing w:after="60"/>
+      </w:pPr>
+      <w:r>
+        <w:t xml:space="preserve">requiresReview → show diff, ask before applying</w:t>
+      </w:r>
+    </w:p>
+    <w:p>
+      <w:pPr>
+        <w:pStyle w:val="ListParagraph"/>
+        <w:numPr>
+          <w:ilvl w:val="0"/>
+          <w:numId w:val="2"/>
+        </w:numPr>
+        <w:spacing w:after="60"/>
+      </w:pPr>
+      <w:r>
+        <w:t xml:space="preserve">claude-code handles new connectors (via /add-connector) and model changes (via /map-fields) if detected</w:t>
+      </w:r>
+    </w:p>
+    <w:p>
+      <w:pPr>
+        <w:pStyle w:val="ListParagraph"/>
+        <w:numPr>
+          <w:ilvl w:val="0"/>
+          <w:numId w:val="2"/>
+        </w:numPr>
+        <w:spacing w:after="60"/>
+      </w:pPr>
+      <w:r>
+        <w:t xml:space="preserve">claude-code runs npx tsc --noEmit, npm run build, npx power-apps push</w:t>
+      </w:r>
+    </w:p>
+    <w:p>
+      <w:pPr>
+        <w:pStyle w:val="ListParagraph"/>
+        <w:numPr>
+          <w:ilvl w:val="0"/>
+          <w:numId w:val="2"/>
+        </w:numPr>
+        <w:spacing w:after="60"/>
+      </w:pPr>
+      <w:r>
+        <w:t xml:space="preserve">claude-code bumps [ProjectName]/package.json version to pending.toVersion</w:t>
+      </w:r>
+    </w:p>
+    <w:p>
+      <w:pPr>
+        <w:pStyle w:val="ListParagraph"/>
+        <w:numPr>
+          <w:ilvl w:val="0"/>
+          <w:numId w:val="2"/>
+        </w:numPr>
+        <w:spacing w:after="60"/>
+      </w:pPr>
+      <w:r>
+        <w:t xml:space="preserve">claude-code deletes vibe-pending-update.json</w:t>
+      </w:r>
+    </w:p>
+    <w:p>
+      <w:pPr>
+        <w:pStyle w:val="ListParagraph"/>
+        <w:numPr>
+          <w:ilvl w:val="0"/>
+          <w:numId w:val="2"/>
+        </w:numPr>
+        <w:spacing w:after="60"/>
+      </w:pPr>
+      <w:r>
+        <w:t xml:space="preserve">claude-code offers /verify-migration → /migration-report</w:t>
+      </w:r>
+    </w:p>
+    <w:p>
+      <w:pPr>
+        <w:pStyle w:val="Heading2"/>
+        <w:spacing w:after="120" w:before="240"/>
+      </w:pPr>
+      <w:r>
+        <w:t xml:space="preserve">Flow: Verification (deployed app)</w:t>
+      </w:r>
+    </w:p>
+    <w:p>
+      <w:pPr>
+        <w:spacing w:after="120"/>
+        <w:rPr>
+          <w:b/>
+          <w:bCs/>
+        </w:rPr>
+      </w:pPr>
+      <w:r>
+        <w:rPr>
+          <w:b/>
+          <w:bCs/>
+        </w:rPr>
+        <w:t xml:space="preserve">Trigger:</w:t>
+      </w:r>
+    </w:p>
+    <w:p>
+      <w:pPr>
+        <w:spacing w:after="120"/>
+      </w:pPr>
+      <w:r>
+        <w:t xml:space="preserve">developer types /verify-migration or accepts the end-of-migrate prompt</w:t>
+      </w:r>
+    </w:p>
+    <w:p>
+      <w:pPr>
+        <w:spacing w:after="120"/>
+        <w:rPr>
+          <w:b/>
+          <w:bCs/>
+        </w:rPr>
+      </w:pPr>
+      <w:r>
+        <w:rPr>
+          <w:b/>
+          <w:bCs/>
+        </w:rPr>
+        <w:t xml:space="preserve">Steps:</w:t>
+      </w:r>
+    </w:p>
+    <w:p>
+      <w:pPr>
+        <w:pStyle w:val="ListParagraph"/>
+        <w:numPr>
+          <w:ilvl w:val="0"/>
+          <w:numId w:val="2"/>
+        </w:numPr>
+        <w:spacing w:after="60"/>
+      </w:pPr>
+      <w:r>
+        <w:t xml:space="preserve">first-time only: developer runs node vibe-verifier/index.js --setup-auth (interactive MS sign-in, saves vibe-verifier/.auth/state.json)</w:t>
+      </w:r>
+    </w:p>
+    <w:p>
+      <w:pPr>
+        <w:pStyle w:val="ListParagraph"/>
+        <w:numPr>
+          <w:ilvl w:val="0"/>
+          <w:numId w:val="2"/>
+        </w:numPr>
+        <w:spacing w:after="60"/>
+      </w:pPr>
+      <w:r>
+        <w:t xml:space="preserve">claude-code generates tests/specs/v{version}/*.spec.ts from the Power Code project source (or from changedFiles for incremental)</w:t>
+      </w:r>
+    </w:p>
+    <w:p>
+      <w:pPr>
+        <w:pStyle w:val="ListParagraph"/>
+        <w:numPr>
+          <w:ilvl w:val="0"/>
+          <w:numId w:val="2"/>
+        </w:numPr>
+        <w:spacing w:after="60"/>
+      </w:pPr>
+      <w:r>
+        <w:t xml:space="preserve">developer reviews tests (Reviewed: not yet → yes)</w:t>
+      </w:r>
+    </w:p>
+    <w:p>
+      <w:pPr>
+        <w:pStyle w:val="ListParagraph"/>
+        <w:numPr>
+          <w:ilvl w:val="0"/>
+          <w:numId w:val="2"/>
+        </w:numPr>
+        <w:spacing w:after="60"/>
+      </w:pPr>
+      <w:r>
+        <w:t xml:space="preserve">claude-code invokes node vibe-verifier/index.js (with --latest or --since vX.Y.Z)</w:t>
+      </w:r>
+    </w:p>
+    <w:p>
+      <w:pPr>
+        <w:pStyle w:val="ListParagraph"/>
+        <w:numPr>
+          <w:ilvl w:val="0"/>
+          <w:numId w:val="2"/>
+        </w:numPr>
+        <w:spacing w:after="60"/>
+      </w:pPr>
+      <w:r>
+        <w:t xml:space="preserve">verifier reads tests/specs/v{version}/, loads auth state, opens Chromium headed at the deployed URL</w:t>
+      </w:r>
+    </w:p>
+    <w:p>
+      <w:pPr>
+        <w:pStyle w:val="ListParagraph"/>
+        <w:numPr>
+          <w:ilvl w:val="0"/>
+          <w:numId w:val="2"/>
+        </w:numPr>
+        <w:spacing w:after="60"/>
+      </w:pPr>
+      <w:r>
+        <w:t xml:space="preserve">Playwright runs each test serially, captures traces + screenshots on failure</w:t>
+      </w:r>
+    </w:p>
+    <w:p>
+      <w:pPr>
+        <w:pStyle w:val="ListParagraph"/>
+        <w:numPr>
+          <w:ilvl w:val="0"/>
+          <w:numId w:val="2"/>
+        </w:numPr>
+        <w:spacing w:after="60"/>
+      </w:pPr>
+      <w:r>
+        <w:t xml:space="preserve">verifier parses report.json, identifies failures</w:t>
+      </w:r>
+    </w:p>
+    <w:p>
+      <w:pPr>
+        <w:pStyle w:val="ListParagraph"/>
+        <w:numPr>
+          <w:ilvl w:val="0"/>
+          <w:numId w:val="2"/>
+        </w:numPr>
+        <w:spacing w:after="60"/>
+      </w:pPr>
+      <w:r>
+        <w:t xml:space="preserve">for each failure: searches GitHub for matching open issue, comments if found or creates new issue via gh</w:t>
+      </w:r>
+    </w:p>
+    <w:p>
+      <w:pPr>
+        <w:pStyle w:val="ListParagraph"/>
+        <w:numPr>
+          <w:ilvl w:val="0"/>
+          <w:numId w:val="2"/>
+        </w:numPr>
+        <w:spacing w:after="60"/>
+      </w:pPr>
+      <w:r>
+        <w:t xml:space="preserve">verifier appends testResults to the matching vibe-history.json version entry</w:t>
+      </w:r>
+    </w:p>
+    <w:p>
+      <w:pPr>
+        <w:pStyle w:val="ListParagraph"/>
+        <w:numPr>
+          <w:ilvl w:val="0"/>
+          <w:numId w:val="2"/>
+        </w:numPr>
+        <w:spacing w:after="60"/>
+      </w:pPr>
+      <w:r>
+        <w:t xml:space="preserve">on failure: claude-code applies /diagnose to the trace/screenshot to draft a hypothesis</w:t>
+      </w:r>
+    </w:p>
+    <w:p>
+      <w:pPr>
+        <w:pStyle w:val="Heading2"/>
+        <w:spacing w:after="120" w:before="240"/>
+      </w:pPr>
+      <w:r>
+        <w:t xml:space="preserve">Flow: Documentation generation</w:t>
+      </w:r>
+    </w:p>
+    <w:p>
+      <w:pPr>
+        <w:spacing w:after="120"/>
+        <w:rPr>
+          <w:b/>
+          <w:bCs/>
+        </w:rPr>
+      </w:pPr>
+      <w:r>
+        <w:rPr>
+          <w:b/>
+          <w:bCs/>
+        </w:rPr>
+        <w:t xml:space="preserve">Trigger:</w:t>
+      </w:r>
+    </w:p>
+    <w:p>
+      <w:pPr>
+        <w:spacing w:after="120"/>
+      </w:pPr>
+      <w:r>
+        <w:t xml:space="preserve">developer types /migration-report or accepts the end-of-migrate prompt</w:t>
+      </w:r>
+    </w:p>
+    <w:p>
+      <w:pPr>
+        <w:spacing w:after="120"/>
+        <w:rPr>
+          <w:b/>
+          <w:bCs/>
+        </w:rPr>
+      </w:pPr>
+      <w:r>
+        <w:rPr>
+          <w:b/>
+          <w:bCs/>
+        </w:rPr>
+        <w:t xml:space="preserve">Steps:</w:t>
+      </w:r>
+    </w:p>
+    <w:p>
+      <w:pPr>
+        <w:pStyle w:val="ListParagraph"/>
+        <w:numPr>
+          <w:ilvl w:val="0"/>
+          <w:numId w:val="2"/>
+        </w:numPr>
+        <w:spacing w:after="60"/>
+      </w:pPr>
+      <w:r>
+        <w:t xml:space="preserve">claude-code invokes node vibe-reporter/index.js</w:t>
+      </w:r>
+    </w:p>
+    <w:p>
+      <w:pPr>
+        <w:pStyle w:val="ListParagraph"/>
+        <w:numPr>
+          <w:ilvl w:val="0"/>
+          <w:numId w:val="2"/>
+        </w:numPr>
+        <w:spacing w:after="60"/>
+      </w:pPr>
+      <w:r>
+        <w:t xml:space="preserve">collect.js gathers: vibe-history.json, vibe-migration.json, CONTEXT.md, docs/adr/, [ProjectName]/package.json, generated models, dataSourcesInfo.ts</w:t>
+      </w:r>
+    </w:p>
+    <w:p>
+      <w:pPr>
+        <w:pStyle w:val="ListParagraph"/>
+        <w:numPr>
+          <w:ilvl w:val="0"/>
+          <w:numId w:val="2"/>
+        </w:numPr>
+        <w:spacing w:after="60"/>
+      </w:pPr>
+      <w:r>
+        <w:t xml:space="preserve">render-markdown.js builds docs/PROJECT.md (always)</w:t>
+      </w:r>
+    </w:p>
+    <w:p>
+      <w:pPr>
+        <w:pStyle w:val="ListParagraph"/>
+        <w:numPr>
+          <w:ilvl w:val="0"/>
+          <w:numId w:val="2"/>
+        </w:numPr>
+        <w:spacing w:after="60"/>
+      </w:pPr>
+      <w:r>
+        <w:t xml:space="preserve">render-docx.js builds docs/PROJECT.docx (unless --md-only)</w:t>
+      </w:r>
+    </w:p>
+    <w:p>
+      <w:pPr>
+        <w:pStyle w:val="ListParagraph"/>
+        <w:numPr>
+          <w:ilvl w:val="0"/>
+          <w:numId w:val="2"/>
+        </w:numPr>
+        <w:spacing w:after="60"/>
+      </w:pPr>
+      <w:r>
+        <w:t xml:space="preserve">developer commits both (optional — .docx is binary, some teams gitignore it)</w:t>
+      </w:r>
+    </w:p>
+    <w:p>
+      <w:pPr>
+        <w:pStyle w:val="Heading2"/>
+        <w:spacing w:after="120" w:before="240"/>
+      </w:pPr>
+      <w:r>
+        <w:t xml:space="preserve">Flow: Fleet operations (status + batch + report)</w:t>
+      </w:r>
+    </w:p>
+    <w:p>
+      <w:pPr>
+        <w:spacing w:after="120"/>
+        <w:rPr>
+          <w:b/>
+          <w:bCs/>
+        </w:rPr>
+      </w:pPr>
+      <w:r>
+        <w:rPr>
+          <w:b/>
+          <w:bCs/>
+        </w:rPr>
+        <w:t xml:space="preserve">Trigger:</w:t>
+      </w:r>
+    </w:p>
+    <w:p>
+      <w:pPr>
+        <w:spacing w:after="120"/>
+      </w:pPr>
+      <w:r>
+        <w:t xml:space="preserve">developer (or CI) runs a vibe-fleet command after onboarding many projects</w:t>
+      </w:r>
+    </w:p>
+    <w:p>
+      <w:pPr>
+        <w:spacing w:after="120"/>
+        <w:rPr>
+          <w:b/>
+          <w:bCs/>
+        </w:rPr>
+      </w:pPr>
+      <w:r>
+        <w:rPr>
+          <w:b/>
+          <w:bCs/>
+        </w:rPr>
+        <w:t xml:space="preserve">Steps:</w:t>
+      </w:r>
+    </w:p>
+    <w:p>
+      <w:pPr>
+        <w:pStyle w:val="ListParagraph"/>
+        <w:numPr>
+          <w:ilvl w:val="0"/>
+          <w:numId w:val="2"/>
+        </w:numPr>
+        <w:spacing w:after="60"/>
+      </w:pPr>
+      <w:r>
+        <w:t xml:space="preserve">one-time: vibe-fleet init "&lt;fleet name&gt;" — creates fleet.config.json (or ~/.vibe-fleet/registry.json with --global)</w:t>
+      </w:r>
+    </w:p>
+    <w:p>
+      <w:pPr>
+        <w:pStyle w:val="ListParagraph"/>
+        <w:numPr>
+          <w:ilvl w:val="0"/>
+          <w:numId w:val="2"/>
+        </w:numPr>
+        <w:spacing w:after="60"/>
+      </w:pPr>
+      <w:r>
+        <w:t xml:space="preserve">one-time per project: vibe-fleet register &lt;path&gt; — guards: path must contain vibe-history.json; alias must be unique</w:t>
+      </w:r>
+    </w:p>
+    <w:p>
+      <w:pPr>
+        <w:pStyle w:val="ListParagraph"/>
+        <w:numPr>
+          <w:ilvl w:val="0"/>
+          <w:numId w:val="2"/>
+        </w:numPr>
+        <w:spacing w:after="60"/>
+      </w:pPr>
+      <w:r>
+        <w:t xml:space="preserve">daily: vibe-fleet status — probes every registered project (no lock held), prints table with health column + ⚠ legend for problems</w:t>
+      </w:r>
+    </w:p>
+    <w:p>
+      <w:pPr>
+        <w:pStyle w:val="ListParagraph"/>
+        <w:numPr>
+          <w:ilvl w:val="0"/>
+          <w:numId w:val="2"/>
+        </w:numPr>
+        <w:spacing w:after="60"/>
+      </w:pPr>
+      <w:r>
+        <w:t xml:space="preserve">daily / CI: vibe-fleet doctor — same probes but exits 1 if any project has warnings; suitable as a CI gate</w:t>
+      </w:r>
+    </w:p>
+    <w:p>
+      <w:pPr>
+        <w:pStyle w:val="ListParagraph"/>
+        <w:numPr>
+          <w:ilvl w:val="0"/>
+          <w:numId w:val="2"/>
+        </w:numPr>
+        <w:spacing w:after="60"/>
+      </w:pPr>
+      <w:r>
+        <w:t xml:space="preserve">when needed: vibe-fleet extract [--alias X] — sequentially invokes node vibe-extractor/index.js inside each project. Each project's vibe-lock prevents concurrent fleet runs from corrupting state</w:t>
+      </w:r>
+    </w:p>
+    <w:p>
+      <w:pPr>
+        <w:pStyle w:val="ListParagraph"/>
+        <w:numPr>
+          <w:ilvl w:val="0"/>
+          <w:numId w:val="2"/>
+        </w:numPr>
+        <w:spacing w:after="60"/>
+      </w:pPr>
+      <w:r>
+        <w:t xml:space="preserve">when needed: vibe-fleet verify [--alias X] [--since vX.Y.Z] [--headless] — same shape, invokes vibe-verifier with --latest by default. Output is prefixed with [alias] for attribution</w:t>
+      </w:r>
+    </w:p>
+    <w:p>
+      <w:pPr>
+        <w:pStyle w:val="ListParagraph"/>
+        <w:numPr>
+          <w:ilvl w:val="0"/>
+          <w:numId w:val="2"/>
+        </w:numPr>
+        <w:spacing w:after="60"/>
+      </w:pPr>
+      <w:r>
+        <w:t xml:space="preserve">weekly / before stakeholder meeting: vibe-fleet report [--html] — generates FLEET.md (always), FLEET.docx (default), FLEET.html (with --html). Health summary table, per-project cards, aggregated totals</w:t>
+      </w:r>
+    </w:p>
+    <w:p>
+      <w:pPr>
+        <w:pStyle w:val="ListParagraph"/>
+        <w:numPr>
+          <w:ilvl w:val="0"/>
+          <w:numId w:val="2"/>
+        </w:numPr>
+        <w:spacing w:after="60"/>
+      </w:pPr>
+      <w:r>
+        <w:t xml:space="preserve">patterns: vibe-patterns list / show / apply consumed inline by /migrate Mode A when a new project starts — offers inherited field mappings / connector configs / ADRs</w:t>
+      </w:r>
+    </w:p>
+    <w:p>
+      <w:pPr>
+        <w:pStyle w:val="Heading1"/>
+        <w:spacing w:after="120" w:before="240"/>
+      </w:pPr>
+      <w:r>
+        <w:t xml:space="preserve">Relationship Matrix</w:t>
+      </w:r>
+    </w:p>
+    <w:p>
+      <w:pPr>
+        <w:spacing w:after="120"/>
+      </w:pPr>
+      <w:r>
+        <w:t xml:space="preserve">Reverse-lookup: for each target, who acts on it. AI agents can use this to answer "what breaks if I change X?" without re-traversing the edge list.</w:t>
+      </w:r>
+    </w:p>
+    <w:p>
+      <w:pPr>
+        <w:pStyle w:val="Heading2"/>
+        <w:spacing w:after="120" w:before="240"/>
+      </w:pPr>
+      <w:r>
+        <w:t xml:space="preserve">reads</w:t>
       </w:r>
     </w:p>
     <w:tbl>
@@ -15789,6 +17344,1306 @@
               <w:spacing w:after="40"/>
             </w:pPr>
             <w:r>
+              <w:t xml:space="preserve">art:adrs</w:t>
+            </w:r>
+          </w:p>
+        </w:tc>
+        <w:tc>
+          <w:p>
+            <w:pPr>
+              <w:spacing w:after="40"/>
+            </w:pPr>
+            <w:r>
+              <w:t xml:space="preserve">vibe-reporter</w:t>
+            </w:r>
+          </w:p>
+        </w:tc>
+      </w:tr>
+      <w:tr>
+        <w:tc>
+          <w:p>
+            <w:pPr>
+              <w:spacing w:after="40"/>
+            </w:pPr>
+            <w:r>
+              <w:t xml:space="preserve">art:auth-state</w:t>
+            </w:r>
+          </w:p>
+        </w:tc>
+        <w:tc>
+          <w:p>
+            <w:pPr>
+              <w:spacing w:after="40"/>
+            </w:pPr>
+            <w:r>
+              <w:t xml:space="preserve">vibe-verifier</w:t>
+            </w:r>
+          </w:p>
+        </w:tc>
+      </w:tr>
+      <w:tr>
+        <w:tc>
+          <w:p>
+            <w:pPr>
+              <w:spacing w:after="40"/>
+            </w:pPr>
+            <w:r>
+              <w:t xml:space="preserve">art:context</w:t>
+            </w:r>
+          </w:p>
+        </w:tc>
+        <w:tc>
+          <w:p>
+            <w:pPr>
+              <w:spacing w:after="40"/>
+            </w:pPr>
+            <w:r>
+              <w:t xml:space="preserve">vibe-reporter, vibe-fleet</w:t>
+            </w:r>
+          </w:p>
+        </w:tc>
+      </w:tr>
+      <w:tr>
+        <w:tc>
+          <w:p>
+            <w:pPr>
+              <w:spacing w:after="40"/>
+            </w:pPr>
+            <w:r>
+              <w:t xml:space="preserve">art:power-code-project</w:t>
+            </w:r>
+          </w:p>
+        </w:tc>
+        <w:tc>
+          <w:p>
+            <w:pPr>
+              <w:spacing w:after="40"/>
+            </w:pPr>
+            <w:r>
+              <w:t xml:space="preserve">vibe-reporter</w:t>
+            </w:r>
+          </w:p>
+        </w:tc>
+      </w:tr>
+      <w:tr>
+        <w:tc>
+          <w:p>
+            <w:pPr>
+              <w:spacing w:after="40"/>
+            </w:pPr>
+            <w:r>
+              <w:t xml:space="preserve">art:power-config</w:t>
+            </w:r>
+          </w:p>
+        </w:tc>
+        <w:tc>
+          <w:p>
+            <w:pPr>
+              <w:spacing w:after="40"/>
+            </w:pPr>
+            <w:r>
+              <w:t xml:space="preserve">vibe-reporter, vibe-fleet</w:t>
+            </w:r>
+          </w:p>
+        </w:tc>
+      </w:tr>
+      <w:tr>
+        <w:tc>
+          <w:p>
+            <w:pPr>
+              <w:spacing w:after="40"/>
+            </w:pPr>
+            <w:r>
+              <w:t xml:space="preserve">art:test-specs</w:t>
+            </w:r>
+          </w:p>
+        </w:tc>
+        <w:tc>
+          <w:p>
+            <w:pPr>
+              <w:spacing w:after="40"/>
+            </w:pPr>
+            <w:r>
+              <w:t xml:space="preserve">vibe-verifier</w:t>
+            </w:r>
+          </w:p>
+        </w:tc>
+      </w:tr>
+      <w:tr>
+        <w:tc>
+          <w:p>
+            <w:pPr>
+              <w:spacing w:after="40"/>
+            </w:pPr>
+            <w:r>
+              <w:t xml:space="preserve">art:vibe-history</w:t>
+            </w:r>
+          </w:p>
+        </w:tc>
+        <w:tc>
+          <w:p>
+            <w:pPr>
+              <w:spacing w:after="40"/>
+            </w:pPr>
+            <w:r>
+              <w:t xml:space="preserve">vibe-reporter, vibe-fleet</w:t>
+            </w:r>
+          </w:p>
+        </w:tc>
+      </w:tr>
+      <w:tr>
+        <w:tc>
+          <w:p>
+            <w:pPr>
+              <w:spacing w:after="40"/>
+            </w:pPr>
+            <w:r>
+              <w:t xml:space="preserve">art:vibe-migration</w:t>
+            </w:r>
+          </w:p>
+        </w:tc>
+        <w:tc>
+          <w:p>
+            <w:pPr>
+              <w:spacing w:after="40"/>
+            </w:pPr>
+            <w:r>
+              <w:t xml:space="preserve">vibe-reporter, vibe-fleet</w:t>
+            </w:r>
+          </w:p>
+        </w:tc>
+      </w:tr>
+      <w:tr>
+        <w:tc>
+          <w:p>
+            <w:pPr>
+              <w:spacing w:after="40"/>
+            </w:pPr>
+            <w:r>
+              <w:t xml:space="preserve">art:vibe-patterns</w:t>
+            </w:r>
+          </w:p>
+        </w:tc>
+        <w:tc>
+          <w:p>
+            <w:pPr>
+              <w:spacing w:after="40"/>
+            </w:pPr>
+            <w:r>
+              <w:t xml:space="preserve">vibe-patterns, skill:migrate</w:t>
+            </w:r>
+          </w:p>
+        </w:tc>
+      </w:tr>
+      <w:tr>
+        <w:tc>
+          <w:p>
+            <w:pPr>
+              <w:spacing w:after="40"/>
+            </w:pPr>
+            <w:r>
+              <w:t xml:space="preserve">art:vibe-pending-update</w:t>
+            </w:r>
+          </w:p>
+        </w:tc>
+        <w:tc>
+          <w:p>
+            <w:pPr>
+              <w:spacing w:after="40"/>
+            </w:pPr>
+            <w:r>
+              <w:t xml:space="preserve">skill:migrate, vibe-fleet</w:t>
+            </w:r>
+          </w:p>
+        </w:tc>
+      </w:tr>
+      <w:tr>
+        <w:tc>
+          <w:p>
+            <w:pPr>
+              <w:spacing w:after="40"/>
+            </w:pPr>
+            <w:r>
+              <w:t xml:space="preserve">art:vibe-source</w:t>
+            </w:r>
+          </w:p>
+        </w:tc>
+        <w:tc>
+          <w:p>
+            <w:pPr>
+              <w:spacing w:after="40"/>
+            </w:pPr>
+            <w:r>
+              <w:t xml:space="preserve">skill:migrate</w:t>
+            </w:r>
+          </w:p>
+        </w:tc>
+      </w:tr>
+      <w:tr>
+        <w:tc>
+          <w:p>
+            <w:pPr>
+              <w:spacing w:after="40"/>
+            </w:pPr>
+            <w:r>
+              <w:t xml:space="preserve">power-apps-player</w:t>
+            </w:r>
+          </w:p>
+        </w:tc>
+        <w:tc>
+          <w:p>
+            <w:pPr>
+              <w:spacing w:after="40"/>
+            </w:pPr>
+            <w:r>
+              <w:t xml:space="preserve">vibe-verifier</w:t>
+            </w:r>
+          </w:p>
+        </w:tc>
+      </w:tr>
+      <w:tr>
+        <w:tc>
+          <w:p>
+            <w:pPr>
+              <w:spacing w:after="40"/>
+            </w:pPr>
+            <w:r>
+              <w:t xml:space="preserve">vibe-app</w:t>
+            </w:r>
+          </w:p>
+        </w:tc>
+        <w:tc>
+          <w:p>
+            <w:pPr>
+              <w:spacing w:after="40"/>
+            </w:pPr>
+            <w:r>
+              <w:t xml:space="preserve">vibe-extractor</w:t>
+            </w:r>
+          </w:p>
+        </w:tc>
+      </w:tr>
+    </w:tbl>
+    <w:p>
+      <w:pPr>
+        <w:pStyle w:val="Heading2"/>
+        <w:spacing w:after="120" w:before="240"/>
+      </w:pPr>
+      <w:r>
+        <w:t xml:space="preserve">writes</w:t>
+      </w:r>
+    </w:p>
+    <w:tbl>
+      <w:tblPr>
+        <w:tblW w:type="pct" w:w="100%"/>
+        <w:tblBorders>
+          <w:top w:val="single" w:color="auto" w:sz="4"/>
+          <w:left w:val="single" w:color="auto" w:sz="4"/>
+          <w:bottom w:val="single" w:color="auto" w:sz="4"/>
+          <w:right w:val="single" w:color="auto" w:sz="4"/>
+          <w:insideH w:val="single" w:color="auto" w:sz="4"/>
+          <w:insideV w:val="single" w:color="auto" w:sz="4"/>
+        </w:tblBorders>
+      </w:tblPr>
+      <w:tblGrid>
+        <w:gridCol w:w="100"/>
+        <w:gridCol w:w="100"/>
+      </w:tblGrid>
+      <w:tr>
+        <w:tc>
+          <w:tcPr>
+            <w:shd w:fill="EEEEEE" w:color="EEEEEE" w:val="solid"/>
+          </w:tcPr>
+          <w:p>
+            <w:pPr>
+              <w:spacing w:after="40"/>
+            </w:pPr>
+            <w:r>
+              <w:rPr>
+                <w:b/>
+                <w:bCs/>
+              </w:rPr>
+              <w:t xml:space="preserve">Target</w:t>
+            </w:r>
+          </w:p>
+        </w:tc>
+        <w:tc>
+          <w:tcPr>
+            <w:shd w:fill="EEEEEE" w:color="EEEEEE" w:val="solid"/>
+          </w:tcPr>
+          <w:p>
+            <w:pPr>
+              <w:spacing w:after="40"/>
+            </w:pPr>
+            <w:r>
+              <w:rPr>
+                <w:b/>
+                <w:bCs/>
+              </w:rPr>
+              <w:t xml:space="preserve">Actors</w:t>
+            </w:r>
+          </w:p>
+        </w:tc>
+      </w:tr>
+      <w:tr>
+        <w:tc>
+          <w:p>
+            <w:pPr>
+              <w:spacing w:after="40"/>
+            </w:pPr>
+            <w:r>
+              <w:t xml:space="preserve">art:adrs</w:t>
+            </w:r>
+          </w:p>
+        </w:tc>
+        <w:tc>
+          <w:p>
+            <w:pPr>
+              <w:spacing w:after="40"/>
+            </w:pPr>
+            <w:r>
+              <w:t xml:space="preserve">skill:migrate, vibe-patterns</w:t>
+            </w:r>
+          </w:p>
+        </w:tc>
+      </w:tr>
+      <w:tr>
+        <w:tc>
+          <w:p>
+            <w:pPr>
+              <w:spacing w:after="40"/>
+            </w:pPr>
+            <w:r>
+              <w:t xml:space="preserve">art:context</w:t>
+            </w:r>
+          </w:p>
+        </w:tc>
+        <w:tc>
+          <w:p>
+            <w:pPr>
+              <w:spacing w:after="40"/>
+            </w:pPr>
+            <w:r>
+              <w:t xml:space="preserve">skill:migrate</w:t>
+            </w:r>
+          </w:p>
+        </w:tc>
+      </w:tr>
+      <w:tr>
+        <w:tc>
+          <w:p>
+            <w:pPr>
+              <w:spacing w:after="40"/>
+            </w:pPr>
+            <w:r>
+              <w:t xml:space="preserve">art:fleet-config</w:t>
+            </w:r>
+          </w:p>
+        </w:tc>
+        <w:tc>
+          <w:p>
+            <w:pPr>
+              <w:spacing w:after="40"/>
+            </w:pPr>
+            <w:r>
+              <w:t xml:space="preserve">vibe-fleet</w:t>
+            </w:r>
+          </w:p>
+        </w:tc>
+      </w:tr>
+      <w:tr>
+        <w:tc>
+          <w:p>
+            <w:pPr>
+              <w:spacing w:after="40"/>
+            </w:pPr>
+            <w:r>
+              <w:t xml:space="preserve">art:fleet-doc</w:t>
+            </w:r>
+          </w:p>
+        </w:tc>
+        <w:tc>
+          <w:p>
+            <w:pPr>
+              <w:spacing w:after="40"/>
+            </w:pPr>
+            <w:r>
+              <w:t xml:space="preserve">vibe-fleet</w:t>
+            </w:r>
+          </w:p>
+        </w:tc>
+      </w:tr>
+      <w:tr>
+        <w:tc>
+          <w:p>
+            <w:pPr>
+              <w:spacing w:after="40"/>
+            </w:pPr>
+            <w:r>
+              <w:t xml:space="preserve">art:power-code-project</w:t>
+            </w:r>
+          </w:p>
+        </w:tc>
+        <w:tc>
+          <w:p>
+            <w:pPr>
+              <w:spacing w:after="40"/>
+            </w:pPr>
+            <w:r>
+              <w:t xml:space="preserve">skill:migrate</w:t>
+            </w:r>
+          </w:p>
+        </w:tc>
+      </w:tr>
+      <w:tr>
+        <w:tc>
+          <w:p>
+            <w:pPr>
+              <w:spacing w:after="40"/>
+            </w:pPr>
+            <w:r>
+              <w:t xml:space="preserve">art:project-doc</w:t>
+            </w:r>
+          </w:p>
+        </w:tc>
+        <w:tc>
+          <w:p>
+            <w:pPr>
+              <w:spacing w:after="40"/>
+            </w:pPr>
+            <w:r>
+              <w:t xml:space="preserve">vibe-reporter</w:t>
+            </w:r>
+          </w:p>
+        </w:tc>
+      </w:tr>
+      <w:tr>
+        <w:tc>
+          <w:p>
+            <w:pPr>
+              <w:spacing w:after="40"/>
+            </w:pPr>
+            <w:r>
+              <w:t xml:space="preserve">art:system-doc</w:t>
+            </w:r>
+          </w:p>
+        </w:tc>
+        <w:tc>
+          <w:p>
+            <w:pPr>
+              <w:spacing w:after="40"/>
+            </w:pPr>
+            <w:r>
+              <w:t xml:space="preserve">vibe-toolkit-doc</w:t>
+            </w:r>
+          </w:p>
+        </w:tc>
+      </w:tr>
+      <w:tr>
+        <w:tc>
+          <w:p>
+            <w:pPr>
+              <w:spacing w:after="40"/>
+            </w:pPr>
+            <w:r>
+              <w:t xml:space="preserve">art:test-results</w:t>
+            </w:r>
+          </w:p>
+        </w:tc>
+        <w:tc>
+          <w:p>
+            <w:pPr>
+              <w:spacing w:after="40"/>
+            </w:pPr>
+            <w:r>
+              <w:t xml:space="preserve">vibe-verifier</w:t>
+            </w:r>
+          </w:p>
+        </w:tc>
+      </w:tr>
+      <w:tr>
+        <w:tc>
+          <w:p>
+            <w:pPr>
+              <w:spacing w:after="40"/>
+            </w:pPr>
+            <w:r>
+              <w:t xml:space="preserve">art:test-specs</w:t>
+            </w:r>
+          </w:p>
+        </w:tc>
+        <w:tc>
+          <w:p>
+            <w:pPr>
+              <w:spacing w:after="40"/>
+            </w:pPr>
+            <w:r>
+              <w:t xml:space="preserve">skill:verify-migration</w:t>
+            </w:r>
+          </w:p>
+        </w:tc>
+      </w:tr>
+      <w:tr>
+        <w:tc>
+          <w:p>
+            <w:pPr>
+              <w:spacing w:after="40"/>
+            </w:pPr>
+            <w:r>
+              <w:t xml:space="preserve">art:vibe-baseline</w:t>
+            </w:r>
+          </w:p>
+        </w:tc>
+        <w:tc>
+          <w:p>
+            <w:pPr>
+              <w:spacing w:after="40"/>
+            </w:pPr>
+            <w:r>
+              <w:t xml:space="preserve">vibe-extractor</w:t>
+            </w:r>
+          </w:p>
+        </w:tc>
+      </w:tr>
+      <w:tr>
+        <w:tc>
+          <w:p>
+            <w:pPr>
+              <w:spacing w:after="40"/>
+            </w:pPr>
+            <w:r>
+              <w:t xml:space="preserve">art:vibe-baselines-snapshots</w:t>
+            </w:r>
+          </w:p>
+        </w:tc>
+        <w:tc>
+          <w:p>
+            <w:pPr>
+              <w:spacing w:after="40"/>
+            </w:pPr>
+            <w:r>
+              <w:t xml:space="preserve">vibe-extractor</w:t>
+            </w:r>
+          </w:p>
+        </w:tc>
+      </w:tr>
+      <w:tr>
+        <w:tc>
+          <w:p>
+            <w:pPr>
+              <w:spacing w:after="40"/>
+            </w:pPr>
+            <w:r>
+              <w:t xml:space="preserve">art:vibe-history</w:t>
+            </w:r>
+          </w:p>
+        </w:tc>
+        <w:tc>
+          <w:p>
+            <w:pPr>
+              <w:spacing w:after="40"/>
+            </w:pPr>
+            <w:r>
+              <w:t xml:space="preserve">skill:migrate</w:t>
+            </w:r>
+          </w:p>
+        </w:tc>
+      </w:tr>
+      <w:tr>
+        <w:tc>
+          <w:p>
+            <w:pPr>
+              <w:spacing w:after="40"/>
+            </w:pPr>
+            <w:r>
+              <w:t xml:space="preserve">art:vibe-migration</w:t>
+            </w:r>
+          </w:p>
+        </w:tc>
+        <w:tc>
+          <w:p>
+            <w:pPr>
+              <w:spacing w:after="40"/>
+            </w:pPr>
+            <w:r>
+              <w:t xml:space="preserve">skill:migrate</w:t>
+            </w:r>
+          </w:p>
+        </w:tc>
+      </w:tr>
+      <w:tr>
+        <w:tc>
+          <w:p>
+            <w:pPr>
+              <w:spacing w:after="40"/>
+            </w:pPr>
+            <w:r>
+              <w:t xml:space="preserve">art:vibe-pending-update</w:t>
+            </w:r>
+          </w:p>
+        </w:tc>
+        <w:tc>
+          <w:p>
+            <w:pPr>
+              <w:spacing w:after="40"/>
+            </w:pPr>
+            <w:r>
+              <w:t xml:space="preserve">vibe-extractor</w:t>
+            </w:r>
+          </w:p>
+        </w:tc>
+      </w:tr>
+      <w:tr>
+        <w:tc>
+          <w:p>
+            <w:pPr>
+              <w:spacing w:after="40"/>
+            </w:pPr>
+            <w:r>
+              <w:t xml:space="preserve">art:vibe-source</w:t>
+            </w:r>
+          </w:p>
+        </w:tc>
+        <w:tc>
+          <w:p>
+            <w:pPr>
+              <w:spacing w:after="40"/>
+            </w:pPr>
+            <w:r>
+              <w:t xml:space="preserve">vibe-extractor</w:t>
+            </w:r>
+          </w:p>
+        </w:tc>
+      </w:tr>
+      <w:tr>
+        <w:tc>
+          <w:p>
+            <w:pPr>
+              <w:spacing w:after="40"/>
+            </w:pPr>
+            <w:r>
+              <w:t xml:space="preserve">github</w:t>
+            </w:r>
+          </w:p>
+        </w:tc>
+        <w:tc>
+          <w:p>
+            <w:pPr>
+              <w:spacing w:after="40"/>
+            </w:pPr>
+            <w:r>
+              <w:t xml:space="preserve">vibe-verifier</w:t>
+            </w:r>
+          </w:p>
+        </w:tc>
+      </w:tr>
+    </w:tbl>
+    <w:p>
+      <w:pPr>
+        <w:pStyle w:val="Heading2"/>
+        <w:spacing w:after="120" w:before="240"/>
+      </w:pPr>
+      <w:r>
+        <w:t xml:space="preserve">appends</w:t>
+      </w:r>
+    </w:p>
+    <w:tbl>
+      <w:tblPr>
+        <w:tblW w:type="pct" w:w="100%"/>
+        <w:tblBorders>
+          <w:top w:val="single" w:color="auto" w:sz="4"/>
+          <w:left w:val="single" w:color="auto" w:sz="4"/>
+          <w:bottom w:val="single" w:color="auto" w:sz="4"/>
+          <w:right w:val="single" w:color="auto" w:sz="4"/>
+          <w:insideH w:val="single" w:color="auto" w:sz="4"/>
+          <w:insideV w:val="single" w:color="auto" w:sz="4"/>
+        </w:tblBorders>
+      </w:tblPr>
+      <w:tblGrid>
+        <w:gridCol w:w="100"/>
+        <w:gridCol w:w="100"/>
+      </w:tblGrid>
+      <w:tr>
+        <w:tc>
+          <w:tcPr>
+            <w:shd w:fill="EEEEEE" w:color="EEEEEE" w:val="solid"/>
+          </w:tcPr>
+          <w:p>
+            <w:pPr>
+              <w:spacing w:after="40"/>
+            </w:pPr>
+            <w:r>
+              <w:rPr>
+                <w:b/>
+                <w:bCs/>
+              </w:rPr>
+              <w:t xml:space="preserve">Target</w:t>
+            </w:r>
+          </w:p>
+        </w:tc>
+        <w:tc>
+          <w:tcPr>
+            <w:shd w:fill="EEEEEE" w:color="EEEEEE" w:val="solid"/>
+          </w:tcPr>
+          <w:p>
+            <w:pPr>
+              <w:spacing w:after="40"/>
+            </w:pPr>
+            <w:r>
+              <w:rPr>
+                <w:b/>
+                <w:bCs/>
+              </w:rPr>
+              <w:t xml:space="preserve">Actors</w:t>
+            </w:r>
+          </w:p>
+        </w:tc>
+      </w:tr>
+      <w:tr>
+        <w:tc>
+          <w:p>
+            <w:pPr>
+              <w:spacing w:after="40"/>
+            </w:pPr>
+            <w:r>
+              <w:t xml:space="preserve">art:vibe-history</w:t>
+            </w:r>
+          </w:p>
+        </w:tc>
+        <w:tc>
+          <w:p>
+            <w:pPr>
+              <w:spacing w:after="40"/>
+            </w:pPr>
+            <w:r>
+              <w:t xml:space="preserve">vibe-extractor, vibe-verifier</w:t>
+            </w:r>
+          </w:p>
+        </w:tc>
+      </w:tr>
+    </w:tbl>
+    <w:p>
+      <w:pPr>
+        <w:pStyle w:val="Heading2"/>
+        <w:spacing w:after="120" w:before="240"/>
+      </w:pPr>
+      <w:r>
+        <w:t xml:space="preserve">invokes</w:t>
+      </w:r>
+    </w:p>
+    <w:tbl>
+      <w:tblPr>
+        <w:tblW w:type="pct" w:w="100%"/>
+        <w:tblBorders>
+          <w:top w:val="single" w:color="auto" w:sz="4"/>
+          <w:left w:val="single" w:color="auto" w:sz="4"/>
+          <w:bottom w:val="single" w:color="auto" w:sz="4"/>
+          <w:right w:val="single" w:color="auto" w:sz="4"/>
+          <w:insideH w:val="single" w:color="auto" w:sz="4"/>
+          <w:insideV w:val="single" w:color="auto" w:sz="4"/>
+        </w:tblBorders>
+      </w:tblPr>
+      <w:tblGrid>
+        <w:gridCol w:w="100"/>
+        <w:gridCol w:w="100"/>
+      </w:tblGrid>
+      <w:tr>
+        <w:tc>
+          <w:tcPr>
+            <w:shd w:fill="EEEEEE" w:color="EEEEEE" w:val="solid"/>
+          </w:tcPr>
+          <w:p>
+            <w:pPr>
+              <w:spacing w:after="40"/>
+            </w:pPr>
+            <w:r>
+              <w:rPr>
+                <w:b/>
+                <w:bCs/>
+              </w:rPr>
+              <w:t xml:space="preserve">Target</w:t>
+            </w:r>
+          </w:p>
+        </w:tc>
+        <w:tc>
+          <w:tcPr>
+            <w:shd w:fill="EEEEEE" w:color="EEEEEE" w:val="solid"/>
+          </w:tcPr>
+          <w:p>
+            <w:pPr>
+              <w:spacing w:after="40"/>
+            </w:pPr>
+            <w:r>
+              <w:rPr>
+                <w:b/>
+                <w:bCs/>
+              </w:rPr>
+              <w:t xml:space="preserve">Actors</w:t>
+            </w:r>
+          </w:p>
+        </w:tc>
+      </w:tr>
+      <w:tr>
+        <w:tc>
+          <w:p>
+            <w:pPr>
+              <w:spacing w:after="40"/>
+            </w:pPr>
+            <w:r>
+              <w:t xml:space="preserve">claude-code</w:t>
+            </w:r>
+          </w:p>
+        </w:tc>
+        <w:tc>
+          <w:p>
+            <w:pPr>
+              <w:spacing w:after="40"/>
+            </w:pPr>
+            <w:r>
+              <w:t xml:space="preserve">developer</w:t>
+            </w:r>
+          </w:p>
+        </w:tc>
+      </w:tr>
+      <w:tr>
+        <w:tc>
+          <w:p>
+            <w:pPr>
+              <w:spacing w:after="40"/>
+            </w:pPr>
+            <w:r>
+              <w:t xml:space="preserve">skill:add-connector</w:t>
+            </w:r>
+          </w:p>
+        </w:tc>
+        <w:tc>
+          <w:p>
+            <w:pPr>
+              <w:spacing w:after="40"/>
+            </w:pPr>
+            <w:r>
+              <w:t xml:space="preserve">skill:migrate</w:t>
+            </w:r>
+          </w:p>
+        </w:tc>
+      </w:tr>
+      <w:tr>
+        <w:tc>
+          <w:p>
+            <w:pPr>
+              <w:spacing w:after="40"/>
+            </w:pPr>
+            <w:r>
+              <w:t xml:space="preserve">skill:diagnose</w:t>
+            </w:r>
+          </w:p>
+        </w:tc>
+        <w:tc>
+          <w:p>
+            <w:pPr>
+              <w:spacing w:after="40"/>
+            </w:pPr>
+            <w:r>
+              <w:t xml:space="preserve">skill:verify-migration</w:t>
+            </w:r>
+          </w:p>
+        </w:tc>
+      </w:tr>
+      <w:tr>
+        <w:tc>
+          <w:p>
+            <w:pPr>
+              <w:spacing w:after="40"/>
+            </w:pPr>
+            <w:r>
+              <w:t xml:space="preserve">skill:grill-with-docs</w:t>
+            </w:r>
+          </w:p>
+        </w:tc>
+        <w:tc>
+          <w:p>
+            <w:pPr>
+              <w:spacing w:after="40"/>
+            </w:pPr>
+            <w:r>
+              <w:t xml:space="preserve">skill:migrate</w:t>
+            </w:r>
+          </w:p>
+        </w:tc>
+      </w:tr>
+      <w:tr>
+        <w:tc>
+          <w:p>
+            <w:pPr>
+              <w:spacing w:after="40"/>
+            </w:pPr>
+            <w:r>
+              <w:t xml:space="preserve">skill:map-fields</w:t>
+            </w:r>
+          </w:p>
+        </w:tc>
+        <w:tc>
+          <w:p>
+            <w:pPr>
+              <w:spacing w:after="40"/>
+            </w:pPr>
+            <w:r>
+              <w:t xml:space="preserve">skill:migrate</w:t>
+            </w:r>
+          </w:p>
+        </w:tc>
+      </w:tr>
+      <w:tr>
+        <w:tc>
+          <w:p>
+            <w:pPr>
+              <w:spacing w:after="40"/>
+            </w:pPr>
+            <w:r>
+              <w:t xml:space="preserve">skill:migrate</w:t>
+            </w:r>
+          </w:p>
+        </w:tc>
+        <w:tc>
+          <w:p>
+            <w:pPr>
+              <w:spacing w:after="40"/>
+            </w:pPr>
+            <w:r>
+              <w:t xml:space="preserve">claude-code</w:t>
+            </w:r>
+          </w:p>
+        </w:tc>
+      </w:tr>
+      <w:tr>
+        <w:tc>
+          <w:p>
+            <w:pPr>
+              <w:spacing w:after="40"/>
+            </w:pPr>
+            <w:r>
+              <w:t xml:space="preserve">skill:migration-report</w:t>
+            </w:r>
+          </w:p>
+        </w:tc>
+        <w:tc>
+          <w:p>
+            <w:pPr>
+              <w:spacing w:after="40"/>
+            </w:pPr>
+            <w:r>
+              <w:t xml:space="preserve">claude-code</w:t>
+            </w:r>
+          </w:p>
+        </w:tc>
+      </w:tr>
+      <w:tr>
+        <w:tc>
+          <w:p>
+            <w:pPr>
+              <w:spacing w:after="40"/>
+            </w:pPr>
+            <w:r>
+              <w:t xml:space="preserve">skill:verify-migration</w:t>
+            </w:r>
+          </w:p>
+        </w:tc>
+        <w:tc>
+          <w:p>
+            <w:pPr>
+              <w:spacing w:after="40"/>
+            </w:pPr>
+            <w:r>
+              <w:t xml:space="preserve">claude-code</w:t>
+            </w:r>
+          </w:p>
+        </w:tc>
+      </w:tr>
+      <w:tr>
+        <w:tc>
+          <w:p>
+            <w:pPr>
+              <w:spacing w:after="40"/>
+            </w:pPr>
+            <w:r>
+              <w:t xml:space="preserve">vibe-extractor</w:t>
+            </w:r>
+          </w:p>
+        </w:tc>
+        <w:tc>
+          <w:p>
+            <w:pPr>
+              <w:spacing w:after="40"/>
+            </w:pPr>
+            <w:r>
+              <w:t xml:space="preserve">developer, vibe-fleet</w:t>
+            </w:r>
+          </w:p>
+        </w:tc>
+      </w:tr>
+      <w:tr>
+        <w:tc>
+          <w:p>
+            <w:pPr>
+              <w:spacing w:after="40"/>
+            </w:pPr>
+            <w:r>
+              <w:t xml:space="preserve">vibe-fleet</w:t>
+            </w:r>
+          </w:p>
+        </w:tc>
+        <w:tc>
+          <w:p>
+            <w:pPr>
+              <w:spacing w:after="40"/>
+            </w:pPr>
+            <w:r>
+              <w:t xml:space="preserve">developer</w:t>
+            </w:r>
+          </w:p>
+        </w:tc>
+      </w:tr>
+      <w:tr>
+        <w:tc>
+          <w:p>
+            <w:pPr>
+              <w:spacing w:after="40"/>
+            </w:pPr>
+            <w:r>
+              <w:t xml:space="preserve">vibe-patterns</w:t>
+            </w:r>
+          </w:p>
+        </w:tc>
+        <w:tc>
+          <w:p>
+            <w:pPr>
+              <w:spacing w:after="40"/>
+            </w:pPr>
+            <w:r>
+              <w:t xml:space="preserve">developer</w:t>
+            </w:r>
+          </w:p>
+        </w:tc>
+      </w:tr>
+      <w:tr>
+        <w:tc>
+          <w:p>
+            <w:pPr>
+              <w:spacing w:after="40"/>
+            </w:pPr>
+            <w:r>
+              <w:t xml:space="preserve">vibe-reporter</w:t>
+            </w:r>
+          </w:p>
+        </w:tc>
+        <w:tc>
+          <w:p>
+            <w:pPr>
+              <w:spacing w:after="40"/>
+            </w:pPr>
+            <w:r>
+              <w:t xml:space="preserve">developer, skill:migration-report</w:t>
+            </w:r>
+          </w:p>
+        </w:tc>
+      </w:tr>
+      <w:tr>
+        <w:tc>
+          <w:p>
+            <w:pPr>
+              <w:spacing w:after="40"/>
+            </w:pPr>
+            <w:r>
+              <w:t xml:space="preserve">vibe-verifier</w:t>
+            </w:r>
+          </w:p>
+        </w:tc>
+        <w:tc>
+          <w:p>
+            <w:pPr>
+              <w:spacing w:after="40"/>
+            </w:pPr>
+            <w:r>
+              <w:t xml:space="preserve">developer, skill:verify-migration, vibe-fleet</w:t>
+            </w:r>
+          </w:p>
+        </w:tc>
+      </w:tr>
+    </w:tbl>
+    <w:p>
+      <w:pPr>
+        <w:pStyle w:val="Heading2"/>
+        <w:spacing w:after="120" w:before="240"/>
+      </w:pPr>
+      <w:r>
+        <w:t xml:space="preserve">triggers</w:t>
+      </w:r>
+    </w:p>
+    <w:tbl>
+      <w:tblPr>
+        <w:tblW w:type="pct" w:w="100%"/>
+        <w:tblBorders>
+          <w:top w:val="single" w:color="auto" w:sz="4"/>
+          <w:left w:val="single" w:color="auto" w:sz="4"/>
+          <w:bottom w:val="single" w:color="auto" w:sz="4"/>
+          <w:right w:val="single" w:color="auto" w:sz="4"/>
+          <w:insideH w:val="single" w:color="auto" w:sz="4"/>
+          <w:insideV w:val="single" w:color="auto" w:sz="4"/>
+        </w:tblBorders>
+      </w:tblPr>
+      <w:tblGrid>
+        <w:gridCol w:w="100"/>
+        <w:gridCol w:w="100"/>
+      </w:tblGrid>
+      <w:tr>
+        <w:tc>
+          <w:tcPr>
+            <w:shd w:fill="EEEEEE" w:color="EEEEEE" w:val="solid"/>
+          </w:tcPr>
+          <w:p>
+            <w:pPr>
+              <w:spacing w:after="40"/>
+            </w:pPr>
+            <w:r>
+              <w:rPr>
+                <w:b/>
+                <w:bCs/>
+              </w:rPr>
+              <w:t xml:space="preserve">Target</w:t>
+            </w:r>
+          </w:p>
+        </w:tc>
+        <w:tc>
+          <w:tcPr>
+            <w:shd w:fill="EEEEEE" w:color="EEEEEE" w:val="solid"/>
+          </w:tcPr>
+          <w:p>
+            <w:pPr>
+              <w:spacing w:after="40"/>
+            </w:pPr>
+            <w:r>
+              <w:rPr>
+                <w:b/>
+                <w:bCs/>
+              </w:rPr>
+              <w:t xml:space="preserve">Actors</w:t>
+            </w:r>
+          </w:p>
+        </w:tc>
+      </w:tr>
+      <w:tr>
+        <w:tc>
+          <w:p>
+            <w:pPr>
+              <w:spacing w:after="40"/>
+            </w:pPr>
+            <w:r>
+              <w:t xml:space="preserve">skill:migration-report</w:t>
+            </w:r>
+          </w:p>
+        </w:tc>
+        <w:tc>
+          <w:p>
+            <w:pPr>
+              <w:spacing w:after="40"/>
+            </w:pPr>
+            <w:r>
+              <w:t xml:space="preserve">skill:migrate</w:t>
+            </w:r>
+          </w:p>
+        </w:tc>
+      </w:tr>
+      <w:tr>
+        <w:tc>
+          <w:p>
+            <w:pPr>
+              <w:spacing w:after="40"/>
+            </w:pPr>
+            <w:r>
+              <w:t xml:space="preserve">skill:verify-migration</w:t>
+            </w:r>
+          </w:p>
+        </w:tc>
+        <w:tc>
+          <w:p>
+            <w:pPr>
+              <w:spacing w:after="40"/>
+            </w:pPr>
+            <w:r>
+              <w:t xml:space="preserve">skill:migrate</w:t>
+            </w:r>
+          </w:p>
+        </w:tc>
+      </w:tr>
+    </w:tbl>
+    <w:p>
+      <w:pPr>
+        <w:pStyle w:val="Heading2"/>
+        <w:spacing w:after="120" w:before="240"/>
+      </w:pPr>
+      <w:r>
+        <w:t xml:space="preserve">depends-on</w:t>
+      </w:r>
+    </w:p>
+    <w:tbl>
+      <w:tblPr>
+        <w:tblW w:type="pct" w:w="100%"/>
+        <w:tblBorders>
+          <w:top w:val="single" w:color="auto" w:sz="4"/>
+          <w:left w:val="single" w:color="auto" w:sz="4"/>
+          <w:bottom w:val="single" w:color="auto" w:sz="4"/>
+          <w:right w:val="single" w:color="auto" w:sz="4"/>
+          <w:insideH w:val="single" w:color="auto" w:sz="4"/>
+          <w:insideV w:val="single" w:color="auto" w:sz="4"/>
+        </w:tblBorders>
+      </w:tblPr>
+      <w:tblGrid>
+        <w:gridCol w:w="100"/>
+        <w:gridCol w:w="100"/>
+      </w:tblGrid>
+      <w:tr>
+        <w:tc>
+          <w:tcPr>
+            <w:shd w:fill="EEEEEE" w:color="EEEEEE" w:val="solid"/>
+          </w:tcPr>
+          <w:p>
+            <w:pPr>
+              <w:spacing w:after="40"/>
+            </w:pPr>
+            <w:r>
+              <w:rPr>
+                <w:b/>
+                <w:bCs/>
+              </w:rPr>
+              <w:t xml:space="preserve">Target</w:t>
+            </w:r>
+          </w:p>
+        </w:tc>
+        <w:tc>
+          <w:tcPr>
+            <w:shd w:fill="EEEEEE" w:color="EEEEEE" w:val="solid"/>
+          </w:tcPr>
+          <w:p>
+            <w:pPr>
+              <w:spacing w:after="40"/>
+            </w:pPr>
+            <w:r>
+              <w:rPr>
+                <w:b/>
+                <w:bCs/>
+              </w:rPr>
+              <w:t xml:space="preserve">Actors</w:t>
+            </w:r>
+          </w:p>
+        </w:tc>
+      </w:tr>
+      <w:tr>
+        <w:tc>
+          <w:p>
+            <w:pPr>
+              <w:spacing w:after="40"/>
+            </w:pPr>
+            <w:r>
               <w:t xml:space="preserve">docx</w:t>
             </w:r>
           </w:p>
@@ -15799,7 +18654,7 @@
               <w:spacing w:after="40"/>
             </w:pPr>
             <w:r>
-              <w:t xml:space="preserve">vibe-reporter, vibe-toolkit-doc</w:t>
+              <w:t xml:space="preserve">vibe-reporter, vibe-toolkit-doc, vibe-fleet</w:t>
             </w:r>
           </w:p>
         </w:tc>
@@ -16496,7 +19351,7 @@
         <w:spacing w:after="120" w:before="240"/>
       </w:pPr>
       <w:r>
-        <w:t xml:space="preserve">docs/SYSTEM.docx (this document)</w:t>
+        <w:t xml:space="preserve">fleet.config.json</w:t>
       </w:r>
     </w:p>
     <w:p>
@@ -16520,7 +19375,7 @@
         <w:spacing w:after="120"/>
       </w:pPr>
       <w:r>
-        <w:t xml:space="preserve">Never edit directly — regenerate via `node vibe-toolkit-doc/index.js`. Edits to the model live in vibe-toolkit-doc/lib/system-model.js.</w:t>
+        <w:t xml:space="preserve">Hand-edits that break the schema cause every vibe-fleet command (except init) to fail with E_FLEET_SCHEMA_INVALID. Aliases must remain unique; paths must be absolute and contain vibe-history.json.</w:t>
       </w:r>
     </w:p>
     <w:p>
@@ -16549,6 +19404,305 @@
         <w:spacing w:after="60"/>
       </w:pPr>
       <w:r>
+        <w:t xml:space="preserve">vibe-fleet status/doctor/report/extract/verify all fail with E_FLEET_NOT_FOUND</w:t>
+      </w:r>
+    </w:p>
+    <w:p>
+      <w:pPr>
+        <w:spacing w:after="120"/>
+        <w:rPr>
+          <w:b/>
+          <w:bCs/>
+        </w:rPr>
+      </w:pPr>
+      <w:r>
+        <w:rPr>
+          <w:b/>
+          <w:bCs/>
+        </w:rPr>
+        <w:t xml:space="preserve">Critical invariants:</w:t>
+      </w:r>
+    </w:p>
+    <w:p>
+      <w:pPr>
+        <w:pStyle w:val="ListParagraph"/>
+        <w:numPr>
+          <w:ilvl w:val="0"/>
+          <w:numId w:val="1"/>
+        </w:numPr>
+        <w:spacing w:after="60"/>
+      </w:pPr>
+      <w:r>
+        <w:t xml:space="preserve">projects[].alias is unique</w:t>
+      </w:r>
+    </w:p>
+    <w:p>
+      <w:pPr>
+        <w:pStyle w:val="ListParagraph"/>
+        <w:numPr>
+          <w:ilvl w:val="0"/>
+          <w:numId w:val="1"/>
+        </w:numPr>
+        <w:spacing w:after="60"/>
+      </w:pPr>
+      <w:r>
+        <w:t xml:space="preserve">projects[].path is absolute</w:t>
+      </w:r>
+    </w:p>
+    <w:p>
+      <w:pPr>
+        <w:pStyle w:val="ListParagraph"/>
+        <w:numPr>
+          <w:ilvl w:val="0"/>
+          <w:numId w:val="1"/>
+        </w:numPr>
+        <w:spacing w:after="60"/>
+      </w:pPr>
+      <w:r>
+        <w:t xml:space="preserve">each path contains vibe-history.json (validated at register time)</w:t>
+      </w:r>
+    </w:p>
+    <w:p>
+      <w:pPr>
+        <w:pStyle w:val="Heading2"/>
+        <w:spacing w:after="120" w:before="240"/>
+      </w:pPr>
+      <w:r>
+        <w:t xml:space="preserve">vibe-fleet probe layer (lib/probe.js)</w:t>
+      </w:r>
+    </w:p>
+    <w:p>
+      <w:pPr>
+        <w:spacing w:after="120"/>
+        <w:rPr>
+          <w:b/>
+          <w:bCs/>
+        </w:rPr>
+      </w:pPr>
+      <w:r>
+        <w:rPr>
+          <w:b/>
+          <w:bCs/>
+        </w:rPr>
+        <w:t xml:space="preserve">If modified:</w:t>
+      </w:r>
+    </w:p>
+    <w:p>
+      <w:pPr>
+        <w:spacing w:after="120"/>
+      </w:pPr>
+      <w:r>
+        <w:t xml:space="preserve">Every fleet command depends on probeProject(). Bugs here propagate to status, doctor, and report simultaneously.</w:t>
+      </w:r>
+    </w:p>
+    <w:p>
+      <w:pPr>
+        <w:spacing w:after="120"/>
+        <w:rPr>
+          <w:b/>
+          <w:bCs/>
+        </w:rPr>
+      </w:pPr>
+      <w:r>
+        <w:rPr>
+          <w:b/>
+          <w:bCs/>
+        </w:rPr>
+        <w:t xml:space="preserve">Breaks if removed:</w:t>
+      </w:r>
+    </w:p>
+    <w:p>
+      <w:pPr>
+        <w:pStyle w:val="ListParagraph"/>
+        <w:numPr>
+          <w:ilvl w:val="0"/>
+          <w:numId w:val="1"/>
+        </w:numPr>
+        <w:spacing w:after="60"/>
+      </w:pPr>
+      <w:r>
+        <w:t xml:space="preserve">Fleet operations entirely; the registry remains intact but no health classification is possible</w:t>
+      </w:r>
+    </w:p>
+    <w:p>
+      <w:pPr>
+        <w:spacing w:after="120"/>
+        <w:rPr>
+          <w:b/>
+          <w:bCs/>
+        </w:rPr>
+      </w:pPr>
+      <w:r>
+        <w:rPr>
+          <w:b/>
+          <w:bCs/>
+        </w:rPr>
+        <w:t xml:space="preserve">Critical invariants:</w:t>
+      </w:r>
+    </w:p>
+    <w:p>
+      <w:pPr>
+        <w:pStyle w:val="ListParagraph"/>
+        <w:numPr>
+          <w:ilvl w:val="0"/>
+          <w:numId w:val="1"/>
+        </w:numPr>
+        <w:spacing w:after="60"/>
+      </w:pPr>
+      <w:r>
+        <w:t xml:space="preserve">Probe NEVER takes a project lock — fleet ops are read-only across many projects; locking would create false-positive conflicts</w:t>
+      </w:r>
+    </w:p>
+    <w:p>
+      <w:pPr>
+        <w:pStyle w:val="Heading2"/>
+        <w:spacing w:after="120" w:before="240"/>
+      </w:pPr>
+      <w:r>
+        <w:t xml:space="preserve">vibe-patterns/ directory</w:t>
+      </w:r>
+    </w:p>
+    <w:p>
+      <w:pPr>
+        <w:spacing w:after="120"/>
+        <w:rPr>
+          <w:b/>
+          <w:bCs/>
+        </w:rPr>
+      </w:pPr>
+      <w:r>
+        <w:rPr>
+          <w:b/>
+          <w:bCs/>
+        </w:rPr>
+        <w:t xml:space="preserve">If modified:</w:t>
+      </w:r>
+    </w:p>
+    <w:p>
+      <w:pPr>
+        <w:spacing w:after="120"/>
+      </w:pPr>
+      <w:r>
+        <w:t xml:space="preserve">Each pattern is independent; a broken JSON file only affects projects that try to inherit it. Bad patterns surface during /migrate Mode A as JSON-parse errors with the file path.</w:t>
+      </w:r>
+    </w:p>
+    <w:p>
+      <w:pPr>
+        <w:spacing w:after="120"/>
+        <w:rPr>
+          <w:b/>
+          <w:bCs/>
+        </w:rPr>
+      </w:pPr>
+      <w:r>
+        <w:rPr>
+          <w:b/>
+          <w:bCs/>
+        </w:rPr>
+        <w:t xml:space="preserve">Breaks if removed:</w:t>
+      </w:r>
+    </w:p>
+    <w:p>
+      <w:pPr>
+        <w:pStyle w:val="ListParagraph"/>
+        <w:numPr>
+          <w:ilvl w:val="0"/>
+          <w:numId w:val="1"/>
+        </w:numPr>
+        <w:spacing w:after="60"/>
+      </w:pPr>
+      <w:r>
+        <w:t xml:space="preserve">No automatic inheritance — new migrations re-discover field mappings, connectors, ADRs from scratch. /migrate still works, just slower.</w:t>
+      </w:r>
+    </w:p>
+    <w:p>
+      <w:pPr>
+        <w:spacing w:after="120"/>
+        <w:rPr>
+          <w:b/>
+          <w:bCs/>
+        </w:rPr>
+      </w:pPr>
+      <w:r>
+        <w:rPr>
+          <w:b/>
+          <w:bCs/>
+        </w:rPr>
+        <w:t xml:space="preserve">Critical invariants:</w:t>
+      </w:r>
+    </w:p>
+    <w:p>
+      <w:pPr>
+        <w:pStyle w:val="ListParagraph"/>
+        <w:numPr>
+          <w:ilvl w:val="0"/>
+          <w:numId w:val="1"/>
+        </w:numPr>
+        <w:spacing w:after="60"/>
+      </w:pPr>
+      <w:r>
+        <w:t xml:space="preserve">NEVER store secrets — connection IDs are project-public; auth tokens/passwords/customer data are not</w:t>
+      </w:r>
+    </w:p>
+    <w:p>
+      <w:pPr>
+        <w:pStyle w:val="Heading2"/>
+        <w:spacing w:after="120" w:before="240"/>
+      </w:pPr>
+      <w:r>
+        <w:t xml:space="preserve">docs/SYSTEM.docx (this document)</w:t>
+      </w:r>
+    </w:p>
+    <w:p>
+      <w:pPr>
+        <w:spacing w:after="120"/>
+        <w:rPr>
+          <w:b/>
+          <w:bCs/>
+        </w:rPr>
+      </w:pPr>
+      <w:r>
+        <w:rPr>
+          <w:b/>
+          <w:bCs/>
+        </w:rPr>
+        <w:t xml:space="preserve">If modified:</w:t>
+      </w:r>
+    </w:p>
+    <w:p>
+      <w:pPr>
+        <w:spacing w:after="120"/>
+      </w:pPr>
+      <w:r>
+        <w:t xml:space="preserve">Never edit directly — regenerate via `node vibe-toolkit-doc/index.js`. Edits to the model live in vibe-toolkit-doc/lib/system-model.js.</w:t>
+      </w:r>
+    </w:p>
+    <w:p>
+      <w:pPr>
+        <w:spacing w:after="120"/>
+        <w:rPr>
+          <w:b/>
+          <w:bCs/>
+        </w:rPr>
+      </w:pPr>
+      <w:r>
+        <w:rPr>
+          <w:b/>
+          <w:bCs/>
+        </w:rPr>
+        <w:t xml:space="preserve">Breaks if removed:</w:t>
+      </w:r>
+    </w:p>
+    <w:p>
+      <w:pPr>
+        <w:pStyle w:val="ListParagraph"/>
+        <w:numPr>
+          <w:ilvl w:val="0"/>
+          <w:numId w:val="1"/>
+        </w:numPr>
+        <w:spacing w:after="60"/>
+      </w:pPr>
+      <w:r>
         <w:t xml:space="preserve">AI agents lose the structured Solution Graph reference; new contributors lose the architectural overview</w:t>
       </w:r>
     </w:p>
@@ -16562,7 +19716,7 @@
           <w:i/>
           <w:iCs/>
         </w:rPr>
-        <w:t xml:space="preserve">Generated by vibe-toolkit-doc at 2026-05-17 09:10:37 UTC.</w:t>
+        <w:t xml:space="preserve">Generated by vibe-toolkit-doc at 2026-05-17 14:51:43 UTC.</w:t>
       </w:r>
     </w:p>
     <w:p>
